--- a/docs/NSM_shear_manual_CN.docx
+++ b/docs/NSM_shear_manual_CN.docx
@@ -7,7 +7,7 @@
         <w:pStyle w:val="Title"/>
       </w:pPr>
       <w:r>
-        <w:t>NSM 抗剪疲劳模型</w:t>
+        <w:t>原20文件逐文件简化版</w:t>
       </w:r>
     </w:p>
     <w:p>
@@ -15,25 +15,794 @@
         <w:pStyle w:val="Subtitle"/>
       </w:pPr>
       <w:r>
-        <w:t>MATLAB代码重组与使用说明｜中文版</w:t>
+        <w:t>中文版 v2｜保留文件名与调用接口｜未合并为13文件</w:t>
       </w:r>
     </w:p>
     <w:p>
+      <w:pPr/>
       <w:r>
-        <w:t>交付版本 1.0</w:t>
-        <w:br/>
-        <w:t>20个原始文件 → 13个运行文件</w:t>
-        <w:br/>
-        <w:t>23个抗弯参考文件 → 结构与疲劳计数借鉴</w:t>
-        <w:br/>
-        <w:t>2篇抗剪论文 → 力平衡和机制依据</w:t>
+        <w:t>本版从用户原始20文件出发，不沿用上一版13文件重组。文件名、主要函数接口和原参数字段名保持不变；没有增加第21个MATLAB源文件。</w:t>
+      </w:r>
+    </w:p>
+    <w:p>
+      <w:pPr>
+        <w:pStyle w:val="Heading1"/>
+      </w:pPr>
+      <w:r>
+        <w:t>新手怎么运行</w:t>
+      </w:r>
+    </w:p>
+    <w:p>
+      <w:pPr/>
+      <w:r>
+        <w:t>1. 下载本版后，仅把 code20 加入MATLAB路径。不要与旧13文件或原始20文件同时加入路径。</w:t>
+      </w:r>
+    </w:p>
+    <w:p>
+      <w:pPr/>
+      <w:r>
+        <w:t>2. 修改 cc19_parameters.m 的参数值。保留 p.width 这一原参数接口，避免20个文件全部改名。</w:t>
+      </w:r>
+    </w:p>
+    <w:p>
+      <w:pPr/>
+      <w:r>
+        <w:t>3. 第一次或修改公式后先运行 report = verify_2019();。</w:t>
+      </w:r>
+    </w:p>
+    <w:p>
+      <w:pPr/>
+      <w:r>
+        <w:t>4. 运行 main_2019。默认只算条材；将kind改为rod可算杆材。</w:t>
+      </w:r>
+    </w:p>
+    <w:p>
+      <w:pPr/>
+      <w:r>
+        <w:t>5. 调试时可在main中设置 options.Nmax=100、options.makePlots=false。</w:t>
+      </w:r>
+    </w:p>
+    <w:p>
+      <w:pPr/>
+      <w:r>
+        <w:t>6. 结果在out和out.parameters.outputDir中；默认目录名为 results_20_NSM_shear_strip。</w:t>
+      </w:r>
+    </w:p>
+    <w:p>
+      <w:pPr/>
+      <w:r>
+        <w:t>也可以逐步调用：</w:t>
+      </w:r>
+    </w:p>
+    <w:p>
+      <w:pPr>
+        <w:pStyle w:val="NoSpacing"/>
+      </w:pPr>
+      <w:r>
+        <w:t>p = cc19_parameters('strip');</w:t>
+      </w:r>
+    </w:p>
+    <w:p>
+      <w:pPr>
+        <w:pStyle w:val="NoSpacing"/>
+      </w:pPr>
+      <w:r>
+        <w:t>p.Qmax = 180000; % N；总加载力，剪跨内V=Q/2</w:t>
+      </w:r>
+    </w:p>
+    <w:p>
+      <w:pPr>
+        <w:pStyle w:val="NoSpacing"/>
+      </w:pPr>
+      <w:r>
+        <w:t>p.Nmax = 10000;</w:t>
+      </w:r>
+    </w:p>
+    <w:p>
+      <w:pPr>
+        <w:pStyle w:val="NoSpacing"/>
+      </w:pPr>
+      <w:r>
+        <w:t>out = cc19_run(p);</w:t>
+      </w:r>
+    </w:p>
+    <w:p>
+      <w:pPr>
+        <w:pStyle w:val="NoSpacing"/>
+      </w:pPr>
+      <w:r>
+        <w:t>cc19_export(out);</w:t>
+      </w:r>
+    </w:p>
+    <w:p>
+      <w:pPr/>
+      <w:r>
+        <w:t>改几何最好在参数文件修改。若通过ff19的overrides只覆盖shearSpan/depth，需同时明确给定thetaDeg；构造参数时的角度不会随事后的字段赋值自动刷新。</w:t>
+      </w:r>
+    </w:p>
+    <w:p>
+      <w:pPr>
+        <w:pStyle w:val="Heading1"/>
+      </w:pPr>
+      <w:r>
+        <w:t>相比上版，这次明确纠正什么</w:t>
+      </w:r>
+    </w:p>
+    <w:p>
+      <w:pPr/>
+      <w:r>
+        <w:t>- 使用原20文件，没有合并为13文件，也未采用上版重命名参数。</w:t>
+      </w:r>
+    </w:p>
+    <w:p>
+      <w:pPr/>
+      <w:r>
+        <w:t>- 2019抗剪论文式(2a)确实支持57.1−12.84(a/h)，并补齐式(2b)的25°分支。上版在缺少该文时改成固定28.21°不合适。</w:t>
+      </w:r>
+    </w:p>
+    <w:p>
+      <w:pPr/>
+      <w:r>
+        <w:t>- 疲劳论文式(2)：杆材0.1965，条材0.1985；激活阈值0.75deltaM。不同材料不再共用0.1965，杆材也不再默认0.70阈值。</w:t>
+      </w:r>
+    </w:p>
+    <w:p>
+      <w:pPr/>
+      <w:r>
+        <w:t>- 退化峰值负值取零，取消tauR人工下限。为避免峰值小于原残余时包络倒挂，使用有效残余min(tauR,tauM)；这部分是数值补充，不是原文新给出的标定定律。</w:t>
+      </w:r>
+    </w:p>
+    <w:p>
+      <w:pPr/>
+      <w:r>
+        <w:t>- 修复入口调用缺失cc19_plot及导出所需版本/来源字段不存在的问题；绘图放在原cc19_export文件内部。</w:t>
+      </w:r>
+    </w:p>
+    <w:p>
+      <w:pPr/>
+      <w:r>
+        <w:t>- main默认只运行一个算例，验证单独执行；原来的高荷载未加固对照可能初始无平衡，不能误当作文件没导出。</w:t>
+      </w:r>
+    </w:p>
+    <w:p>
+      <w:pPr/>
+      <w:r>
+        <w:t>- 一行一步、展开if/for、增加中文说明；普通for替换cellfun。保留必要非线性求解，不以删除收敛检查来追求短代码。</w:t>
+      </w:r>
+    </w:p>
+    <w:p>
+      <w:pPr>
+        <w:pStyle w:val="Heading1"/>
+      </w:pPr>
+      <w:r>
+        <w:t>图像与结果怎么读</w:t>
+      </w:r>
+    </w:p>
+    <w:p>
+      <w:pPr/>
+      <w:r>
+        <w:t>默认生成10张图：1整梁剪力/变形/误差历史；2初始采样承载路径；3真实交点几何；4滑移；5黏结应力；6FRP应变；7退化峰值；8局部循环数；9裂缝张开/滑移分布；10箍筋应力。无NSM、无箍筋或关闭承载扫描时会跳过不适用图，而不是创建假数据。</w:t>
+      </w:r>
+    </w:p>
+    <w:p>
+      <w:pPr/>
+      <w:r>
+        <w:t>局部图按“筋编号×锚固侧”分子图；横坐标是从裂缝到自由端的局部距离。每条曲线对应一个快照循环数，不把不同筋或两侧数据混连。</w:t>
+      </w:r>
+    </w:p>
+    <w:p>
+      <w:pPr/>
+      <w:r>
+        <w:t>Qmax固定时，峰值总剪力随循环基本水平是荷载控制下的平衡要求；N=0已经是首次加载平衡态，不是零荷载点。参考疲劳论文的横梁跨中挠度图不能直接拿来解释此处的裂缝q。未达到局部激活阈值的区域，曲线本来就可能近似重合；不能为了看起来像论文图而放大变形或调低阈值。</w:t>
+      </w:r>
+    </w:p>
+    <w:p>
+      <w:pPr/>
+      <w:r>
+        <w:t>MAT是本次完整out；history.csv有16列；NSM_fields_N*.csv、stirrups_N*.csv、crack_N*.csv保存完整场；NSM_failure_N*.csv和状态文件记录已失效筋。不同算例使用不同outputDir；以MAT中的out.snapshots为本次快照列表，避免复用目录时误读旧文件。</w:t>
+      </w:r>
+    </w:p>
+    <w:p>
+      <w:pPr>
+        <w:pStyle w:val="Heading1"/>
+      </w:pPr>
+      <w:r>
+        <w:t>理论边界（未被本次排版简化掩盖）</w:t>
+      </w:r>
+    </w:p>
+    <w:p>
+      <w:pPr/>
+      <w:r>
+        <w:t>2019抗剪论文：Chen &amp; Cheng, Single Crack–Based Model for FRP Shear-Strengthened RC Beams，DOI 10.1061/(ASCE)CC.1943-5614.0000953。论文通过PST、主应力、黏聚力与Green函数积分（式7）迭代求裂缝张开。本版原20文件并没有这套完整方程；仍沿用预设裂缝形状、滑移比、经验Vc和箍筋传递长度。不能称为该论文完整复现，也不能仅修改fc/Ec就认为它们已参与裂缝积分。</w:t>
+      </w:r>
+    </w:p>
+    <w:p>
+      <w:pPr/>
+      <w:r>
+        <w:t>疲劳论文：Chen et al., Modeling NSM FRP strengthened RC beams under fatigue due to IC-debonding，International Journal of Fatigue 126 (2019) 174–187，DOI 10.1016/j.ijfatigue.2019.04.039。式2和局部计数用于参考，但它验证的是抗弯IC脱黏；弯矩、曲率、Pe/Ps、挠度放大与其寿命结论不能直接转成抗剪试验结论。</w:t>
+      </w:r>
+    </w:p>
+    <w:p>
+      <w:pPr/>
+      <w:r>
+        <w:t>本次只在原代码范围内做可读性简化、明确论文依据的参数修正及输出修复；没有偷偷替换Vc或声称已补齐PST/Green函数。后续若要求严格复现2019抗剪模型，需要单独补充这部分理论实现并验证试验，不能靠排版或增加图张数完成。</w:t>
+      </w:r>
+    </w:p>
+    <w:p>
+      <w:pPr>
+        <w:pStyle w:val="Heading1"/>
+      </w:pPr>
+      <w:r>
+        <w:t>文件职责</w:t>
+      </w:r>
+    </w:p>
+    <w:p>
+      <w:pPr>
+        <w:pStyle w:val="Heading2"/>
+      </w:pPr>
+      <w:r>
+        <w:t>main_2019.m — 主驱动脚本</w:t>
+      </w:r>
+    </w:p>
+    <w:p>
+      <w:pPr/>
+      <w:r>
+        <w:t>接口：无输入；结果为工作区out。</w:t>
+      </w:r>
+    </w:p>
+    <w:p>
+      <w:pPr/>
+      <w:r>
+        <w:t>只选择kind和临时覆盖参数，运行一个算例。</w:t>
+      </w:r>
+    </w:p>
+    <w:p>
+      <w:pPr/>
+      <w:r>
+        <w:t>修改说明：新手先读此文件。去掉默认自动验证及高荷载未加固对照；验证改为单独运行。</w:t>
+      </w:r>
+    </w:p>
+    <w:p>
+      <w:pPr>
+        <w:pStyle w:val="Heading2"/>
+      </w:pPr>
+      <w:r>
+        <w:t>cc19_parameters.m — 参数集中定义</w:t>
+      </w:r>
+    </w:p>
+    <w:p>
+      <w:pPr/>
+      <w:r>
+        <w:t>接口：p=cc19_parameters('strip'或'rod')。</w:t>
+      </w:r>
+    </w:p>
+    <w:p>
+      <w:pPr/>
+      <w:r>
+        <w:t>定义几何、材料、黏结、疲劳、数值控制和输出开关。</w:t>
+      </w:r>
+    </w:p>
+    <w:p>
+      <w:pPr/>
+      <w:r>
+        <w:t>修改说明：最常修改的文件。恢复2019裂缝角分段来源；修正杆/条系数、激活阈值和单位。</w:t>
+      </w:r>
+    </w:p>
+    <w:p>
+      <w:pPr>
+        <w:pStyle w:val="Heading2"/>
+      </w:pPr>
+      <w:r>
+        <w:t>ff19.m — 计算入口</w:t>
+      </w:r>
+    </w:p>
+    <w:p>
+      <w:pPr/>
+      <w:r>
+        <w:t>接口：out=ff19(kind,overrides)。</w:t>
+      </w:r>
+    </w:p>
+    <w:p>
+      <w:pPr/>
+      <w:r>
+        <w:t>读取p，将overrides覆盖到同名字段，计算并调用原有导出文件。</w:t>
+      </w:r>
+    </w:p>
+    <w:p>
+      <w:pPr/>
+      <w:r>
+        <w:t>修改说明：修复调用未提供cc19_plot的问题；绘图函数放在cc19_export内部，未加第21个.m文件。</w:t>
+      </w:r>
+    </w:p>
+    <w:p>
+      <w:pPr>
+        <w:pStyle w:val="Heading2"/>
+      </w:pPr>
+      <w:r>
+        <w:t>cc19_validate.m — 检查与交点几何</w:t>
+      </w:r>
+    </w:p>
+    <w:p>
+      <w:pPr/>
+      <w:r>
+        <w:t>接口：p=cc19_validate(p)。</w:t>
+      </w:r>
+    </w:p>
+    <w:p>
+      <w:pPr/>
+      <w:r>
+        <w:t>检查参数范围；计算裂缝与NSM/箍筋的真实交点、两侧锚固长度。</w:t>
+      </w:r>
+    </w:p>
+    <w:p>
+      <w:pPr/>
+      <w:r>
+        <w:t>修改说明：保留原算法；展开判断与循环并解释参数名单。通常只需检查报错对应的参数。</w:t>
+      </w:r>
+    </w:p>
+    <w:p>
+      <w:pPr>
+        <w:pStyle w:val="Heading2"/>
+      </w:pPr>
+      <w:r>
+        <w:t>cc19_load.m — 四点加载内力</w:t>
+      </w:r>
+    </w:p>
+    <w:p>
+      <w:pPr/>
+      <w:r>
+        <w:t>接口：[M,V]=cc19_load(p,x,Q)。</w:t>
+      </w:r>
+    </w:p>
+    <w:p>
+      <w:pPr/>
+      <w:r>
+        <w:t>返回给定x处弯矩和剪力。Q为两加载点总力，剪跨内V=Q/2。</w:t>
+      </w:r>
+    </w:p>
+    <w:p>
+      <w:pPr/>
+      <w:r>
+        <w:t>修改说明：保留原文件及接口。当前主求解链未调用此模块，不为凑数量另加新模块。</w:t>
+      </w:r>
+    </w:p>
+    <w:p>
+      <w:pPr>
+        <w:pStyle w:val="Heading2"/>
+      </w:pPr>
+      <w:r>
+        <w:t>cc19_mesh.m — 局部锚固网格</w:t>
+      </w:r>
+    </w:p>
+    <w:p>
+      <w:pPr/>
+      <w:r>
+        <w:t>接口：[x,weights]=cc19_mesh(p,L)。</w:t>
+      </w:r>
+    </w:p>
+    <w:p>
+      <w:pPr/>
+      <w:r>
+        <w:t>均匀划分单侧锚固长度L，并提供梯形积分权重。</w:t>
+      </w:r>
+    </w:p>
+    <w:p>
+      <w:pPr/>
+      <w:r>
+        <w:t>修改说明：原文件保留；x=0在裂缝处，x=L在自由端。</w:t>
+      </w:r>
+    </w:p>
+    <w:p>
+      <w:pPr>
+        <w:pStyle w:val="Heading2"/>
+      </w:pPr>
+      <w:r>
+        <w:t>cc19_curvature_integrals.m — 裂缝运动学</w:t>
+      </w:r>
+    </w:p>
+    <w:p>
+      <w:pPr/>
+      <w:r>
+        <w:t>接口：k=cc19_curvature_integrals(p,q)。</w:t>
+      </w:r>
+    </w:p>
+    <w:p>
+      <w:pPr/>
+      <w:r>
+        <w:t>由q求法向张开w、切向滑移v及其沿裂缝分布。</w:t>
+      </w:r>
+    </w:p>
+    <w:p>
+      <w:pPr/>
+      <w:r>
+        <w:t>修改说明：沿用原文件名，但明确这里不计算梁曲率或跨中挠度；当前裂缝形状仍为预设。</w:t>
+      </w:r>
+    </w:p>
+    <w:p>
+      <w:pPr>
+        <w:pStyle w:val="Heading2"/>
+      </w:pPr>
+      <w:r>
+        <w:t>cc19_propagate.m — 黏结分段包络</w:t>
+      </w:r>
+    </w:p>
+    <w:p>
+      <w:pPr/>
+      <w:r>
+        <w:t>接口：[tau,k,zone]=cc19_propagate(p,sMax,tauM)。</w:t>
+      </w:r>
+    </w:p>
+    <w:p>
+      <w:pPr/>
+      <w:r>
+        <w:t>计算最大历史滑移对应的应力、割线刚度及弹性/软化/残余区号。</w:t>
+      </w:r>
+    </w:p>
+    <w:p>
+      <w:pPr/>
+      <w:r>
+        <w:t>修改说明：取消峰值至少等于tauR的人工下限。峰值低于残余值时，取有效残余=min(tauR,tauM)，防止包络倒挂；此项是数值补充。</w:t>
+      </w:r>
+    </w:p>
+    <w:p>
+      <w:pPr>
+        <w:pStyle w:val="Heading2"/>
+      </w:pPr>
+      <w:r>
+        <w:t>cc19_strength.m — 局部疲劳峰值</w:t>
+      </w:r>
+    </w:p>
+    <w:p>
+      <w:pPr/>
+      <w:r>
+        <w:t>接口：tauM=cc19_strength(p,localN)。</w:t>
+      </w:r>
+    </w:p>
+    <w:p>
+      <w:pPr/>
+      <w:r>
+        <w:t>按局部已激活循环数及疲劳论文式(2)更新节点峰值强度。</w:t>
+      </w:r>
+    </w:p>
+    <w:p>
+      <w:pPr/>
+      <w:r>
+        <w:t>修改说明：杆材k=0.1965，条材k=0.1985；负峰值取零。无退化龄期和首龄期使用初始峰值。</w:t>
+      </w:r>
+    </w:p>
+    <w:p>
+      <w:pPr>
+        <w:pStyle w:val="Heading2"/>
+      </w:pPr>
+      <w:r>
+        <w:t>cc19_hard.m — 两侧锚固求解</w:t>
+      </w:r>
+    </w:p>
+    <w:p>
+      <w:pPr/>
+      <w:r>
+        <w:t>接口：a=cc19_hard(p,delta,L1,L2,hist1,hist2,tm1,tm2,unload)。</w:t>
+      </w:r>
+    </w:p>
+    <w:p>
+      <w:pPr/>
+      <w:r>
+        <w:t>满足T左=T右、s左+s右=delta及两自由端轴力为零；输出每侧局部场。</w:t>
+      </w:r>
+    </w:p>
+    <w:p>
+      <w:pPr/>
+      <w:r>
+        <w:t>修改说明：保留必要的稀疏求解和Newton回退，仅展开写法、解释装配并改清晰的局部变量名；切线与有效残余保持一致。</w:t>
+      </w:r>
+    </w:p>
+    <w:p>
+      <w:pPr>
+        <w:pStyle w:val="Heading2"/>
+      </w:pPr>
+      <w:r>
+        <w:t>cc19_trial.m — 给定位移试算</w:t>
+      </w:r>
+    </w:p>
+    <w:p>
+      <w:pPr/>
+      <w:r>
+        <w:t>接口：st=cc19_trial(p,q,memory,unload)。</w:t>
+      </w:r>
+    </w:p>
+    <w:p>
+      <w:pPr/>
+      <w:r>
+        <w:t>分别求Vc、Vs和Vnsm，再求总剪力；在候选历史中记录单筋失效。</w:t>
+      </w:r>
+    </w:p>
+    <w:p>
+      <w:pPr/>
+      <w:r>
+        <w:t>修改说明：保留原经验Vc和箍筋传递关系，明确不等于2019完整PST求解；增加局部力残差检查。</w:t>
+      </w:r>
+    </w:p>
+    <w:p>
+      <w:pPr>
+        <w:pStyle w:val="Heading2"/>
+      </w:pPr>
+      <w:r>
+        <w:t>cc19_state.m — 整梁平衡求根</w:t>
+      </w:r>
+    </w:p>
+    <w:p>
+      <w:pPr/>
+      <w:r>
+        <w:t>接口：[st,info]=cc19_state(p,memory,Vtarget,previousQ,unload)。</w:t>
+      </w:r>
+    </w:p>
+    <w:p>
+      <w:pPr/>
+      <w:r>
+        <w:t>扫描q的上升支区间，再二分求满足目标剪力的根。</w:t>
+      </w:r>
+    </w:p>
+    <w:p>
+      <w:pPr/>
+      <w:r>
+        <w:t>修改说明：保留原方法，局部变量改为trialOpenings、previousError等；区分数值失败、分支限制和域内无平衡。</w:t>
+      </w:r>
+    </w:p>
+    <w:p>
+      <w:pPr>
+        <w:pStyle w:val="Heading2"/>
+      </w:pPr>
+      <w:r>
+        <w:t>cc19_active.m — 局部疲劳激活</w:t>
+      </w:r>
+    </w:p>
+    <w:p>
+      <w:pPr/>
+      <w:r>
+        <w:t>接口：[active,amplitude]=cc19_active(p,peak,low,memory)。</w:t>
+      </w:r>
+    </w:p>
+    <w:p>
+      <w:pPr/>
+      <w:r>
+        <w:t>逐根逐侧检查滑移阈值及峰谷滑移幅；零幅不得计疲劳循环。</w:t>
+      </w:r>
+    </w:p>
+    <w:p>
+      <w:pPr/>
+      <w:r>
+        <w:t>修改说明：保留原双侧独立计数；新默认阈值统一为0.75deltaM。</w:t>
+      </w:r>
+    </w:p>
+    <w:p>
+      <w:pPr>
+        <w:pStyle w:val="Heading2"/>
+      </w:pPr>
+      <w:r>
+        <w:t>cc19_run.m — 疲劳循环主链</w:t>
+      </w:r>
+    </w:p>
+    <w:p>
+      <w:pPr/>
+      <w:r>
+        <w:t>接口：out=cc19_run(p)。</w:t>
+      </w:r>
+    </w:p>
+    <w:p>
+      <w:pPr/>
+      <w:r>
+        <w:t>峰谷平衡→活跃节点→候选损伤→自适应循环块→成功后提交历史。</w:t>
+      </w:r>
+    </w:p>
+    <w:p>
+      <w:pPr/>
+      <w:r>
+        <w:t>修改说明：保持接口和数值流程。用普通for替代匿名cellfun，展开语句，约每10%输出进度。</w:t>
+      </w:r>
+    </w:p>
+    <w:p>
+      <w:pPr>
+        <w:pStyle w:val="Heading2"/>
+      </w:pPr>
+      <w:r>
+        <w:t>cc19_critical.m — 初始承载路径扫描</w:t>
+      </w:r>
+    </w:p>
+    <w:p>
+      <w:pPr/>
+      <w:r>
+        <w:t>接口：capacity=cc19_critical(p,memory)。</w:t>
+      </w:r>
+    </w:p>
+    <w:p>
+      <w:pPr/>
+      <w:r>
+        <w:t>记录q、V、Vc、Vs和Vnsm的有限域采样路径。</w:t>
+      </w:r>
+    </w:p>
+    <w:p>
+      <w:pPr/>
+      <w:r>
+        <w:t>修改说明：仅用于诊断；不是严格全局承载力，也不是论文试验预测值。</w:t>
+      </w:r>
+    </w:p>
+    <w:p>
+      <w:pPr>
+        <w:pStyle w:val="Heading2"/>
+      </w:pPr>
+      <w:r>
+        <w:t>cc19_sample.m — 局部场快照</w:t>
+      </w:r>
+    </w:p>
+    <w:p>
+      <w:pPr/>
+      <w:r>
+        <w:t>接口：field=cc19_sample(p,st,memory)。</w:t>
+      </w:r>
+    </w:p>
+    <w:p>
+      <w:pPr/>
+      <w:r>
+        <w:t>整理每根筋、每侧锚固、每节点的滑移、应力、应变和局部龄期。</w:t>
+      </w:r>
+    </w:p>
+    <w:p>
+      <w:pPr/>
+      <w:r>
+        <w:t>修改说明：保留编号和坐标。已失效筋没有当前局部场时，由单独失效表补充，不能按缺行当成未失效。</w:t>
+      </w:r>
+    </w:p>
+    <w:p>
+      <w:pPr>
+        <w:pStyle w:val="Heading2"/>
+      </w:pPr>
+      <w:r>
+        <w:t>cc19_shearforce.m — 桁架参考值</w:t>
+      </w:r>
+    </w:p>
+    <w:p>
+      <w:pPr/>
+      <w:r>
+        <w:t>接口：reference=cc19_shearforce(p,st)。</w:t>
+      </w:r>
+    </w:p>
+    <w:p>
+      <w:pPr/>
+      <w:r>
+        <w:t>计算均匀应变桁架公式对照，并列出实际离散交点求和。</w:t>
+      </w:r>
+    </w:p>
+    <w:p>
+      <w:pPr/>
+      <w:r>
+        <w:t>修改说明：参考值不控制状态；实际逐根计数后不再重复乘d/s。</w:t>
+      </w:r>
+    </w:p>
+    <w:p>
+      <w:pPr>
+        <w:pStyle w:val="Heading2"/>
+      </w:pPr>
+      <w:r>
+        <w:t>cc19_paper_interpolation.m — 旧接口兼容</w:t>
+      </w:r>
+    </w:p>
+    <w:p>
+      <w:pPr/>
+      <w:r>
+        <w:t>接口：reference=cc19_paper_interpolation(p,st)。</w:t>
+      </w:r>
+    </w:p>
+    <w:p>
+      <w:pPr/>
+      <w:r>
+        <w:t>直接调用cc19_shearforce，保留原文件、原调用方式。</w:t>
+      </w:r>
+    </w:p>
+    <w:p>
+      <w:pPr/>
+      <w:r>
+        <w:t>修改说明：与前者原来内容完全重复；保留文件但不保留两份公式，避免改漏。</w:t>
+      </w:r>
+    </w:p>
+    <w:p>
+      <w:pPr>
+        <w:pStyle w:val="Heading2"/>
+      </w:pPr>
+      <w:r>
+        <w:t>cc19_export.m — 绘图及输出</w:t>
+      </w:r>
+    </w:p>
+    <w:p>
+      <w:pPr/>
+      <w:r>
+        <w:t>接口：figs=cc19_export(out,figs可省略)。</w:t>
+      </w:r>
+    </w:p>
+    <w:p>
+      <w:pPr/>
+      <w:r>
+        <w:t>导出MAT、CSV和状态；在该文件的局部函数中绘制全梁及逐根逐侧曲线。</w:t>
+      </w:r>
+    </w:p>
+    <w:p>
+      <w:pPr/>
+      <w:r>
+        <w:t>修改说明：补齐缺失绘图和元数据；默认10图。计算函数没有为绘图拆成更多.m文件。</w:t>
+      </w:r>
+    </w:p>
+    <w:p>
+      <w:pPr>
+        <w:pStyle w:val="Heading2"/>
+      </w:pPr>
+      <w:r>
+        <w:t>verify_2019.m — 独立验证</w:t>
+      </w:r>
+    </w:p>
+    <w:p>
+      <w:pPr/>
+      <w:r>
+        <w:t>接口：report=verify_2019()。</w:t>
+      </w:r>
+    </w:p>
+    <w:p>
+      <w:pPr/>
+      <w:r>
+        <w:t>锚固解析基准、峰谷平衡、局部退化、单筋退出、S-N接口及错误输入检查。</w:t>
+      </w:r>
+    </w:p>
+    <w:p>
+      <w:pPr/>
+      <w:r>
+        <w:t>修改说明：保留原测试，更新有意修正的论文系数/下限断言，新增低峰值与零峰值的包络检查。</w:t>
+      </w:r>
+    </w:p>
+    <w:p>
+      <w:pPr>
+        <w:pStyle w:val="Heading1"/>
+      </w:pPr>
+      <w:r>
+        <w:t>变量速查</w:t>
+      </w:r>
+    </w:p>
+    <w:p>
+      <w:pPr/>
+      <w:r>
+        <w:t>p：整套参数结构；q：裂缝竖向相对位移；memory：不可逆历史；peak/low：峰值/谷值平衡状态；st：一次试算状态；info：求解成功与原因；out：最终完整结果。保留这些原接口是为了不破坏20文件调用关系。</w:t>
+      </w:r>
+    </w:p>
+    <w:p>
+      <w:pPr/>
+      <w:r>
+        <w:t>先阅读main→parameters→ff19→run的主流程，再读trial和state；hard中的矩阵/迭代是数值求解细节，不要求新手一开始就重写。</w:t>
+      </w:r>
+    </w:p>
+    <w:p>
+      <w:pPr>
+        <w:pStyle w:val="Heading1"/>
+      </w:pPr>
+      <w:r>
+        <w:t>本次实际验证</w:t>
+      </w:r>
+    </w:p>
+    <w:p>
+      <w:pPr/>
+      <w:r>
+        <w:t>GNU Octave 10.3.0。默认main完成10000次，503行历史、6组快照、10张PNG；最大整梁力残差0.0496488563 N，最大局部力差1.71894499e-10 N。两次完整默认计算历史相同。以相同旧系数进行的短程回归，排版/局部变量名简化前后历史最大差0。条材、杆材、未加固、超载导出及低/零峰值黏结检查均已执行。未在商业MATLAB中复测，也未进行抗剪疲劳试验标定。</w:t>
+      </w:r>
+    </w:p>
+    <w:p>
+      <w:pPr>
+        <w:pStyle w:val="Heading1"/>
+      </w:pPr>
+      <w:r>
+        <w:t>实际输出示例</w:t>
       </w:r>
     </w:p>
     <w:p>
       <w:r>
         <w:drawing>
           <wp:inline xmlns:a="http://schemas.openxmlformats.org/drawingml/2006/main" xmlns:pic="http://schemas.openxmlformats.org/drawingml/2006/picture">
-            <wp:extent cx="6120000" cy="2448000"/>
+            <wp:extent cx="6120000" cy="4897763"/>
             <wp:docPr id="1" name="Picture 1"/>
             <wp:cNvGraphicFramePr>
               <a:graphicFrameLocks noChangeAspect="1"/>
@@ -42,7 +811,7 @@
               <a:graphicData uri="http://schemas.openxmlformats.org/drawingml/2006/picture">
                 <pic:pic>
                   <pic:nvPicPr>
-                    <pic:cNvPr id="0" name="geometry.png"/>
+                    <pic:cNvPr id="0" name="figure_01.png"/>
                     <pic:cNvPicPr/>
                   </pic:nvPicPr>
                   <pic:blipFill>
@@ -54,7 +823,7 @@
                   <pic:spPr>
                     <a:xfrm>
                       <a:off x="0" y="0"/>
-                      <a:ext cx="6120000" cy="2448000"/>
+                      <a:ext cx="6120000" cy="4897763"/>
                     </a:xfrm>
                     <a:prstGeom prst="rect"/>
                   </pic:spPr>
@@ -67,228 +836,14 @@
     </w:p>
     <w:p>
       <w:r>
-        <w:t>适用对象：用户原代码中的NSM条材/杆材、单条临界斜裂缝、对称四点加载。</w:t>
-        <w:br/>
-        <w:t>当前状态：已实际数值运行和回归验证；尚未进行抗剪疲劳试验标定，也未在商业MATLAB中复测。</w:t>
-      </w:r>
-    </w:p>
-    <w:p>
-      <w:r>
-        <w:br w:type="page"/>
-      </w:r>
-    </w:p>
-    <w:p>
-      <w:pPr>
-        <w:pStyle w:val="Heading1"/>
-      </w:pPr>
-      <w:r>
-        <w:t>1 交付内容与设计选择</w:t>
-      </w:r>
-    </w:p>
-    <w:p>
-      <w:r>
-        <w:t>参数和主驱动保持直观。parameters.m是脚本，其定义可以直接写con_width，不需要p.或函数输出；setup_model在自己的函数作用域执行此脚本，形成cfg供计算函数显式传递。函数局部变量不会自动共享，因此内部配置容器仍然必要。</w:t>
-      </w:r>
-    </w:p>
-    <w:p>
-      <w:pPr>
-        <w:pStyle w:val="ListBullet"/>
-      </w:pPr>
-      <w:r>
-        <w:t>原20文件中的cc19_shearforce与cc19_paper_interpolation完全重复，现合并为fatigue_run内的truss_reference，仅作对照，不参与真实离散力平衡。</w:t>
-      </w:r>
-    </w:p>
-    <w:p>
-      <w:pPr>
-        <w:pStyle w:val="ListBullet"/>
-      </w:pPr>
-      <w:r>
-        <w:t>cc19_load在原求解主链中未使用，现删除独立文件；对称四点加载的Q/2与剪跨抗弯上限检查保留在平衡逻辑中。</w:t>
-      </w:r>
-    </w:p>
-    <w:p>
-      <w:pPr>
-        <w:pStyle w:val="ListBullet"/>
-      </w:pPr>
-      <w:r>
-        <w:t>ff19调用的cc19_plot未提供，已实现为save_results内的plot_history。原导出依赖的codeVersion、sourceNotes字段缺失，已在setup_model补齐。</w:t>
-      </w:r>
-    </w:p>
-    <w:p>
-      <w:pPr>
-        <w:pStyle w:val="ListBullet"/>
-      </w:pPr>
-      <w:r>
-        <w:t>原裂缝角注释将57.1−12.84(a/h)标为“2019式2a”，与所附2022论文的式(2a)不符。现保留原默认数值28.21°，明确是待观测/标定值，修改几何时应重新给定角度。</w:t>
-      </w:r>
-    </w:p>
-    <w:p>
-      <w:pPr>
-        <w:pStyle w:val="ListBullet"/>
-      </w:pPr>
-      <w:r>
-        <w:t>VcPeak原注释为kN，但程序力单位是N；已修正为60000 N。混凝土增长和软化尺度单位为mm，不再笼统称为系数。</w:t>
-      </w:r>
-    </w:p>
-    <w:p>
-      <w:pPr>
-        <w:pStyle w:val="ListBullet"/>
-      </w:pPr>
-      <w:r>
-        <w:t>数值核心保留有限锚固、不可逆记忆、峰谷平衡和自适应循环块；合并文件并非将软化问题改成抗弯的Pe/Ps线性插值。新增测试和中文说明，总代码行数不以强行缩减为目标。</w:t>
-      </w:r>
-    </w:p>
-    <w:p>
-      <w:pPr>
-        <w:pStyle w:val="ListBullet"/>
-      </w:pPr>
-      <w:r>
-        <w:t>参数定义没有p.，其余函数使用cfg传递配置，避免global、assignin和依赖调用者工作区。setup_model中的eval仅读取who列出的本地变量名，不执行用户输入字符串。</w:t>
-      </w:r>
-    </w:p>
-    <w:p>
-      <w:pPr>
-        <w:pStyle w:val="Heading1"/>
-      </w:pPr>
-      <w:r>
-        <w:t>2 理论依据与建模边界</w:t>
-      </w:r>
-    </w:p>
-    <w:p>
-      <w:pPr>
-        <w:pStyle w:val="Heading2"/>
-      </w:pPr>
-      <w:r>
-        <w:t>论文一：2022，非2019</w:t>
-      </w:r>
-    </w:p>
-    <w:p>
-      <w:r>
-        <w:t>Chen et al., FRP Shear-Strengthened RC Beams: Re-examining the Shear-Crack Effect. J. Compos. Constr. 26(5):04022065. DOI 10.1061/(ASCE)CC.1943-5614.0001251。PDF第8–9页式(9a)–(9d)按裂缝交点应力分解Vs、Vf和Vc；第13–14页讨论裂缝形态及并非所有箍筋均屈服。用于本代码的离散交点、箍筋弹塑性与剪力分担原则，不提供本模型的疲劳寿命公式。</w:t>
-      </w:r>
-    </w:p>
-    <w:p>
-      <w:pPr>
-        <w:pStyle w:val="Heading2"/>
-      </w:pPr>
-      <w:r>
-        <w:t>论文二：2024，ECC-FRP体系</w:t>
-      </w:r>
-    </w:p>
-    <w:p>
-      <w:r>
-        <w:t>Chen et al., Shear Resisting Mechanisms of ECC FRP Strengthened RC Beams. J. Compos. Constr. 28(5):04024038. DOI 10.1061/JCCOF2.CCENG-4395。PDF第8–10页式(1)–(5)给出V=Vc+Vs+Vef及覆盖层沿裂缝法向/切向应力的竖向投影；第11页指出张开与滑移相互作用和预裂缝带来的误差。本版仍以用户原始NSM条/杆为对象，不把ECC连续覆盖层公式直接套到离散NSM上。</w:t>
-      </w:r>
-    </w:p>
-    <w:p>
-      <w:pPr>
-        <w:pStyle w:val="Heading2"/>
-      </w:pPr>
-      <w:r>
-        <w:t>本模型的力平衡</w:t>
-      </w:r>
-    </w:p>
-    <w:p>
-      <w:r>
-        <w:t>对称四点加载，Q为两个加载点的总荷载，剪跨Vtarget=Q/2。求解Vc(q,Dc)+ΣAsi·min(Es·εsi,fy)+nfaces·ΣTj·sin(αj)=Vtarget。只统计真正穿过临界裂缝的筋。stir_area是单道箍筋有效腿面积总和；nsm_faces只对单面NSM线的竖向分力乘一次。论文一的竖向FRP是该投影在α=90°时的特例。</w:t>
-      </w:r>
-    </w:p>
-    <w:p>
-      <w:pPr>
-        <w:pStyle w:val="Heading2"/>
-      </w:pPr>
-      <w:r>
-        <w:t>裂缝变形与FRP协调</w:t>
-      </w:r>
-    </w:p>
-    <w:p>
-      <w:r>
-        <w:t>设r=v/w，g(y)=(1-y/hc)^m，竖向位移q=(cosθ+r sinθ)w，故w=q/(cosθ+r sinθ)、v=r w。第j根NSM沿轴向的裂缝位移为δj=q·g(yj)·[sin(θ+αj)-r cos(θ+αj)]/(cosθ+r sinθ)。该几何投影由本代码坐标与运动学假设推得，并非宣称论文给出了这些闭合表达式。q、w、v均非梁跨中挠度。</w:t>
-      </w:r>
-    </w:p>
-    <w:p>
-      <w:pPr>
-        <w:pStyle w:val="Heading2"/>
-      </w:pPr>
-      <w:r>
-        <w:t>双侧有限锚固</w:t>
-      </w:r>
-    </w:p>
-    <w:p>
-      <w:r>
-        <w:t>每侧从裂缝向锚固末端取x，满足dT/dx=−u_f τ、ds/dx=−T/(Ef Af)；两侧自由末端T(L)=0，裂缝处T1(0)=T2(0)，s1(0)+s2(0)=δ。两侧长度分别由真实交点计算；不能只按较短侧任意截断另一侧。求解器输出力差和协调残差；线弹性解析基准为Ki=Ef Af λ tanh(λLi)，T=δ/(1/K1+1/K2)，λ²=u_f τ0/(δm Ef Af)。</w:t>
-      </w:r>
-    </w:p>
-    <w:p>
-      <w:pPr>
-        <w:pStyle w:val="Heading2"/>
-      </w:pPr>
-      <w:r>
-        <w:t>黏结分段与卸载</w:t>
-      </w:r>
-    </w:p>
-    <w:p>
-      <w:r>
-        <w:t>包络：s≤δm时τ=τm·s/δm；δm&lt;s≤δu时τ=τr+(τm−τr)(δu−s)/(δu−δm)；s&gt;δu时τ=τr。历史最大滑移决定割线刚度，卸载按该割线回到原点。本版不是具有残余滑移和捏拢效应的完整滞回模型。当某一锚固侧末端历史滑移达到δu，沿用原代码将该根NSM完全退出受力；这是附加失效规则，不能误解为残余段自动等于零。</w:t>
-      </w:r>
-    </w:p>
-    <w:p>
-      <w:pPr>
-        <w:pStyle w:val="Heading2"/>
-      </w:pPr>
-      <w:r>
-        <w:t>混凝土和箍筋的闭合假设</w:t>
-      </w:r>
-    </w:p>
-    <w:p>
-      <w:r>
-        <w:t>力平衡本身不足以唯一预测q，需要材料/运动学闭合。沿用Vc=A·(1−exp(−q/q0))·[ρ+(1−ρ)exp(−w/w0)]·(1−Dc)，其中A=con_V_peak并非实际曲线峰值；q0、w0单位为mm。箍筋εsi=q·g(yi)/steel_trans_len。上述关系、线性裂缝形状、r、传递长度均为用户原模型假设，需要试验标定；两篇论文主要从实测应变反算Vc，未提供这条Vc预测公式。</w:t>
-      </w:r>
-    </w:p>
-    <w:p>
-      <w:pPr>
-        <w:pStyle w:val="Heading2"/>
-      </w:pPr>
-      <w:r>
-        <w:t>疲劳推进：借鉴但不照搬抗弯</w:t>
-      </w:r>
-    </w:p>
-    <w:p>
-      <w:r>
-        <w:t>保留参考代码的局部计数思路与τm=max[τr,τ0(1−k log10(max(nlocal,1)))]。节点在最大历史滑移超过act_ratio·δm且峰谷滑移幅大于cyclic_slip_tol时激活；激活后只要幅值仍超阈值就继续累积局部循环数。此式目前仅通过激活门槛体现荷载幅影响，不含连续的幅值/均值/频率效应。0.1965、0.75/0.70只是继承默认值，必须用抗剪疲劳数据重新识别；cycle_step是数值步长，不是参考中的foc频率，也不引入挠度经验倍数。</w:t>
-      </w:r>
-    </w:p>
-    <w:p>
-      <w:pPr>
-        <w:pStyle w:val="Heading2"/>
-      </w:pPr>
-      <w:r>
-        <w:t>平衡层级的范围</w:t>
-      </w:r>
-    </w:p>
-    <w:p>
-      <w:r>
-        <w:t>本版求解剪跨竖向剪力平衡与NSM锚固轴向平衡，没有独立建立压区和纵筋截面的完整水平力、弯矩平衡。moment_limit只接受用户提供的抗弯上限，不是截面抗弯分析。因而这是受闭合假设约束的临界裂缝抗剪模型，不是完整梁有限元模型。</w:t>
-      </w:r>
-    </w:p>
-    <w:p>
-      <w:pPr>
-        <w:pStyle w:val="Heading2"/>
-      </w:pPr>
-      <w:r>
-        <w:t>可选S-N与失效解释</w:t>
-      </w:r>
-    </w:p>
-    <w:p>
-      <w:r>
-        <w:t>钢筋：Nf=Nref(Δσref/Δσ)^m，D+=ΔN/Nf，Δσ取实际相交箍筋峰谷应力范围。混凝土可选接口以峰谷q区间的Vc包络差除以con_width·steel_depth作为等效应力范围。两者默认Nref=Inf关闭，不自动推断材料S-N。单根脱黏/拉断/保护层限值触发后退出，该梁仍须重平衡；数值不收敛不等于物理破坏。无根仅表示指定q域内未找到允许上升支；采样承载曲线不是精确全局极值。</w:t>
+        <w:t>整梁历史：恒载总剪力基本水平；裂缝位移与平衡误差分开读。</w:t>
       </w:r>
     </w:p>
     <w:p>
       <w:r>
         <w:drawing>
           <wp:inline xmlns:a="http://schemas.openxmlformats.org/drawingml/2006/main" xmlns:pic="http://schemas.openxmlformats.org/drawingml/2006/picture">
-            <wp:extent cx="6120000" cy="2448000"/>
+            <wp:extent cx="6120000" cy="4283706"/>
             <wp:docPr id="2" name="Picture 2"/>
             <wp:cNvGraphicFramePr>
               <a:graphicFrameLocks noChangeAspect="1"/>
@@ -297,11 +852,11 @@
               <a:graphicData uri="http://schemas.openxmlformats.org/drawingml/2006/picture">
                 <pic:pic>
                   <pic:nvPicPr>
-                    <pic:cNvPr id="0" name="geometry.png"/>
+                    <pic:cNvPr id="0" name="figure_04.png"/>
                     <pic:cNvPicPr/>
                   </pic:nvPicPr>
                   <pic:blipFill>
-                    <a:blip r:embed="rId9"/>
+                    <a:blip r:embed="rId10"/>
                     <a:stretch>
                       <a:fillRect/>
                     </a:stretch>
@@ -309,7 +864,7 @@
                   <pic:spPr>
                     <a:xfrm>
                       <a:off x="0" y="0"/>
-                      <a:ext cx="6120000" cy="2448000"/>
+                      <a:ext cx="6120000" cy="4283706"/>
                     </a:xfrm>
                     <a:prstGeom prst="rect"/>
                   </pic:spPr>
@@ -322,7466 +877,14 @@
     </w:p>
     <w:p>
       <w:r>
-        <w:t>图1 默认剪跨几何。黄色点为相交NSM位置；虚线为实际相交箍筋，图中每道面积已包含有效腿数。</w:t>
-      </w:r>
-    </w:p>
-    <w:p>
-      <w:pPr>
-        <w:pStyle w:val="Heading1"/>
-      </w:pPr>
-      <w:r>
-        <w:t>3 调用顺序与使用方法</w:t>
+        <w:t>按每根筋和锚固侧区分的滑移场。</w:t>
       </w:r>
     </w:p>
     <w:p>
       <w:r>
-        <w:t>main → run_model → setup_model → fatigue_run</w:t>
-        <w:br/>
-        <w:t>fatigue_run → solve_equilibrium → section_response → solve_anchor → bond_law / bond_strength</w:t>
-        <w:br/>
-        <w:t>section_response → crack_kinematics；run_model → save_results</w:t>
-        <w:br/>
-        <w:t>verify_model独立运行，不嵌入main的每次计算。</w:t>
-      </w:r>
-    </w:p>
-    <w:p>
-      <w:r>
-        <w:t>1. 将code文件夹单独加入MATLAB路径，不与旧cc19或23个参考文件混放。</w:t>
-      </w:r>
-    </w:p>
-    <w:p>
-      <w:r>
-        <w:t>2. 修改parameters.m中的物理参数；kind默认strip。Q_max/Q_min为总荷载，使用N而非kN。</w:t>
-      </w:r>
-    </w:p>
-    <w:p>
-      <w:r>
-        <w:t>3. 运行report=verify_model()检查当前算法；它不会替代试验验证。</w:t>
-      </w:r>
-    </w:p>
-    <w:p>
-      <w:r>
-        <w:t>4. 运行main，或out=run_model('strip')。杆材用out=run_model('rod')。</w:t>
-      </w:r>
-    </w:p>
-    <w:p>
-      <w:r>
-        <w:t>5. 临时覆盖示例：out=run_model('strip',struct('Q_max',165000,'N_max',100,'plot_on',false));</w:t>
-      </w:r>
-    </w:p>
-    <w:p>
-      <w:r>
-        <w:t>6. 每个算例使用不同output_dir，避免旧快照文件与本次结果混淆；MAT结果的out.snapshots是本次快照的权威列表。</w:t>
-      </w:r>
-    </w:p>
-    <w:p>
-      <w:r>
-        <w:t>7. 比较算法或标定结果时固定参数、网格、循环步长、搜索域与软件版本，并保留生成的MAT与CSV。</w:t>
-      </w:r>
-    </w:p>
-    <w:p>
-      <w:pPr>
-        <w:pStyle w:val="Heading1"/>
-      </w:pPr>
-      <w:r>
-        <w:t>4 各文件接口与修改职责</w:t>
-      </w:r>
-    </w:p>
-    <w:tbl>
-      <w:tblPr>
-        <w:tblStyle w:val="LightShading-Accent1"/>
-        <w:tblW w:type="auto" w:w="0"/>
-        <w:tblLook w:firstColumn="1" w:firstRow="1" w:lastColumn="0" w:lastRow="0" w:noHBand="0" w:noVBand="1" w:val="04A0"/>
-      </w:tblPr>
-      <w:tblGrid>
-        <w:gridCol w:w="3324"/>
-        <w:gridCol w:w="3324"/>
-        <w:gridCol w:w="3324"/>
-      </w:tblGrid>
-      <w:tr>
-        <w:tc>
-          <w:tcPr>
-            <w:tcW w:type="dxa" w:w="3324"/>
-          </w:tcPr>
-          <w:p>
-            <w:r>
-              <w:t>文件</w:t>
-            </w:r>
-          </w:p>
-        </w:tc>
-        <w:tc>
-          <w:tcPr>
-            <w:tcW w:type="dxa" w:w="3324"/>
-          </w:tcPr>
-          <w:p>
-            <w:r>
-              <w:t>职责</w:t>
-            </w:r>
-          </w:p>
-        </w:tc>
-        <w:tc>
-          <w:tcPr>
-            <w:tcW w:type="dxa" w:w="3324"/>
-          </w:tcPr>
-          <w:p>
-            <w:r>
-              <w:t>何时修改</w:t>
-            </w:r>
-          </w:p>
-        </w:tc>
-      </w:tr>
-      <w:tr>
-        <w:tc>
-          <w:tcPr>
-            <w:tcW w:type="dxa" w:w="3324"/>
-          </w:tcPr>
-          <w:p>
-            <w:r>
-              <w:t>main.m</w:t>
-            </w:r>
-          </w:p>
-        </w:tc>
-        <w:tc>
-          <w:tcPr>
-            <w:tcW w:type="dxa" w:w="3324"/>
-          </w:tcPr>
-          <w:p>
-            <w:r>
-              <w:t>主驱动</w:t>
-            </w:r>
-          </w:p>
-        </w:tc>
-        <w:tc>
-          <w:tcPr>
-            <w:tcW w:type="dxa" w:w="3324"/>
-          </w:tcPr>
-          <w:p>
-            <w:r>
-              <w:t>kind / options；物理默认值仍在parameters.m</w:t>
-            </w:r>
-          </w:p>
-        </w:tc>
-      </w:tr>
-      <w:tr>
-        <w:tc>
-          <w:tcPr>
-            <w:tcW w:type="dxa" w:w="3324"/>
-          </w:tcPr>
-          <w:p>
-            <w:r>
-              <w:t>parameters.m</w:t>
-            </w:r>
-          </w:p>
-        </w:tc>
-        <w:tc>
-          <w:tcPr>
-            <w:tcW w:type="dxa" w:w="3324"/>
-          </w:tcPr>
-          <w:p>
-            <w:r>
-              <w:t>公共参数</w:t>
-            </w:r>
-          </w:p>
-        </w:tc>
-        <w:tc>
-          <w:tcPr>
-            <w:tcW w:type="dxa" w:w="3324"/>
-          </w:tcPr>
-          <w:p>
-            <w:r>
-              <w:t>几何尺寸、材料、荷载、循环数、经验闭合参数</w:t>
-            </w:r>
-          </w:p>
-        </w:tc>
-      </w:tr>
-      <w:tr>
-        <w:tc>
-          <w:tcPr>
-            <w:tcW w:type="dxa" w:w="3324"/>
-          </w:tcPr>
-          <w:p>
-            <w:r>
-              <w:t>run_model.m</w:t>
-            </w:r>
-          </w:p>
-        </w:tc>
-        <w:tc>
-          <w:tcPr>
-            <w:tcW w:type="dxa" w:w="3324"/>
-          </w:tcPr>
-          <w:p>
-            <w:r>
-              <w:t>统一入口</w:t>
-            </w:r>
-          </w:p>
-        </w:tc>
-        <w:tc>
-          <w:tcPr>
-            <w:tcW w:type="dxa" w:w="3324"/>
-          </w:tcPr>
-          <w:p>
-            <w:r>
-              <w:t>通常不用改；算例覆盖值从main传入</w:t>
-            </w:r>
-          </w:p>
-        </w:tc>
-      </w:tr>
-      <w:tr>
-        <w:tc>
-          <w:tcPr>
-            <w:tcW w:type="dxa" w:w="3324"/>
-          </w:tcPr>
-          <w:p>
-            <w:r>
-              <w:t>setup_model.m</w:t>
-            </w:r>
-          </w:p>
-        </w:tc>
-        <w:tc>
-          <w:tcPr>
-            <w:tcW w:type="dxa" w:w="3324"/>
-          </w:tcPr>
-          <w:p>
-            <w:r>
-              <w:t>校验与相交几何</w:t>
-            </w:r>
-          </w:p>
-        </w:tc>
-        <w:tc>
-          <w:tcPr>
-            <w:tcW w:type="dxa" w:w="3324"/>
-          </w:tcPr>
-          <w:p>
-            <w:r>
-              <w:t>新增几何方式、相交判据或参数合法性规则</w:t>
-            </w:r>
-          </w:p>
-        </w:tc>
-      </w:tr>
-      <w:tr>
-        <w:tc>
-          <w:tcPr>
-            <w:tcW w:type="dxa" w:w="3324"/>
-          </w:tcPr>
-          <w:p>
-            <w:r>
-              <w:t>crack_kinematics.m</w:t>
-            </w:r>
-          </w:p>
-        </w:tc>
-        <w:tc>
-          <w:tcPr>
-            <w:tcW w:type="dxa" w:w="3324"/>
-          </w:tcPr>
-          <w:p>
-            <w:r>
-              <w:t>裂缝变形协调</w:t>
-            </w:r>
-          </w:p>
-        </w:tc>
-        <w:tc>
-          <w:tcPr>
-            <w:tcW w:type="dxa" w:w="3324"/>
-          </w:tcPr>
-          <w:p>
-            <w:r>
-              <w:t>裂缝形状、张开滑移比例或运动学假设</w:t>
-            </w:r>
-          </w:p>
-        </w:tc>
-      </w:tr>
-      <w:tr>
-        <w:tc>
-          <w:tcPr>
-            <w:tcW w:type="dxa" w:w="3324"/>
-          </w:tcPr>
-          <w:p>
-            <w:r>
-              <w:t>bond_law.m</w:t>
-            </w:r>
-          </w:p>
-        </w:tc>
-        <w:tc>
-          <w:tcPr>
-            <w:tcW w:type="dxa" w:w="3324"/>
-          </w:tcPr>
-          <w:p>
-            <w:r>
-              <w:t>黏结本构</w:t>
-            </w:r>
-          </w:p>
-        </w:tc>
-        <w:tc>
-          <w:tcPr>
-            <w:tcW w:type="dxa" w:w="3324"/>
-          </w:tcPr>
-          <w:p>
-            <w:r>
-              <w:t>弹性/软化/残余分段本构</w:t>
-            </w:r>
-          </w:p>
-        </w:tc>
-      </w:tr>
-      <w:tr>
-        <w:tc>
-          <w:tcPr>
-            <w:tcW w:type="dxa" w:w="3324"/>
-          </w:tcPr>
-          <w:p>
-            <w:r>
-              <w:t>bond_strength.m</w:t>
-            </w:r>
-          </w:p>
-        </w:tc>
-        <w:tc>
-          <w:tcPr>
-            <w:tcW w:type="dxa" w:w="3324"/>
-          </w:tcPr>
-          <w:p>
-            <w:r>
-              <w:t>黏结疲劳退化</w:t>
-            </w:r>
-          </w:p>
-        </w:tc>
-        <w:tc>
-          <w:tcPr>
-            <w:tcW w:type="dxa" w:w="3324"/>
-          </w:tcPr>
-          <w:p>
-            <w:r>
-              <w:t>疲劳退化公式和其待标定系数</w:t>
-            </w:r>
-          </w:p>
-        </w:tc>
-      </w:tr>
-      <w:tr>
-        <w:tc>
-          <w:tcPr>
-            <w:tcW w:type="dxa" w:w="3324"/>
-          </w:tcPr>
-          <w:p>
-            <w:r>
-              <w:t>solve_anchor.m</w:t>
-            </w:r>
-          </w:p>
-        </w:tc>
-        <w:tc>
-          <w:tcPr>
-            <w:tcW w:type="dxa" w:w="3324"/>
-          </w:tcPr>
-          <w:p>
-            <w:r>
-              <w:t>双侧锚固平衡</w:t>
-            </w:r>
-          </w:p>
-        </w:tc>
-        <w:tc>
-          <w:tcPr>
-            <w:tcW w:type="dxa" w:w="3324"/>
-          </w:tcPr>
-          <w:p>
-            <w:r>
-              <w:t>边界条件、锚固离散、局部迭代算法</w:t>
-            </w:r>
-          </w:p>
-        </w:tc>
-      </w:tr>
-      <w:tr>
-        <w:tc>
-          <w:tcPr>
-            <w:tcW w:type="dxa" w:w="3324"/>
-          </w:tcPr>
-          <w:p>
-            <w:r>
-              <w:t>section_response.m</w:t>
-            </w:r>
-          </w:p>
-        </w:tc>
-        <w:tc>
-          <w:tcPr>
-            <w:tcW w:type="dxa" w:w="3324"/>
-          </w:tcPr>
-          <w:p>
-            <w:r>
-              <w:t>给定位移的抗剪响应</w:t>
-            </w:r>
-          </w:p>
-        </w:tc>
-        <w:tc>
-          <w:tcPr>
-            <w:tcW w:type="dxa" w:w="3324"/>
-          </w:tcPr>
-          <w:p>
-            <w:r>
-              <w:t>混凝土抗剪闭合关系、箍筋传递关系、局部破坏规则</w:t>
-            </w:r>
-          </w:p>
-        </w:tc>
-      </w:tr>
-      <w:tr>
-        <w:tc>
-          <w:tcPr>
-            <w:tcW w:type="dxa" w:w="3324"/>
-          </w:tcPr>
-          <w:p>
-            <w:r>
-              <w:t>solve_equilibrium.m</w:t>
-            </w:r>
-          </w:p>
-        </w:tc>
-        <w:tc>
-          <w:tcPr>
-            <w:tcW w:type="dxa" w:w="3324"/>
-          </w:tcPr>
-          <w:p>
-            <w:r>
-              <w:t>整梁剪力平衡</w:t>
-            </w:r>
-          </w:p>
-        </w:tc>
-        <w:tc>
-          <w:tcPr>
-            <w:tcW w:type="dxa" w:w="3324"/>
-          </w:tcPr>
-          <w:p>
-            <w:r>
-              <w:t>全局求根策略、容差、模型域</w:t>
-            </w:r>
-          </w:p>
-        </w:tc>
-      </w:tr>
-      <w:tr>
-        <w:tc>
-          <w:tcPr>
-            <w:tcW w:type="dxa" w:w="3324"/>
-          </w:tcPr>
-          <w:p>
-            <w:r>
-              <w:t>fatigue_run.m</w:t>
-            </w:r>
-          </w:p>
-        </w:tc>
-        <w:tc>
-          <w:tcPr>
-            <w:tcW w:type="dxa" w:w="3324"/>
-          </w:tcPr>
-          <w:p>
-            <w:r>
-              <w:t>循环计算与记忆</w:t>
-            </w:r>
-          </w:p>
-        </w:tc>
-        <w:tc>
-          <w:tcPr>
-            <w:tcW w:type="dxa" w:w="3324"/>
-          </w:tcPr>
-          <w:p>
-            <w:r>
-              <w:t>损伤更新、激活条件、可选S-N、循环推进规则</w:t>
-            </w:r>
-          </w:p>
-        </w:tc>
-      </w:tr>
-      <w:tr>
-        <w:tc>
-          <w:tcPr>
-            <w:tcW w:type="dxa" w:w="3324"/>
-          </w:tcPr>
-          <w:p>
-            <w:r>
-              <w:t>save_results.m</w:t>
-            </w:r>
-          </w:p>
-        </w:tc>
-        <w:tc>
-          <w:tcPr>
-            <w:tcW w:type="dxa" w:w="3324"/>
-          </w:tcPr>
-          <w:p>
-            <w:r>
-              <w:t>导出与绘图</w:t>
-            </w:r>
-          </w:p>
-        </w:tc>
-        <w:tc>
-          <w:tcPr>
-            <w:tcW w:type="dxa" w:w="3324"/>
-          </w:tcPr>
-          <w:p>
-            <w:r>
-              <w:t>输出列、图表和保存格式</w:t>
-            </w:r>
-          </w:p>
-        </w:tc>
-      </w:tr>
-      <w:tr>
-        <w:tc>
-          <w:tcPr>
-            <w:tcW w:type="dxa" w:w="3324"/>
-          </w:tcPr>
-          <w:p>
-            <w:r>
-              <w:t>verify_model.m</w:t>
-            </w:r>
-          </w:p>
-        </w:tc>
-        <w:tc>
-          <w:tcPr>
-            <w:tcW w:type="dxa" w:w="3324"/>
-          </w:tcPr>
-          <w:p>
-            <w:r>
-              <w:t>独立验证</w:t>
-            </w:r>
-          </w:p>
-        </w:tc>
-        <w:tc>
-          <w:tcPr>
-            <w:tcW w:type="dxa" w:w="3324"/>
-          </w:tcPr>
-          <w:p>
-            <w:r>
-              <w:t>改理论或数值算法后补充相应验证</w:t>
-            </w:r>
-          </w:p>
-        </w:tc>
-      </w:tr>
-    </w:tbl>
-    <w:p>
-      <w:pPr>
-        <w:pStyle w:val="Heading2"/>
-      </w:pPr>
-      <w:r>
-        <w:t>4.1 main.m：主驱动</w:t>
-      </w:r>
-    </w:p>
-    <w:p>
-      <w:r>
-        <w:rPr>
-          <w:b/>
-        </w:rPr>
-        <w:t>输入：</w:t>
-      </w:r>
-      <w:r>
-        <w:t>脚本；无函数输入</w:t>
-      </w:r>
-    </w:p>
-    <w:p>
-      <w:r>
-        <w:rPr>
-          <w:b/>
-        </w:rPr>
-        <w:t>输出：</w:t>
-      </w:r>
-      <w:r>
-        <w:t>工作区变量 out</w:t>
-      </w:r>
-    </w:p>
-    <w:p>
-      <w:r>
-        <w:rPr>
-          <w:b/>
-        </w:rPr>
-        <w:t>计算内容：</w:t>
-      </w:r>
-      <w:r>
-        <w:t>选择条材或杆材，指定临时覆盖值，调用统一入口。</w:t>
-      </w:r>
-    </w:p>
-    <w:p>
-      <w:r>
-        <w:rPr>
-          <w:b/>
-        </w:rPr>
-        <w:t>修改要求：</w:t>
-      </w:r>
-      <w:r>
-        <w:t>kind / options；物理默认值仍在parameters.m</w:t>
-      </w:r>
-    </w:p>
-    <w:p>
-      <w:r>
-        <w:rPr>
-          <w:b/>
-        </w:rPr>
-        <w:t>相对原代码的处理：</w:t>
-      </w:r>
-      <w:r>
-        <w:t>替代main_2019.m；验证与生产计算分开，不再自动运行三个算例。</w:t>
-      </w:r>
-    </w:p>
-    <w:p>
-      <w:pPr>
-        <w:pStyle w:val="NoSpacing"/>
-      </w:pPr>
-      <w:r>
-        <w:t>kind='strip';</w:t>
-        <w:br/>
-        <w:t>options=struct();</w:t>
-        <w:br/>
-        <w:t>out=run_model(kind,options);</w:t>
-      </w:r>
-    </w:p>
-    <w:p>
-      <w:pPr>
-        <w:pStyle w:val="Heading2"/>
-      </w:pPr>
-      <w:r>
-        <w:t>4.2 parameters.m：公共参数</w:t>
-      </w:r>
-    </w:p>
-    <w:p>
-      <w:r>
-        <w:rPr>
-          <w:b/>
-        </w:rPr>
-        <w:t>输入：</w:t>
-      </w:r>
-      <w:r>
-        <w:t>可预先设置 kind</w:t>
-      </w:r>
-    </w:p>
-    <w:p>
-      <w:r>
-        <w:rPr>
-          <w:b/>
-        </w:rPr>
-        <w:t>输出：</w:t>
-      </w:r>
-      <w:r>
-        <w:t>脚本局部变量</w:t>
-      </w:r>
-    </w:p>
-    <w:p>
-      <w:r>
-        <w:rPr>
-          <w:b/>
-        </w:rPr>
-        <w:t>计算内容：</w:t>
-      </w:r>
-      <w:r>
-        <w:t>按几何、FRP、黏结、箍筋、混凝土、疲劳和求解控制分组定义参数。</w:t>
-      </w:r>
-    </w:p>
-    <w:p>
-      <w:r>
-        <w:rPr>
-          <w:b/>
-        </w:rPr>
-        <w:t>修改要求：</w:t>
-      </w:r>
-      <w:r>
-        <w:t>几何尺寸、材料、荷载、循环数、经验闭合参数</w:t>
-      </w:r>
-    </w:p>
-    <w:p>
-      <w:r>
-        <w:rPr>
-          <w:b/>
-        </w:rPr>
-        <w:t>相对原代码的处理：</w:t>
-      </w:r>
-      <w:r>
-        <w:t>替代cc19_parameters.m；参数定义不带p.，没有function返回值。</w:t>
-      </w:r>
-    </w:p>
-    <w:p>
-      <w:pPr>
-        <w:pStyle w:val="NoSpacing"/>
-      </w:pPr>
-      <w:r>
-        <w:t>con_width = 180;</w:t>
-        <w:br/>
-        <w:t>Q_max = 180000;</w:t>
-        <w:br/>
-        <w:t>N_max = 10000;</w:t>
-      </w:r>
-    </w:p>
-    <w:p>
-      <w:pPr>
-        <w:pStyle w:val="Heading2"/>
-      </w:pPr>
-      <w:r>
-        <w:t>4.3 run_model.m：统一入口</w:t>
-      </w:r>
-    </w:p>
-    <w:p>
-      <w:r>
-        <w:rPr>
-          <w:b/>
-        </w:rPr>
-        <w:t>输入：</w:t>
-      </w:r>
-      <w:r>
-        <w:t>kind, overrides（可省略）</w:t>
-      </w:r>
-    </w:p>
-    <w:p>
-      <w:r>
-        <w:rPr>
-          <w:b/>
-        </w:rPr>
-        <w:t>输出：</w:t>
-      </w:r>
-      <w:r>
-        <w:t>out 结果结构体</w:t>
-      </w:r>
-    </w:p>
-    <w:p>
-      <w:r>
-        <w:rPr>
-          <w:b/>
-        </w:rPr>
-        <w:t>计算内容：</w:t>
-      </w:r>
-      <w:r>
-        <w:t>加载配置与几何，调用疲劳计算，根据开关绘图和导出。</w:t>
-      </w:r>
-    </w:p>
-    <w:p>
-      <w:r>
-        <w:rPr>
-          <w:b/>
-        </w:rPr>
-        <w:t>修改要求：</w:t>
-      </w:r>
-      <w:r>
-        <w:t>通常不用改；算例覆盖值从main传入</w:t>
-      </w:r>
-    </w:p>
-    <w:p>
-      <w:r>
-        <w:rPr>
-          <w:b/>
-        </w:rPr>
-        <w:t>相对原代码的处理：</w:t>
-      </w:r>
-      <w:r>
-        <w:t>替代ff19.m；补齐原先缺失的绘图调用路径。</w:t>
-      </w:r>
-    </w:p>
-    <w:p>
-      <w:pPr>
-        <w:pStyle w:val="NoSpacing"/>
-      </w:pPr>
-      <w:r>
-        <w:t>out=run_model('strip');</w:t>
-        <w:br/>
-        <w:t>out=run_model('rod', ...</w:t>
-        <w:br/>
-        <w:t xml:space="preserve"> struct('N_max',100));</w:t>
-      </w:r>
-    </w:p>
-    <w:p>
-      <w:pPr>
-        <w:pStyle w:val="Heading2"/>
-      </w:pPr>
-      <w:r>
-        <w:t>4.4 setup_model.m：校验与相交几何</w:t>
-      </w:r>
-    </w:p>
-    <w:p>
-      <w:r>
-        <w:rPr>
-          <w:b/>
-        </w:rPr>
-        <w:t>输入：</w:t>
-      </w:r>
-      <w:r>
-        <w:t>kind, overrides</w:t>
-      </w:r>
-    </w:p>
-    <w:p>
-      <w:r>
-        <w:rPr>
-          <w:b/>
-        </w:rPr>
-        <w:t>输出：</w:t>
-      </w:r>
-      <w:r>
-        <w:t>cfg 参数与派生几何</w:t>
-      </w:r>
-    </w:p>
-    <w:p>
-      <w:r>
-        <w:rPr>
-          <w:b/>
-        </w:rPr>
-        <w:t>计算内容：</w:t>
-      </w:r>
-      <w:r>
-        <w:t>在本函数作用域运行参数脚本；收集变量、检查覆盖键、建立裂缝与FRP/箍筋真实交点、计算两侧锚固长度。</w:t>
-      </w:r>
-    </w:p>
-    <w:p>
-      <w:r>
-        <w:rPr>
-          <w:b/>
-        </w:rPr>
-        <w:t>修改要求：</w:t>
-      </w:r>
-      <w:r>
-        <w:t>新增几何方式、相交判据或参数合法性规则</w:t>
-      </w:r>
-    </w:p>
-    <w:p>
-      <w:r>
-        <w:rPr>
-          <w:b/>
-        </w:rPr>
-        <w:t>相对原代码的处理：</w:t>
-      </w:r>
-      <w:r>
-        <w:t>替代cc19_validate.m；自动收集本地变量，不用global或assignin；所有参数只有一个默认定义位置。</w:t>
-      </w:r>
-    </w:p>
-    <w:p>
-      <w:pPr>
-        <w:pStyle w:val="NoSpacing"/>
-      </w:pPr>
-      <w:r>
-        <w:t>cfg=setup_model('strip');</w:t>
-        <w:br/>
-        <w:t>cfg.bars  % 两侧锚固长度</w:t>
-        <w:br/>
-        <w:t>cfg.steel % 相交箍筋</w:t>
-      </w:r>
-    </w:p>
-    <w:p>
-      <w:pPr>
-        <w:pStyle w:val="Heading2"/>
-      </w:pPr>
-      <w:r>
-        <w:t>4.5 crack_kinematics.m：裂缝变形协调</w:t>
-      </w:r>
-    </w:p>
-    <w:p>
-      <w:r>
-        <w:rPr>
-          <w:b/>
-        </w:rPr>
-        <w:t>输入：</w:t>
-      </w:r>
-      <w:r>
-        <w:t>cfg, q</w:t>
-      </w:r>
-    </w:p>
-    <w:p>
-      <w:r>
-        <w:rPr>
-          <w:b/>
-        </w:rPr>
-        <w:t>输出：</w:t>
-      </w:r>
-      <w:r>
-        <w:t>k：开口、滑移与位移场</w:t>
-      </w:r>
-    </w:p>
-    <w:p>
-      <w:r>
-        <w:rPr>
-          <w:b/>
-        </w:rPr>
-        <w:t>计算内容：</w:t>
-      </w:r>
-      <w:r>
-        <w:t>按裂缝角度、滑移比和形状函数，由竖向位移q恢复法向张开w和切向滑移v。</w:t>
-      </w:r>
-    </w:p>
-    <w:p>
-      <w:r>
-        <w:rPr>
-          <w:b/>
-        </w:rPr>
-        <w:t>修改要求：</w:t>
-      </w:r>
-      <w:r>
-        <w:t>裂缝形状、张开滑移比例或运动学假设</w:t>
-      </w:r>
-    </w:p>
-    <w:p>
-      <w:r>
-        <w:rPr>
-          <w:b/>
-        </w:rPr>
-        <w:t>相对原代码的处理：</w:t>
-      </w:r>
-      <w:r>
-        <w:t>重命名cc19_curvature_integrals.m；明确此处没有计算梁曲率或跨中挠度。</w:t>
-      </w:r>
-    </w:p>
-    <w:p>
-      <w:pPr>
-        <w:pStyle w:val="NoSpacing"/>
-      </w:pPr>
-      <w:r>
-        <w:t>k=crack_kinematics(cfg,q);</w:t>
-        <w:br/>
-        <w:t>% q=(cos(theta)+r*sin(theta))*w</w:t>
-        <w:br/>
-        <w:t>% v=r*w</w:t>
-      </w:r>
-    </w:p>
-    <w:p>
-      <w:pPr>
-        <w:pStyle w:val="Heading2"/>
-      </w:pPr>
-      <w:r>
-        <w:t>4.6 bond_law.m：黏结本构</w:t>
-      </w:r>
-    </w:p>
-    <w:p>
-      <w:r>
-        <w:rPr>
-          <w:b/>
-        </w:rPr>
-        <w:t>输入：</w:t>
-      </w:r>
-      <w:r>
-        <w:t>cfg, sMax, tauM</w:t>
-      </w:r>
-    </w:p>
-    <w:p>
-      <w:r>
-        <w:rPr>
-          <w:b/>
-        </w:rPr>
-        <w:t>输出：</w:t>
-      </w:r>
-      <w:r>
-        <w:t>tau, k, zone</w:t>
-      </w:r>
-    </w:p>
-    <w:p>
-      <w:r>
-        <w:rPr>
-          <w:b/>
-        </w:rPr>
-        <w:t>计算内容：</w:t>
-      </w:r>
-      <w:r>
-        <w:t>计算最大历史滑移处三段包络及割线刚度；实际卸载应力由求解器以k乘当前滑移得到。</w:t>
-      </w:r>
-    </w:p>
-    <w:p>
-      <w:r>
-        <w:rPr>
-          <w:b/>
-        </w:rPr>
-        <w:t>修改要求：</w:t>
-      </w:r>
-      <w:r>
-        <w:t>弹性/软化/残余分段本构</w:t>
-      </w:r>
-    </w:p>
-    <w:p>
-      <w:r>
-        <w:rPr>
-          <w:b/>
-        </w:rPr>
-        <w:t>相对原代码的处理：</w:t>
-      </w:r>
-      <w:r>
-        <w:t>替代cc19_propagate.m；不照搬抗弯阶段的线性插值。</w:t>
-      </w:r>
-    </w:p>
-    <w:p>
-      <w:pPr>
-        <w:pStyle w:val="NoSpacing"/>
-      </w:pPr>
-      <w:r>
-        <w:t>[tau,k,zone]=bond_law( ...</w:t>
-        <w:br/>
-        <w:t xml:space="preserve"> cfg,sMax,tauM);</w:t>
-        <w:br/>
-        <w:t>% zone: 1弹性 2软化 3残余</w:t>
-      </w:r>
-    </w:p>
-    <w:p>
-      <w:pPr>
-        <w:pStyle w:val="Heading2"/>
-      </w:pPr>
-      <w:r>
-        <w:t>4.7 bond_strength.m：黏结疲劳退化</w:t>
-      </w:r>
-    </w:p>
-    <w:p>
-      <w:r>
-        <w:rPr>
-          <w:b/>
-        </w:rPr>
-        <w:t>输入：</w:t>
-      </w:r>
-      <w:r>
-        <w:t>cfg, localN</w:t>
-      </w:r>
-    </w:p>
-    <w:p>
-      <w:r>
-        <w:rPr>
-          <w:b/>
-        </w:rPr>
-        <w:t>输出：</w:t>
-      </w:r>
-      <w:r>
-        <w:t>tauM：逐节点峰值黏结强度</w:t>
-      </w:r>
-    </w:p>
-    <w:p>
-      <w:r>
-        <w:rPr>
-          <w:b/>
-        </w:rPr>
-        <w:t>计算内容：</w:t>
-      </w:r>
-      <w:r>
-        <w:t>按各锚固节点的局部激活循环数更新峰值强度，并限制不小于残余强度。</w:t>
-      </w:r>
-    </w:p>
-    <w:p>
-      <w:r>
-        <w:rPr>
-          <w:b/>
-        </w:rPr>
-        <w:t>修改要求：</w:t>
-      </w:r>
-      <w:r>
-        <w:t>疲劳退化公式和其待标定系数</w:t>
-      </w:r>
-    </w:p>
-    <w:p>
-      <w:r>
-        <w:rPr>
-          <w:b/>
-        </w:rPr>
-        <w:t>相对原代码的处理：</w:t>
-      </w:r>
-      <w:r>
-        <w:t>替代cc19_strength.m；0.1965来自所给抗弯参考，不是两篇静力论文的抗剪疲劳标定值。</w:t>
-      </w:r>
-    </w:p>
-    <w:p>
-      <w:pPr>
-        <w:pStyle w:val="NoSpacing"/>
-      </w:pPr>
-      <w:r>
-        <w:t>tauM=max(tauR, ...</w:t>
-        <w:br/>
-        <w:t xml:space="preserve"> tau0*(1-k*log10(max(localN,1))));</w:t>
-      </w:r>
-    </w:p>
-    <w:p>
-      <w:pPr>
-        <w:pStyle w:val="Heading2"/>
-      </w:pPr>
-      <w:r>
-        <w:t>4.8 solve_anchor.m：双侧锚固平衡</w:t>
-      </w:r>
-    </w:p>
-    <w:p>
-      <w:r>
-        <w:rPr>
-          <w:b/>
-        </w:rPr>
-        <w:t>输入：</w:t>
-      </w:r>
-      <w:r>
-        <w:t>cfg, delta, L1,L2, hist1,hist2, tm1,tm2, unload</w:t>
-      </w:r>
-    </w:p>
-    <w:p>
-      <w:r>
-        <w:rPr>
-          <w:b/>
-        </w:rPr>
-        <w:t>输出：</w:t>
-      </w:r>
-      <w:r>
-        <w:t>a：轴力、滑移/应力场、误差与状态</w:t>
-      </w:r>
-    </w:p>
-    <w:p>
-      <w:r>
-        <w:rPr>
-          <w:b/>
-        </w:rPr>
-        <w:t>计算内容：</w:t>
-      </w:r>
-      <w:r>
-        <w:t>联合求解裂缝两侧锚固；满足两侧轴力相等与裂缝处滑移和等于delta；固定点失败后用带线搜索的Newton求解。</w:t>
-      </w:r>
-    </w:p>
-    <w:p>
-      <w:r>
-        <w:rPr>
-          <w:b/>
-        </w:rPr>
-        <w:t>修改要求：</w:t>
-      </w:r>
-      <w:r>
-        <w:t>边界条件、锚固离散、局部迭代算法</w:t>
-      </w:r>
-    </w:p>
-    <w:p>
-      <w:r>
-        <w:rPr>
-          <w:b/>
-        </w:rPr>
-        <w:t>相对原代码的处理：</w:t>
-      </w:r>
-      <w:r>
-        <w:t>合并cc19_hard.m与cc19_mesh.m；保留必要迭代，避免用经验倍数代替力平衡。</w:t>
-      </w:r>
-    </w:p>
-    <w:p>
-      <w:pPr>
-        <w:pStyle w:val="NoSpacing"/>
-      </w:pPr>
-      <w:r>
-        <w:t>a=solve_anchor(cfg,delta, ...</w:t>
-        <w:br/>
-        <w:t xml:space="preserve"> L1,L2,h1,h2,tm1,tm2,false);</w:t>
-        <w:br/>
-        <w:t>% T_left=T_right; s1+s2=delta</w:t>
-      </w:r>
-    </w:p>
-    <w:p>
-      <w:pPr>
-        <w:pStyle w:val="Heading2"/>
-      </w:pPr>
-      <w:r>
-        <w:t>4.9 section_response.m：给定位移的抗剪响应</w:t>
-      </w:r>
-    </w:p>
-    <w:p>
-      <w:r>
-        <w:rPr>
-          <w:b/>
-        </w:rPr>
-        <w:t>输入：</w:t>
-      </w:r>
-      <w:r>
-        <w:t>cfg, q, memory, unload</w:t>
-      </w:r>
-    </w:p>
-    <w:p>
-      <w:r>
-        <w:rPr>
-          <w:b/>
-        </w:rPr>
-        <w:t>输出：</w:t>
-      </w:r>
-      <w:r>
-        <w:t>st：Vc,Vs,Vnsm及候选记忆</w:t>
-      </w:r>
-    </w:p>
-    <w:p>
-      <w:r>
-        <w:rPr>
-          <w:b/>
-        </w:rPr>
-        <w:t>计算内容：</w:t>
-      </w:r>
-      <w:r>
-        <w:t>计算混凝土经验闭合响应、相交箍筋应力、各NSM锚固力与其竖向投影，检查局部失效。</w:t>
-      </w:r>
-    </w:p>
-    <w:p>
-      <w:r>
-        <w:rPr>
-          <w:b/>
-        </w:rPr>
-        <w:t>修改要求：</w:t>
-      </w:r>
-      <w:r>
-        <w:t>混凝土抗剪闭合关系、箍筋传递关系、局部破坏规则</w:t>
-      </w:r>
-    </w:p>
-    <w:p>
-      <w:r>
-        <w:rPr>
-          <w:b/>
-        </w:rPr>
-        <w:t>相对原代码的处理：</w:t>
-      </w:r>
-      <w:r>
-        <w:t>替代cc19_trial.m；新增局部力残差合格检查；实际相交计数后不再乘一次d/s。</w:t>
-      </w:r>
-    </w:p>
-    <w:p>
-      <w:pPr>
-        <w:pStyle w:val="NoSpacing"/>
-      </w:pPr>
-      <w:r>
-        <w:t>V = Vc + Vs + Vnsm;</w:t>
-        <w:br/>
-        <w:t>Vnsm = faces*sum(T.*sin(alpha));</w:t>
-      </w:r>
-    </w:p>
-    <w:p>
-      <w:pPr>
-        <w:pStyle w:val="Heading2"/>
-      </w:pPr>
-      <w:r>
-        <w:t>4.10 solve_equilibrium.m：整梁剪力平衡</w:t>
-      </w:r>
-    </w:p>
-    <w:p>
-      <w:r>
-        <w:rPr>
-          <w:b/>
-        </w:rPr>
-        <w:t>输入：</w:t>
-      </w:r>
-      <w:r>
-        <w:t>cfg,memory,Vtarget,previousQ,unload</w:t>
-      </w:r>
-    </w:p>
-    <w:p>
-      <w:r>
-        <w:rPr>
-          <w:b/>
-        </w:rPr>
-        <w:t>输出：</w:t>
-      </w:r>
-      <w:r>
-        <w:t>st, info</w:t>
-      </w:r>
-    </w:p>
-    <w:p>
-      <w:r>
-        <w:rPr>
-          <w:b/>
-        </w:rPr>
-        <w:t>计算内容：</w:t>
-      </w:r>
-      <w:r>
-        <w:t>扫描允许裂缝位移范围，寻找上升支变号区间，再二分满足目标剪力；冻结历史进行试算。</w:t>
-      </w:r>
-    </w:p>
-    <w:p>
-      <w:r>
-        <w:rPr>
-          <w:b/>
-        </w:rPr>
-        <w:t>修改要求：</w:t>
-      </w:r>
-      <w:r>
-        <w:t>全局求根策略、容差、模型域</w:t>
-      </w:r>
-    </w:p>
-    <w:p>
-      <w:r>
-        <w:rPr>
-          <w:b/>
-        </w:rPr>
-        <w:t>相对原代码的处理：</w:t>
-      </w:r>
-      <w:r>
-        <w:t>替代cc19_state.m；数值失败、根分支限制与模型域无平衡分别报告。</w:t>
-      </w:r>
-    </w:p>
-    <w:p>
-      <w:pPr>
-        <w:pStyle w:val="NoSpacing"/>
-      </w:pPr>
-      <w:r>
-        <w:t>[st,info]=solve_equilibrium( ...</w:t>
-        <w:br/>
-        <w:t xml:space="preserve"> cfg,memory,Q_max/2,q0,false);</w:t>
-        <w:br/>
-        <w:t>% abs(st.V-Q_max/2)&lt;=force_tol</w:t>
-      </w:r>
-    </w:p>
-    <w:p>
-      <w:pPr>
-        <w:pStyle w:val="Heading2"/>
-      </w:pPr>
-      <w:r>
-        <w:t>4.11 fatigue_run.m：循环计算与记忆</w:t>
-      </w:r>
-    </w:p>
-    <w:p>
-      <w:r>
-        <w:rPr>
-          <w:b/>
-        </w:rPr>
-        <w:t>输入：</w:t>
-      </w:r>
-      <w:r>
-        <w:t>已由setup_model校验的cfg</w:t>
-      </w:r>
-    </w:p>
-    <w:p>
-      <w:r>
-        <w:rPr>
-          <w:b/>
-        </w:rPr>
-        <w:t>输出：</w:t>
-      </w:r>
-      <w:r>
-        <w:t>out：历史、快照、状态、记忆</w:t>
-      </w:r>
-    </w:p>
-    <w:p>
-      <w:r>
-        <w:rPr>
-          <w:b/>
-        </w:rPr>
-        <w:t>计算内容：</w:t>
-      </w:r>
-      <w:r>
-        <w:t>先解峰谷荷载，再激活局部节点、推进损伤、重新平衡；位移变化过快或失衡时减小循环块。</w:t>
-      </w:r>
-    </w:p>
-    <w:p>
-      <w:r>
-        <w:rPr>
-          <w:b/>
-        </w:rPr>
-        <w:t>修改要求：</w:t>
-      </w:r>
-      <w:r>
-        <w:t>损伤更新、激活条件、可选S-N、循环推进规则</w:t>
-      </w:r>
-    </w:p>
-    <w:p>
-      <w:r>
-        <w:rPr>
-          <w:b/>
-        </w:rPr>
-        <w:t>相对原代码的处理：</w:t>
-      </w:r>
-      <w:r>
-        <w:t>合并cc19_run/active/sample/critical及重复参考式；内部advance_damage只提议损伤，平衡成功后提交。</w:t>
-      </w:r>
-    </w:p>
-    <w:p>
-      <w:pPr>
-        <w:pStyle w:val="NoSpacing"/>
-      </w:pPr>
-      <w:r>
-        <w:t>mask=active_nodes(...);</w:t>
-        <w:br/>
-        <w:t>proposed=advance_damage(...);</w:t>
-        <w:br/>
-        <w:t>[next,info]=solve_equilibrium(...);</w:t>
-      </w:r>
-    </w:p>
-    <w:p>
-      <w:pPr>
-        <w:pStyle w:val="Heading2"/>
-      </w:pPr>
-      <w:r>
-        <w:t>4.12 save_results.m：导出与绘图</w:t>
-      </w:r>
-    </w:p>
-    <w:p>
-      <w:r>
-        <w:rPr>
-          <w:b/>
-        </w:rPr>
-        <w:t>输入：</w:t>
-      </w:r>
-      <w:r>
-        <w:t>out</w:t>
-      </w:r>
-    </w:p>
-    <w:p>
-      <w:r>
-        <w:rPr>
-          <w:b/>
-        </w:rPr>
-        <w:t>输出：</w:t>
-      </w:r>
-      <w:r>
-        <w:t>写入MAT/CSV/PNG；可选图窗</w:t>
-      </w:r>
-    </w:p>
-    <w:p>
-      <w:r>
-        <w:rPr>
-          <w:b/>
-        </w:rPr>
-        <w:t>计算内容：</w:t>
-      </w:r>
-      <w:r>
-        <w:t>导出完整结果、16列历史、相交位置、各快照场及状态说明；绘制剪力分担和裂缝位移。</w:t>
-      </w:r>
-    </w:p>
-    <w:p>
-      <w:r>
-        <w:rPr>
-          <w:b/>
-        </w:rPr>
-        <w:t>修改要求：</w:t>
-      </w:r>
-      <w:r>
-        <w:t>输出列、图表和保存格式</w:t>
-      </w:r>
-    </w:p>
-    <w:p>
-      <w:r>
-        <w:rPr>
-          <w:b/>
-        </w:rPr>
-        <w:t>相对原代码的处理：</w:t>
-      </w:r>
-      <w:r>
-        <w:t>修复cc19_export.m所需版本/来源元数据缺失；实现原来未提供的绘图功能。</w:t>
-      </w:r>
-    </w:p>
-    <w:p>
-      <w:pPr>
-        <w:pStyle w:val="NoSpacing"/>
-      </w:pPr>
-      <w:r>
-        <w:t>save_results(out);</w:t>
-        <w:br/>
-        <w:t>% results_NSM_shear.mat</w:t>
-        <w:br/>
-        <w:t>% history.csv / figure_1.png</w:t>
-      </w:r>
-    </w:p>
-    <w:p>
-      <w:pPr>
-        <w:pStyle w:val="Heading2"/>
-      </w:pPr>
-      <w:r>
-        <w:t>4.13 verify_model.m：独立验证</w:t>
-      </w:r>
-    </w:p>
-    <w:p>
-      <w:r>
-        <w:rPr>
-          <w:b/>
-        </w:rPr>
-        <w:t>输入：</w:t>
-      </w:r>
-      <w:r>
-        <w:t>无</w:t>
-      </w:r>
-    </w:p>
-    <w:p>
-      <w:r>
-        <w:rPr>
-          <w:b/>
-        </w:rPr>
-        <w:t>输出：</w:t>
-      </w:r>
-      <w:r>
-        <w:t>report 验证指标</w:t>
-      </w:r>
-    </w:p>
-    <w:p>
-      <w:r>
-        <w:rPr>
-          <w:b/>
-        </w:rPr>
-        <w:t>计算内容：</w:t>
-      </w:r>
-      <w:r>
-        <w:t>检查锚固解析解、网格收敛、强化对照、零幅不退化、局部激活、单筋失效后重平衡、Miner接口、重复调用、步长及导出。</w:t>
-      </w:r>
-    </w:p>
-    <w:p>
-      <w:r>
-        <w:rPr>
-          <w:b/>
-        </w:rPr>
-        <w:t>修改要求：</w:t>
-      </w:r>
-      <w:r>
-        <w:t>改理论或数值算法后补充相应验证</w:t>
-      </w:r>
-    </w:p>
-    <w:p>
-      <w:r>
-        <w:rPr>
-          <w:b/>
-        </w:rPr>
-        <w:t>相对原代码的处理：</w:t>
-      </w:r>
-      <w:r>
-        <w:t>扩展verify_2019.m；测试在临时目录写文件并清理，与main分开运行。</w:t>
-      </w:r>
-    </w:p>
-    <w:p>
-      <w:pPr>
-        <w:pStyle w:val="NoSpacing"/>
-      </w:pPr>
-      <w:r>
-        <w:t>report=verify_model();</w:t>
-        <w:br/>
-        <w:t>% 数值验证 ≠ 试验标定</w:t>
-      </w:r>
-    </w:p>
-    <w:p>
-      <w:pPr>
-        <w:pStyle w:val="Heading1"/>
-      </w:pPr>
-      <w:r>
-        <w:t>5 全部默认参数与单位</w:t>
-      </w:r>
-    </w:p>
-    <w:p>
-      <w:r>
-        <w:t>下表来自实际运行setup_model得到的默认配置，共73项。条材/杆材不同参数在杆材列给出。output_dir在用户机器上由parameters.m所在目录计算，下表仅列目录名。Inf表示禁用对应限制或损伤接口。</w:t>
-      </w:r>
-    </w:p>
-    <w:tbl>
-      <w:tblPr>
-        <w:tblStyle w:val="LightShading-Accent1"/>
-        <w:tblW w:type="auto" w:w="0"/>
-        <w:tblLook w:firstColumn="1" w:firstRow="1" w:lastColumn="0" w:lastRow="0" w:noHBand="0" w:noVBand="1" w:val="04A0"/>
-      </w:tblPr>
-      <w:tblGrid>
-        <w:gridCol w:w="1994"/>
-        <w:gridCol w:w="1994"/>
-        <w:gridCol w:w="1994"/>
-        <w:gridCol w:w="1994"/>
-        <w:gridCol w:w="1994"/>
-      </w:tblGrid>
-      <w:tr>
-        <w:trPr>
-          <w:cantSplit/>
-          <w:tblHeader/>
-        </w:trPr>
-        <w:tc>
-          <w:tcPr>
-            <w:tcW w:type="dxa" w:w="1994"/>
-          </w:tcPr>
-          <w:p>
-            <w:r>
-              <w:rPr>
-                <w:sz w:val="16"/>
-              </w:rPr>
-              <w:t>参数</w:t>
-            </w:r>
-          </w:p>
-        </w:tc>
-        <w:tc>
-          <w:tcPr>
-            <w:tcW w:type="dxa" w:w="1994"/>
-          </w:tcPr>
-          <w:p>
-            <w:r>
-              <w:rPr>
-                <w:sz w:val="16"/>
-              </w:rPr>
-              <w:t>含义</w:t>
-            </w:r>
-          </w:p>
-        </w:tc>
-        <w:tc>
-          <w:tcPr>
-            <w:tcW w:type="dxa" w:w="1994"/>
-          </w:tcPr>
-          <w:p>
-            <w:r>
-              <w:rPr>
-                <w:sz w:val="16"/>
-              </w:rPr>
-              <w:t>单位</w:t>
-            </w:r>
-          </w:p>
-        </w:tc>
-        <w:tc>
-          <w:tcPr>
-            <w:tcW w:type="dxa" w:w="1994"/>
-          </w:tcPr>
-          <w:p>
-            <w:r>
-              <w:rPr>
-                <w:sz w:val="16"/>
-              </w:rPr>
-              <w:t>条材默认值</w:t>
-            </w:r>
-          </w:p>
-        </w:tc>
-        <w:tc>
-          <w:tcPr>
-            <w:tcW w:type="dxa" w:w="1994"/>
-          </w:tcPr>
-          <w:p>
-            <w:r>
-              <w:rPr>
-                <w:sz w:val="16"/>
-              </w:rPr>
-              <w:t>杆材默认值</w:t>
-            </w:r>
-          </w:p>
-        </w:tc>
-      </w:tr>
-      <w:tr>
-        <w:trPr>
-          <w:cantSplit/>
-        </w:trPr>
-        <w:tc>
-          <w:tcPr>
-            <w:tcW w:type="dxa" w:w="1994"/>
-          </w:tcPr>
-          <w:p>
-            <w:r>
-              <w:rPr>
-                <w:sz w:val="16"/>
-              </w:rPr>
-              <w:t>kind</w:t>
-            </w:r>
-          </w:p>
-        </w:tc>
-        <w:tc>
-          <w:tcPr>
-            <w:tcW w:type="dxa" w:w="1994"/>
-          </w:tcPr>
-          <w:p>
-            <w:r>
-              <w:rPr>
-                <w:sz w:val="16"/>
-              </w:rPr>
-              <w:t>FRP类型</w:t>
-            </w:r>
-          </w:p>
-        </w:tc>
-        <w:tc>
-          <w:tcPr>
-            <w:tcW w:type="dxa" w:w="1994"/>
-          </w:tcPr>
-          <w:p>
-            <w:r>
-              <w:rPr>
-                <w:sz w:val="16"/>
-              </w:rPr>
-              <w:t>文本</w:t>
-            </w:r>
-          </w:p>
-        </w:tc>
-        <w:tc>
-          <w:tcPr>
-            <w:tcW w:type="dxa" w:w="1994"/>
-          </w:tcPr>
-          <w:p>
-            <w:r>
-              <w:rPr>
-                <w:sz w:val="16"/>
-              </w:rPr>
-              <w:t>strip</w:t>
-            </w:r>
-          </w:p>
-        </w:tc>
-        <w:tc>
-          <w:tcPr>
-            <w:tcW w:type="dxa" w:w="1994"/>
-          </w:tcPr>
-          <w:p>
-            <w:r>
-              <w:rPr>
-                <w:sz w:val="16"/>
-              </w:rPr>
-              <w:t>rod</w:t>
-            </w:r>
-          </w:p>
-        </w:tc>
-      </w:tr>
-      <w:tr>
-        <w:trPr>
-          <w:cantSplit/>
-        </w:trPr>
-        <w:tc>
-          <w:tcPr>
-            <w:tcW w:type="dxa" w:w="1994"/>
-          </w:tcPr>
-          <w:p>
-            <w:r>
-              <w:rPr>
-                <w:sz w:val="16"/>
-              </w:rPr>
-              <w:t>con_width</w:t>
-            </w:r>
-          </w:p>
-        </w:tc>
-        <w:tc>
-          <w:tcPr>
-            <w:tcW w:type="dxa" w:w="1994"/>
-          </w:tcPr>
-          <w:p>
-            <w:r>
-              <w:rPr>
-                <w:sz w:val="16"/>
-              </w:rPr>
-              <w:t>梁腹板宽度</w:t>
-            </w:r>
-          </w:p>
-        </w:tc>
-        <w:tc>
-          <w:tcPr>
-            <w:tcW w:type="dxa" w:w="1994"/>
-          </w:tcPr>
-          <w:p>
-            <w:r>
-              <w:rPr>
-                <w:sz w:val="16"/>
-              </w:rPr>
-              <w:t>mm</w:t>
-            </w:r>
-          </w:p>
-        </w:tc>
-        <w:tc>
-          <w:tcPr>
-            <w:tcW w:type="dxa" w:w="1994"/>
-          </w:tcPr>
-          <w:p>
-            <w:r>
-              <w:rPr>
-                <w:sz w:val="16"/>
-              </w:rPr>
-              <w:t>180</w:t>
-            </w:r>
-          </w:p>
-        </w:tc>
-        <w:tc>
-          <w:tcPr>
-            <w:tcW w:type="dxa" w:w="1994"/>
-          </w:tcPr>
-          <w:p>
-            <w:r>
-              <w:rPr>
-                <w:sz w:val="16"/>
-              </w:rPr>
-              <w:t>同条材</w:t>
-            </w:r>
-          </w:p>
-        </w:tc>
-      </w:tr>
-      <w:tr>
-        <w:trPr>
-          <w:cantSplit/>
-        </w:trPr>
-        <w:tc>
-          <w:tcPr>
-            <w:tcW w:type="dxa" w:w="1994"/>
-          </w:tcPr>
-          <w:p>
-            <w:r>
-              <w:rPr>
-                <w:sz w:val="16"/>
-              </w:rPr>
-              <w:t>con_depth</w:t>
-            </w:r>
-          </w:p>
-        </w:tc>
-        <w:tc>
-          <w:tcPr>
-            <w:tcW w:type="dxa" w:w="1994"/>
-          </w:tcPr>
-          <w:p>
-            <w:r>
-              <w:rPr>
-                <w:sz w:val="16"/>
-              </w:rPr>
-              <w:t>梁总高</w:t>
-            </w:r>
-          </w:p>
-        </w:tc>
-        <w:tc>
-          <w:tcPr>
-            <w:tcW w:type="dxa" w:w="1994"/>
-          </w:tcPr>
-          <w:p>
-            <w:r>
-              <w:rPr>
-                <w:sz w:val="16"/>
-              </w:rPr>
-              <w:t>mm</w:t>
-            </w:r>
-          </w:p>
-        </w:tc>
-        <w:tc>
-          <w:tcPr>
-            <w:tcW w:type="dxa" w:w="1994"/>
-          </w:tcPr>
-          <w:p>
-            <w:r>
-              <w:rPr>
-                <w:sz w:val="16"/>
-              </w:rPr>
-              <w:t>400</w:t>
-            </w:r>
-          </w:p>
-        </w:tc>
-        <w:tc>
-          <w:tcPr>
-            <w:tcW w:type="dxa" w:w="1994"/>
-          </w:tcPr>
-          <w:p>
-            <w:r>
-              <w:rPr>
-                <w:sz w:val="16"/>
-              </w:rPr>
-              <w:t>同条材</w:t>
-            </w:r>
-          </w:p>
-        </w:tc>
-      </w:tr>
-      <w:tr>
-        <w:trPr>
-          <w:cantSplit/>
-        </w:trPr>
-        <w:tc>
-          <w:tcPr>
-            <w:tcW w:type="dxa" w:w="1994"/>
-          </w:tcPr>
-          <w:p>
-            <w:r>
-              <w:rPr>
-                <w:sz w:val="16"/>
-              </w:rPr>
-              <w:t>con_flange_width</w:t>
-            </w:r>
-          </w:p>
-        </w:tc>
-        <w:tc>
-          <w:tcPr>
-            <w:tcW w:type="dxa" w:w="1994"/>
-          </w:tcPr>
-          <w:p>
-            <w:r>
-              <w:rPr>
-                <w:sz w:val="16"/>
-              </w:rPr>
-              <w:t>翼缘宽（当前仅保留信息）</w:t>
-            </w:r>
-          </w:p>
-        </w:tc>
-        <w:tc>
-          <w:tcPr>
-            <w:tcW w:type="dxa" w:w="1994"/>
-          </w:tcPr>
-          <w:p>
-            <w:r>
-              <w:rPr>
-                <w:sz w:val="16"/>
-              </w:rPr>
-              <w:t>mm</w:t>
-            </w:r>
-          </w:p>
-        </w:tc>
-        <w:tc>
-          <w:tcPr>
-            <w:tcW w:type="dxa" w:w="1994"/>
-          </w:tcPr>
-          <w:p>
-            <w:r>
-              <w:rPr>
-                <w:sz w:val="16"/>
-              </w:rPr>
-              <w:t>450</w:t>
-            </w:r>
-          </w:p>
-        </w:tc>
-        <w:tc>
-          <w:tcPr>
-            <w:tcW w:type="dxa" w:w="1994"/>
-          </w:tcPr>
-          <w:p>
-            <w:r>
-              <w:rPr>
-                <w:sz w:val="16"/>
-              </w:rPr>
-              <w:t>同条材</w:t>
-            </w:r>
-          </w:p>
-        </w:tc>
-      </w:tr>
-      <w:tr>
-        <w:trPr>
-          <w:cantSplit/>
-        </w:trPr>
-        <w:tc>
-          <w:tcPr>
-            <w:tcW w:type="dxa" w:w="1994"/>
-          </w:tcPr>
-          <w:p>
-            <w:r>
-              <w:rPr>
-                <w:sz w:val="16"/>
-              </w:rPr>
-              <w:t>con_flange_depth</w:t>
-            </w:r>
-          </w:p>
-        </w:tc>
-        <w:tc>
-          <w:tcPr>
-            <w:tcW w:type="dxa" w:w="1994"/>
-          </w:tcPr>
-          <w:p>
-            <w:r>
-              <w:rPr>
-                <w:sz w:val="16"/>
-              </w:rPr>
-              <w:t>翼缘厚（当前仅保留信息/校验）</w:t>
-            </w:r>
-          </w:p>
-        </w:tc>
-        <w:tc>
-          <w:tcPr>
-            <w:tcW w:type="dxa" w:w="1994"/>
-          </w:tcPr>
-          <w:p>
-            <w:r>
-              <w:rPr>
-                <w:sz w:val="16"/>
-              </w:rPr>
-              <w:t>mm</w:t>
-            </w:r>
-          </w:p>
-        </w:tc>
-        <w:tc>
-          <w:tcPr>
-            <w:tcW w:type="dxa" w:w="1994"/>
-          </w:tcPr>
-          <w:p>
-            <w:r>
-              <w:rPr>
-                <w:sz w:val="16"/>
-              </w:rPr>
-              <w:t>100</w:t>
-            </w:r>
-          </w:p>
-        </w:tc>
-        <w:tc>
-          <w:tcPr>
-            <w:tcW w:type="dxa" w:w="1994"/>
-          </w:tcPr>
-          <w:p>
-            <w:r>
-              <w:rPr>
-                <w:sz w:val="16"/>
-              </w:rPr>
-              <w:t>同条材</w:t>
-            </w:r>
-          </w:p>
-        </w:tc>
-      </w:tr>
-      <w:tr>
-        <w:trPr>
-          <w:cantSplit/>
-        </w:trPr>
-        <w:tc>
-          <w:tcPr>
-            <w:tcW w:type="dxa" w:w="1994"/>
-          </w:tcPr>
-          <w:p>
-            <w:r>
-              <w:rPr>
-                <w:sz w:val="16"/>
-              </w:rPr>
-              <w:t>con_fc</w:t>
-            </w:r>
-          </w:p>
-        </w:tc>
-        <w:tc>
-          <w:tcPr>
-            <w:tcW w:type="dxa" w:w="1994"/>
-          </w:tcPr>
-          <w:p>
-            <w:r>
-              <w:rPr>
-                <w:sz w:val="16"/>
-              </w:rPr>
-              <w:t>混凝土强度（当前不直接进入Vc公式）</w:t>
-            </w:r>
-          </w:p>
-        </w:tc>
-        <w:tc>
-          <w:tcPr>
-            <w:tcW w:type="dxa" w:w="1994"/>
-          </w:tcPr>
-          <w:p>
-            <w:r>
-              <w:rPr>
-                <w:sz w:val="16"/>
-              </w:rPr>
-              <w:t>MPa</w:t>
-            </w:r>
-          </w:p>
-        </w:tc>
-        <w:tc>
-          <w:tcPr>
-            <w:tcW w:type="dxa" w:w="1994"/>
-          </w:tcPr>
-          <w:p>
-            <w:r>
-              <w:rPr>
-                <w:sz w:val="16"/>
-              </w:rPr>
-              <w:t>39.7</w:t>
-            </w:r>
-          </w:p>
-        </w:tc>
-        <w:tc>
-          <w:tcPr>
-            <w:tcW w:type="dxa" w:w="1994"/>
-          </w:tcPr>
-          <w:p>
-            <w:r>
-              <w:rPr>
-                <w:sz w:val="16"/>
-              </w:rPr>
-              <w:t>同条材</w:t>
-            </w:r>
-          </w:p>
-        </w:tc>
-      </w:tr>
-      <w:tr>
-        <w:trPr>
-          <w:cantSplit/>
-        </w:trPr>
-        <w:tc>
-          <w:tcPr>
-            <w:tcW w:type="dxa" w:w="1994"/>
-          </w:tcPr>
-          <w:p>
-            <w:r>
-              <w:rPr>
-                <w:sz w:val="16"/>
-              </w:rPr>
-              <w:t>con_E</w:t>
-            </w:r>
-          </w:p>
-        </w:tc>
-        <w:tc>
-          <w:tcPr>
-            <w:tcW w:type="dxa" w:w="1994"/>
-          </w:tcPr>
-          <w:p>
-            <w:r>
-              <w:rPr>
-                <w:sz w:val="16"/>
-              </w:rPr>
-              <w:t>混凝土弹模（当前不进入锚固刚度）</w:t>
-            </w:r>
-          </w:p>
-        </w:tc>
-        <w:tc>
-          <w:tcPr>
-            <w:tcW w:type="dxa" w:w="1994"/>
-          </w:tcPr>
-          <w:p>
-            <w:r>
-              <w:rPr>
-                <w:sz w:val="16"/>
-              </w:rPr>
-              <w:t>MPa</w:t>
-            </w:r>
-          </w:p>
-        </w:tc>
-        <w:tc>
-          <w:tcPr>
-            <w:tcW w:type="dxa" w:w="1994"/>
-          </w:tcPr>
-          <w:p>
-            <w:r>
-              <w:rPr>
-                <w:sz w:val="16"/>
-              </w:rPr>
-              <w:t>30000</w:t>
-            </w:r>
-          </w:p>
-        </w:tc>
-        <w:tc>
-          <w:tcPr>
-            <w:tcW w:type="dxa" w:w="1994"/>
-          </w:tcPr>
-          <w:p>
-            <w:r>
-              <w:rPr>
-                <w:sz w:val="16"/>
-              </w:rPr>
-              <w:t>同条材</w:t>
-            </w:r>
-          </w:p>
-        </w:tc>
-      </w:tr>
-      <w:tr>
-        <w:trPr>
-          <w:cantSplit/>
-        </w:trPr>
-        <w:tc>
-          <w:tcPr>
-            <w:tcW w:type="dxa" w:w="1994"/>
-          </w:tcPr>
-          <w:p>
-            <w:r>
-              <w:rPr>
-                <w:sz w:val="16"/>
-              </w:rPr>
-              <w:t>steel_depth</w:t>
-            </w:r>
-          </w:p>
-        </w:tc>
-        <w:tc>
-          <w:tcPr>
-            <w:tcW w:type="dxa" w:w="1994"/>
-          </w:tcPr>
-          <w:p>
-            <w:r>
-              <w:rPr>
-                <w:sz w:val="16"/>
-              </w:rPr>
-              <w:t>截面有效高度（可选混凝土S-N换算用）</w:t>
-            </w:r>
-          </w:p>
-        </w:tc>
-        <w:tc>
-          <w:tcPr>
-            <w:tcW w:type="dxa" w:w="1994"/>
-          </w:tcPr>
-          <w:p>
-            <w:r>
-              <w:rPr>
-                <w:sz w:val="16"/>
-              </w:rPr>
-              <w:t>mm</w:t>
-            </w:r>
-          </w:p>
-        </w:tc>
-        <w:tc>
-          <w:tcPr>
-            <w:tcW w:type="dxa" w:w="1994"/>
-          </w:tcPr>
-          <w:p>
-            <w:r>
-              <w:rPr>
-                <w:sz w:val="16"/>
-              </w:rPr>
-              <w:t>360</w:t>
-            </w:r>
-          </w:p>
-        </w:tc>
-        <w:tc>
-          <w:tcPr>
-            <w:tcW w:type="dxa" w:w="1994"/>
-          </w:tcPr>
-          <w:p>
-            <w:r>
-              <w:rPr>
-                <w:sz w:val="16"/>
-              </w:rPr>
-              <w:t>同条材</w:t>
-            </w:r>
-          </w:p>
-        </w:tc>
-      </w:tr>
-      <w:tr>
-        <w:trPr>
-          <w:cantSplit/>
-        </w:trPr>
-        <w:tc>
-          <w:tcPr>
-            <w:tcW w:type="dxa" w:w="1994"/>
-          </w:tcPr>
-          <w:p>
-            <w:r>
-              <w:rPr>
-                <w:sz w:val="16"/>
-              </w:rPr>
-              <w:t>shear_span</w:t>
-            </w:r>
-          </w:p>
-        </w:tc>
-        <w:tc>
-          <w:tcPr>
-            <w:tcW w:type="dxa" w:w="1994"/>
-          </w:tcPr>
-          <w:p>
-            <w:r>
-              <w:rPr>
-                <w:sz w:val="16"/>
-              </w:rPr>
-              <w:t>剪跨长度</w:t>
-            </w:r>
-          </w:p>
-        </w:tc>
-        <w:tc>
-          <w:tcPr>
-            <w:tcW w:type="dxa" w:w="1994"/>
-          </w:tcPr>
-          <w:p>
-            <w:r>
-              <w:rPr>
-                <w:sz w:val="16"/>
-              </w:rPr>
-              <w:t>mm</w:t>
-            </w:r>
-          </w:p>
-        </w:tc>
-        <w:tc>
-          <w:tcPr>
-            <w:tcW w:type="dxa" w:w="1994"/>
-          </w:tcPr>
-          <w:p>
-            <w:r>
-              <w:rPr>
-                <w:sz w:val="16"/>
-              </w:rPr>
-              <w:t>900</w:t>
-            </w:r>
-          </w:p>
-        </w:tc>
-        <w:tc>
-          <w:tcPr>
-            <w:tcW w:type="dxa" w:w="1994"/>
-          </w:tcPr>
-          <w:p>
-            <w:r>
-              <w:rPr>
-                <w:sz w:val="16"/>
-              </w:rPr>
-              <w:t>同条材</w:t>
-            </w:r>
-          </w:p>
-        </w:tc>
-      </w:tr>
-      <w:tr>
-        <w:trPr>
-          <w:cantSplit/>
-        </w:trPr>
-        <w:tc>
-          <w:tcPr>
-            <w:tcW w:type="dxa" w:w="1994"/>
-          </w:tcPr>
-          <w:p>
-            <w:r>
-              <w:rPr>
-                <w:sz w:val="16"/>
-              </w:rPr>
-              <w:t>span</w:t>
-            </w:r>
-          </w:p>
-        </w:tc>
-        <w:tc>
-          <w:tcPr>
-            <w:tcW w:type="dxa" w:w="1994"/>
-          </w:tcPr>
-          <w:p>
-            <w:r>
-              <w:rPr>
-                <w:sz w:val="16"/>
-              </w:rPr>
-              <w:t>净跨</w:t>
-            </w:r>
-          </w:p>
-        </w:tc>
-        <w:tc>
-          <w:tcPr>
-            <w:tcW w:type="dxa" w:w="1994"/>
-          </w:tcPr>
-          <w:p>
-            <w:r>
-              <w:rPr>
-                <w:sz w:val="16"/>
-              </w:rPr>
-              <w:t>mm</w:t>
-            </w:r>
-          </w:p>
-        </w:tc>
-        <w:tc>
-          <w:tcPr>
-            <w:tcW w:type="dxa" w:w="1994"/>
-          </w:tcPr>
-          <w:p>
-            <w:r>
-              <w:rPr>
-                <w:sz w:val="16"/>
-              </w:rPr>
-              <w:t>2400</w:t>
-            </w:r>
-          </w:p>
-        </w:tc>
-        <w:tc>
-          <w:tcPr>
-            <w:tcW w:type="dxa" w:w="1994"/>
-          </w:tcPr>
-          <w:p>
-            <w:r>
-              <w:rPr>
-                <w:sz w:val="16"/>
-              </w:rPr>
-              <w:t>同条材</w:t>
-            </w:r>
-          </w:p>
-        </w:tc>
-      </w:tr>
-      <w:tr>
-        <w:trPr>
-          <w:cantSplit/>
-        </w:trPr>
-        <w:tc>
-          <w:tcPr>
-            <w:tcW w:type="dxa" w:w="1994"/>
-          </w:tcPr>
-          <w:p>
-            <w:r>
-              <w:rPr>
-                <w:sz w:val="16"/>
-              </w:rPr>
-              <w:t>crack_height</w:t>
-            </w:r>
-          </w:p>
-        </w:tc>
-        <w:tc>
-          <w:tcPr>
-            <w:tcW w:type="dxa" w:w="1994"/>
-          </w:tcPr>
-          <w:p>
-            <w:r>
-              <w:rPr>
-                <w:sz w:val="16"/>
-              </w:rPr>
-              <w:t>临界斜裂缝高度</w:t>
-            </w:r>
-          </w:p>
-        </w:tc>
-        <w:tc>
-          <w:tcPr>
-            <w:tcW w:type="dxa" w:w="1994"/>
-          </w:tcPr>
-          <w:p>
-            <w:r>
-              <w:rPr>
-                <w:sz w:val="16"/>
-              </w:rPr>
-              <w:t>mm</w:t>
-            </w:r>
-          </w:p>
-        </w:tc>
-        <w:tc>
-          <w:tcPr>
-            <w:tcW w:type="dxa" w:w="1994"/>
-          </w:tcPr>
-          <w:p>
-            <w:r>
-              <w:rPr>
-                <w:sz w:val="16"/>
-              </w:rPr>
-              <w:t>300</w:t>
-            </w:r>
-          </w:p>
-        </w:tc>
-        <w:tc>
-          <w:tcPr>
-            <w:tcW w:type="dxa" w:w="1994"/>
-          </w:tcPr>
-          <w:p>
-            <w:r>
-              <w:rPr>
-                <w:sz w:val="16"/>
-              </w:rPr>
-              <w:t>同条材</w:t>
-            </w:r>
-          </w:p>
-        </w:tc>
-      </w:tr>
-      <w:tr>
-        <w:trPr>
-          <w:cantSplit/>
-        </w:trPr>
-        <w:tc>
-          <w:tcPr>
-            <w:tcW w:type="dxa" w:w="1994"/>
-          </w:tcPr>
-          <w:p>
-            <w:r>
-              <w:rPr>
-                <w:sz w:val="16"/>
-              </w:rPr>
-              <w:t>crack_x</w:t>
-            </w:r>
-          </w:p>
-        </w:tc>
-        <w:tc>
-          <w:tcPr>
-            <w:tcW w:type="dxa" w:w="1994"/>
-          </w:tcPr>
-          <w:p>
-            <w:r>
-              <w:rPr>
-                <w:sz w:val="16"/>
-              </w:rPr>
-              <w:t>裂缝梁底起点x</w:t>
-            </w:r>
-          </w:p>
-        </w:tc>
-        <w:tc>
-          <w:tcPr>
-            <w:tcW w:type="dxa" w:w="1994"/>
-          </w:tcPr>
-          <w:p>
-            <w:r>
-              <w:rPr>
-                <w:sz w:val="16"/>
-              </w:rPr>
-              <w:t>mm</w:t>
-            </w:r>
-          </w:p>
-        </w:tc>
-        <w:tc>
-          <w:tcPr>
-            <w:tcW w:type="dxa" w:w="1994"/>
-          </w:tcPr>
-          <w:p>
-            <w:r>
-              <w:rPr>
-                <w:sz w:val="16"/>
-              </w:rPr>
-              <w:t>100</w:t>
-            </w:r>
-          </w:p>
-        </w:tc>
-        <w:tc>
-          <w:tcPr>
-            <w:tcW w:type="dxa" w:w="1994"/>
-          </w:tcPr>
-          <w:p>
-            <w:r>
-              <w:rPr>
-                <w:sz w:val="16"/>
-              </w:rPr>
-              <w:t>同条材</w:t>
-            </w:r>
-          </w:p>
-        </w:tc>
-      </w:tr>
-      <w:tr>
-        <w:trPr>
-          <w:cantSplit/>
-        </w:trPr>
-        <w:tc>
-          <w:tcPr>
-            <w:tcW w:type="dxa" w:w="1994"/>
-          </w:tcPr>
-          <w:p>
-            <w:r>
-              <w:rPr>
-                <w:sz w:val="16"/>
-              </w:rPr>
-              <w:t>crack_angle</w:t>
-            </w:r>
-          </w:p>
-        </w:tc>
-        <w:tc>
-          <w:tcPr>
-            <w:tcW w:type="dxa" w:w="1994"/>
-          </w:tcPr>
-          <w:p>
-            <w:r>
-              <w:rPr>
-                <w:sz w:val="16"/>
-              </w:rPr>
-              <w:t>裂缝倾角，须观测/标定</w:t>
-            </w:r>
-          </w:p>
-        </w:tc>
-        <w:tc>
-          <w:tcPr>
-            <w:tcW w:type="dxa" w:w="1994"/>
-          </w:tcPr>
-          <w:p>
-            <w:r>
-              <w:rPr>
-                <w:sz w:val="16"/>
-              </w:rPr>
-              <w:t>deg</w:t>
-            </w:r>
-          </w:p>
-        </w:tc>
-        <w:tc>
-          <w:tcPr>
-            <w:tcW w:type="dxa" w:w="1994"/>
-          </w:tcPr>
-          <w:p>
-            <w:r>
-              <w:rPr>
-                <w:sz w:val="16"/>
-              </w:rPr>
-              <w:t>28.21</w:t>
-            </w:r>
-          </w:p>
-        </w:tc>
-        <w:tc>
-          <w:tcPr>
-            <w:tcW w:type="dxa" w:w="1994"/>
-          </w:tcPr>
-          <w:p>
-            <w:r>
-              <w:rPr>
-                <w:sz w:val="16"/>
-              </w:rPr>
-              <w:t>同条材</w:t>
-            </w:r>
-          </w:p>
-        </w:tc>
-      </w:tr>
-      <w:tr>
-        <w:trPr>
-          <w:cantSplit/>
-        </w:trPr>
-        <w:tc>
-          <w:tcPr>
-            <w:tcW w:type="dxa" w:w="1994"/>
-          </w:tcPr>
-          <w:p>
-            <w:r>
-              <w:rPr>
-                <w:sz w:val="16"/>
-              </w:rPr>
-              <w:t>slide_ratio</w:t>
-            </w:r>
-          </w:p>
-        </w:tc>
-        <w:tc>
-          <w:tcPr>
-            <w:tcW w:type="dxa" w:w="1994"/>
-          </w:tcPr>
-          <w:p>
-            <w:r>
-              <w:rPr>
-                <w:sz w:val="16"/>
-              </w:rPr>
-              <w:t>滑移/张开比v/w</w:t>
-            </w:r>
-          </w:p>
-        </w:tc>
-        <w:tc>
-          <w:tcPr>
-            <w:tcW w:type="dxa" w:w="1994"/>
-          </w:tcPr>
-          <w:p>
-            <w:r>
-              <w:rPr>
-                <w:sz w:val="16"/>
-              </w:rPr>
-              <w:t>无量纲</w:t>
-            </w:r>
-          </w:p>
-        </w:tc>
-        <w:tc>
-          <w:tcPr>
-            <w:tcW w:type="dxa" w:w="1994"/>
-          </w:tcPr>
-          <w:p>
-            <w:r>
-              <w:rPr>
-                <w:sz w:val="16"/>
-              </w:rPr>
-              <w:t>0.2</w:t>
-            </w:r>
-          </w:p>
-        </w:tc>
-        <w:tc>
-          <w:tcPr>
-            <w:tcW w:type="dxa" w:w="1994"/>
-          </w:tcPr>
-          <w:p>
-            <w:r>
-              <w:rPr>
-                <w:sz w:val="16"/>
-              </w:rPr>
-              <w:t>同条材</w:t>
-            </w:r>
-          </w:p>
-        </w:tc>
-      </w:tr>
-      <w:tr>
-        <w:trPr>
-          <w:cantSplit/>
-        </w:trPr>
-        <w:tc>
-          <w:tcPr>
-            <w:tcW w:type="dxa" w:w="1994"/>
-          </w:tcPr>
-          <w:p>
-            <w:r>
-              <w:rPr>
-                <w:sz w:val="16"/>
-              </w:rPr>
-              <w:t>crack_exp</w:t>
-            </w:r>
-          </w:p>
-        </w:tc>
-        <w:tc>
-          <w:tcPr>
-            <w:tcW w:type="dxa" w:w="1994"/>
-          </w:tcPr>
-          <w:p>
-            <w:r>
-              <w:rPr>
-                <w:sz w:val="16"/>
-              </w:rPr>
-              <w:t>裂缝形状指数</w:t>
-            </w:r>
-          </w:p>
-        </w:tc>
-        <w:tc>
-          <w:tcPr>
-            <w:tcW w:type="dxa" w:w="1994"/>
-          </w:tcPr>
-          <w:p>
-            <w:r>
-              <w:rPr>
-                <w:sz w:val="16"/>
-              </w:rPr>
-              <w:t>无量纲</w:t>
-            </w:r>
-          </w:p>
-        </w:tc>
-        <w:tc>
-          <w:tcPr>
-            <w:tcW w:type="dxa" w:w="1994"/>
-          </w:tcPr>
-          <w:p>
-            <w:r>
-              <w:rPr>
-                <w:sz w:val="16"/>
-              </w:rPr>
-              <w:t>1</w:t>
-            </w:r>
-          </w:p>
-        </w:tc>
-        <w:tc>
-          <w:tcPr>
-            <w:tcW w:type="dxa" w:w="1994"/>
-          </w:tcPr>
-          <w:p>
-            <w:r>
-              <w:rPr>
-                <w:sz w:val="16"/>
-              </w:rPr>
-              <w:t>同条材</w:t>
-            </w:r>
-          </w:p>
-        </w:tc>
-      </w:tr>
-      <w:tr>
-        <w:trPr>
-          <w:cantSplit/>
-        </w:trPr>
-        <w:tc>
-          <w:tcPr>
-            <w:tcW w:type="dxa" w:w="1994"/>
-          </w:tcPr>
-          <w:p>
-            <w:r>
-              <w:rPr>
-                <w:sz w:val="16"/>
-              </w:rPr>
-              <w:t>frp_E</w:t>
-            </w:r>
-          </w:p>
-        </w:tc>
-        <w:tc>
-          <w:tcPr>
-            <w:tcW w:type="dxa" w:w="1994"/>
-          </w:tcPr>
-          <w:p>
-            <w:r>
-              <w:rPr>
-                <w:sz w:val="16"/>
-              </w:rPr>
-              <w:t>FRP弹模</w:t>
-            </w:r>
-          </w:p>
-        </w:tc>
-        <w:tc>
-          <w:tcPr>
-            <w:tcW w:type="dxa" w:w="1994"/>
-          </w:tcPr>
-          <w:p>
-            <w:r>
-              <w:rPr>
-                <w:sz w:val="16"/>
-              </w:rPr>
-              <w:t>MPa</w:t>
-            </w:r>
-          </w:p>
-        </w:tc>
-        <w:tc>
-          <w:tcPr>
-            <w:tcW w:type="dxa" w:w="1994"/>
-          </w:tcPr>
-          <w:p>
-            <w:r>
-              <w:rPr>
-                <w:sz w:val="16"/>
-              </w:rPr>
-              <w:t>170900</w:t>
-            </w:r>
-          </w:p>
-        </w:tc>
-        <w:tc>
-          <w:tcPr>
-            <w:tcW w:type="dxa" w:w="1994"/>
-          </w:tcPr>
-          <w:p>
-            <w:r>
-              <w:rPr>
-                <w:sz w:val="16"/>
-              </w:rPr>
-              <w:t>136000</w:t>
-            </w:r>
-          </w:p>
-        </w:tc>
-      </w:tr>
-      <w:tr>
-        <w:trPr>
-          <w:cantSplit/>
-        </w:trPr>
-        <w:tc>
-          <w:tcPr>
-            <w:tcW w:type="dxa" w:w="1994"/>
-          </w:tcPr>
-          <w:p>
-            <w:r>
-              <w:rPr>
-                <w:sz w:val="16"/>
-              </w:rPr>
-              <w:t>frp_area</w:t>
-            </w:r>
-          </w:p>
-        </w:tc>
-        <w:tc>
-          <w:tcPr>
-            <w:tcW w:type="dxa" w:w="1994"/>
-          </w:tcPr>
-          <w:p>
-            <w:r>
-              <w:rPr>
-                <w:sz w:val="16"/>
-              </w:rPr>
-              <w:t>单根/单条FRP截面积</w:t>
-            </w:r>
-          </w:p>
-        </w:tc>
-        <w:tc>
-          <w:tcPr>
-            <w:tcW w:type="dxa" w:w="1994"/>
-          </w:tcPr>
-          <w:p>
-            <w:r>
-              <w:rPr>
-                <w:sz w:val="16"/>
-              </w:rPr>
-              <w:t>mm²</w:t>
-            </w:r>
-          </w:p>
-        </w:tc>
-        <w:tc>
-          <w:tcPr>
-            <w:tcW w:type="dxa" w:w="1994"/>
-          </w:tcPr>
-          <w:p>
-            <w:r>
-              <w:rPr>
-                <w:sz w:val="16"/>
-              </w:rPr>
-              <w:t>13.3</w:t>
-            </w:r>
-          </w:p>
-        </w:tc>
-        <w:tc>
-          <w:tcPr>
-            <w:tcW w:type="dxa" w:w="1994"/>
-          </w:tcPr>
-          <w:p>
-            <w:r>
-              <w:rPr>
-                <w:sz w:val="16"/>
-              </w:rPr>
-              <w:t>63.617251</w:t>
-            </w:r>
-          </w:p>
-        </w:tc>
-      </w:tr>
-      <w:tr>
-        <w:trPr>
-          <w:cantSplit/>
-        </w:trPr>
-        <w:tc>
-          <w:tcPr>
-            <w:tcW w:type="dxa" w:w="1994"/>
-          </w:tcPr>
-          <w:p>
-            <w:r>
-              <w:rPr>
-                <w:sz w:val="16"/>
-              </w:rPr>
-              <w:t>frp_perim</w:t>
-            </w:r>
-          </w:p>
-        </w:tc>
-        <w:tc>
-          <w:tcPr>
-            <w:tcW w:type="dxa" w:w="1994"/>
-          </w:tcPr>
-          <w:p>
-            <w:r>
-              <w:rPr>
-                <w:sz w:val="16"/>
-              </w:rPr>
-              <w:t>单根FRP黏结周长</w:t>
-            </w:r>
-          </w:p>
-        </w:tc>
-        <w:tc>
-          <w:tcPr>
-            <w:tcW w:type="dxa" w:w="1994"/>
-          </w:tcPr>
-          <w:p>
-            <w:r>
-              <w:rPr>
-                <w:sz w:val="16"/>
-              </w:rPr>
-              <w:t>mm</w:t>
-            </w:r>
-          </w:p>
-        </w:tc>
-        <w:tc>
-          <w:tcPr>
-            <w:tcW w:type="dxa" w:w="1994"/>
-          </w:tcPr>
-          <w:p>
-            <w:r>
-              <w:rPr>
-                <w:sz w:val="16"/>
-              </w:rPr>
-              <w:t>21.8</w:t>
-            </w:r>
-          </w:p>
-        </w:tc>
-        <w:tc>
-          <w:tcPr>
-            <w:tcW w:type="dxa" w:w="1994"/>
-          </w:tcPr>
-          <w:p>
-            <w:r>
-              <w:rPr>
-                <w:sz w:val="16"/>
-              </w:rPr>
-              <w:t>28.274334</w:t>
-            </w:r>
-          </w:p>
-        </w:tc>
-      </w:tr>
-      <w:tr>
-        <w:trPr>
-          <w:cantSplit/>
-        </w:trPr>
-        <w:tc>
-          <w:tcPr>
-            <w:tcW w:type="dxa" w:w="1994"/>
-          </w:tcPr>
-          <w:p>
-            <w:r>
-              <w:rPr>
-                <w:sz w:val="16"/>
-              </w:rPr>
-              <w:t>frp_angle</w:t>
-            </w:r>
-          </w:p>
-        </w:tc>
-        <w:tc>
-          <w:tcPr>
-            <w:tcW w:type="dxa" w:w="1994"/>
-          </w:tcPr>
-          <w:p>
-            <w:r>
-              <w:rPr>
-                <w:sz w:val="16"/>
-              </w:rPr>
-              <w:t>自动生成NSM布置倾角</w:t>
-            </w:r>
-          </w:p>
-        </w:tc>
-        <w:tc>
-          <w:tcPr>
-            <w:tcW w:type="dxa" w:w="1994"/>
-          </w:tcPr>
-          <w:p>
-            <w:r>
-              <w:rPr>
-                <w:sz w:val="16"/>
-              </w:rPr>
-              <w:t>deg</w:t>
-            </w:r>
-          </w:p>
-        </w:tc>
-        <w:tc>
-          <w:tcPr>
-            <w:tcW w:type="dxa" w:w="1994"/>
-          </w:tcPr>
-          <w:p>
-            <w:r>
-              <w:rPr>
-                <w:sz w:val="16"/>
-              </w:rPr>
-              <w:t>60</w:t>
-            </w:r>
-          </w:p>
-        </w:tc>
-        <w:tc>
-          <w:tcPr>
-            <w:tcW w:type="dxa" w:w="1994"/>
-          </w:tcPr>
-          <w:p>
-            <w:r>
-              <w:rPr>
-                <w:sz w:val="16"/>
-              </w:rPr>
-              <w:t>同条材</w:t>
-            </w:r>
-          </w:p>
-        </w:tc>
-      </w:tr>
-      <w:tr>
-        <w:trPr>
-          <w:cantSplit/>
-        </w:trPr>
-        <w:tc>
-          <w:tcPr>
-            <w:tcW w:type="dxa" w:w="1994"/>
-          </w:tcPr>
-          <w:p>
-            <w:r>
-              <w:rPr>
-                <w:sz w:val="16"/>
-              </w:rPr>
-              <w:t>nsm_spacing</w:t>
-            </w:r>
-          </w:p>
-        </w:tc>
-        <w:tc>
-          <w:tcPr>
-            <w:tcW w:type="dxa" w:w="1994"/>
-          </w:tcPr>
-          <w:p>
-            <w:r>
-              <w:rPr>
-                <w:sz w:val="16"/>
-              </w:rPr>
-              <w:t>单面NSM水平间距</w:t>
-            </w:r>
-          </w:p>
-        </w:tc>
-        <w:tc>
-          <w:tcPr>
-            <w:tcW w:type="dxa" w:w="1994"/>
-          </w:tcPr>
-          <w:p>
-            <w:r>
-              <w:rPr>
-                <w:sz w:val="16"/>
-              </w:rPr>
-              <w:t>mm</w:t>
-            </w:r>
-          </w:p>
-        </w:tc>
-        <w:tc>
-          <w:tcPr>
-            <w:tcW w:type="dxa" w:w="1994"/>
-          </w:tcPr>
-          <w:p>
-            <w:r>
-              <w:rPr>
-                <w:sz w:val="16"/>
-              </w:rPr>
-              <w:t>243</w:t>
-            </w:r>
-          </w:p>
-        </w:tc>
-        <w:tc>
-          <w:tcPr>
-            <w:tcW w:type="dxa" w:w="1994"/>
-          </w:tcPr>
-          <w:p>
-            <w:r>
-              <w:rPr>
-                <w:sz w:val="16"/>
-              </w:rPr>
-              <w:t>同条材</w:t>
-            </w:r>
-          </w:p>
-        </w:tc>
-      </w:tr>
-      <w:tr>
-        <w:trPr>
-          <w:cantSplit/>
-        </w:trPr>
-        <w:tc>
-          <w:tcPr>
-            <w:tcW w:type="dxa" w:w="1994"/>
-          </w:tcPr>
-          <w:p>
-            <w:r>
-              <w:rPr>
-                <w:sz w:val="16"/>
-              </w:rPr>
-              <w:t>nsm_first_x</w:t>
-            </w:r>
-          </w:p>
-        </w:tc>
-        <w:tc>
-          <w:tcPr>
-            <w:tcW w:type="dxa" w:w="1994"/>
-          </w:tcPr>
-          <w:p>
-            <w:r>
-              <w:rPr>
-                <w:sz w:val="16"/>
-              </w:rPr>
-              <w:t>第一根NSM底端x</w:t>
-            </w:r>
-          </w:p>
-        </w:tc>
-        <w:tc>
-          <w:tcPr>
-            <w:tcW w:type="dxa" w:w="1994"/>
-          </w:tcPr>
-          <w:p>
-            <w:r>
-              <w:rPr>
-                <w:sz w:val="16"/>
-              </w:rPr>
-              <w:t>mm</w:t>
-            </w:r>
-          </w:p>
-        </w:tc>
-        <w:tc>
-          <w:tcPr>
-            <w:tcW w:type="dxa" w:w="1994"/>
-          </w:tcPr>
-          <w:p>
-            <w:r>
-              <w:rPr>
-                <w:sz w:val="16"/>
-              </w:rPr>
-              <w:t>121.5</w:t>
-            </w:r>
-          </w:p>
-        </w:tc>
-        <w:tc>
-          <w:tcPr>
-            <w:tcW w:type="dxa" w:w="1994"/>
-          </w:tcPr>
-          <w:p>
-            <w:r>
-              <w:rPr>
-                <w:sz w:val="16"/>
-              </w:rPr>
-              <w:t>同条材</w:t>
-            </w:r>
-          </w:p>
-        </w:tc>
-      </w:tr>
-      <w:tr>
-        <w:trPr>
-          <w:cantSplit/>
-        </w:trPr>
-        <w:tc>
-          <w:tcPr>
-            <w:tcW w:type="dxa" w:w="1994"/>
-          </w:tcPr>
-          <w:p>
-            <w:r>
-              <w:rPr>
-                <w:sz w:val="16"/>
-              </w:rPr>
-              <w:t>nsm_y_bot</w:t>
-            </w:r>
-          </w:p>
-        </w:tc>
-        <w:tc>
-          <w:tcPr>
-            <w:tcW w:type="dxa" w:w="1994"/>
-          </w:tcPr>
-          <w:p>
-            <w:r>
-              <w:rPr>
-                <w:sz w:val="16"/>
-              </w:rPr>
-              <w:t>NSM底端y</w:t>
-            </w:r>
-          </w:p>
-        </w:tc>
-        <w:tc>
-          <w:tcPr>
-            <w:tcW w:type="dxa" w:w="1994"/>
-          </w:tcPr>
-          <w:p>
-            <w:r>
-              <w:rPr>
-                <w:sz w:val="16"/>
-              </w:rPr>
-              <w:t>mm</w:t>
-            </w:r>
-          </w:p>
-        </w:tc>
-        <w:tc>
-          <w:tcPr>
-            <w:tcW w:type="dxa" w:w="1994"/>
-          </w:tcPr>
-          <w:p>
-            <w:r>
-              <w:rPr>
-                <w:sz w:val="16"/>
-              </w:rPr>
-              <w:t>15</w:t>
-            </w:r>
-          </w:p>
-        </w:tc>
-        <w:tc>
-          <w:tcPr>
-            <w:tcW w:type="dxa" w:w="1994"/>
-          </w:tcPr>
-          <w:p>
-            <w:r>
-              <w:rPr>
-                <w:sz w:val="16"/>
-              </w:rPr>
-              <w:t>同条材</w:t>
-            </w:r>
-          </w:p>
-        </w:tc>
-      </w:tr>
-      <w:tr>
-        <w:trPr>
-          <w:cantSplit/>
-        </w:trPr>
-        <w:tc>
-          <w:tcPr>
-            <w:tcW w:type="dxa" w:w="1994"/>
-          </w:tcPr>
-          <w:p>
-            <w:r>
-              <w:rPr>
-                <w:sz w:val="16"/>
-              </w:rPr>
-              <w:t>nsm_y_top</w:t>
-            </w:r>
-          </w:p>
-        </w:tc>
-        <w:tc>
-          <w:tcPr>
-            <w:tcW w:type="dxa" w:w="1994"/>
-          </w:tcPr>
-          <w:p>
-            <w:r>
-              <w:rPr>
-                <w:sz w:val="16"/>
-              </w:rPr>
-              <w:t>NSM顶端y</w:t>
-            </w:r>
-          </w:p>
-        </w:tc>
-        <w:tc>
-          <w:tcPr>
-            <w:tcW w:type="dxa" w:w="1994"/>
-          </w:tcPr>
-          <w:p>
-            <w:r>
-              <w:rPr>
-                <w:sz w:val="16"/>
-              </w:rPr>
-              <w:t>mm</w:t>
-            </w:r>
-          </w:p>
-        </w:tc>
-        <w:tc>
-          <w:tcPr>
-            <w:tcW w:type="dxa" w:w="1994"/>
-          </w:tcPr>
-          <w:p>
-            <w:r>
-              <w:rPr>
-                <w:sz w:val="16"/>
-              </w:rPr>
-              <w:t>300</w:t>
-            </w:r>
-          </w:p>
-        </w:tc>
-        <w:tc>
-          <w:tcPr>
-            <w:tcW w:type="dxa" w:w="1994"/>
-          </w:tcPr>
-          <w:p>
-            <w:r>
-              <w:rPr>
-                <w:sz w:val="16"/>
-              </w:rPr>
-              <w:t>同条材</w:t>
-            </w:r>
-          </w:p>
-        </w:tc>
-      </w:tr>
-      <w:tr>
-        <w:trPr>
-          <w:cantSplit/>
-        </w:trPr>
-        <w:tc>
-          <w:tcPr>
-            <w:tcW w:type="dxa" w:w="1994"/>
-          </w:tcPr>
-          <w:p>
-            <w:r>
-              <w:rPr>
-                <w:sz w:val="16"/>
-              </w:rPr>
-              <w:t>nsm_faces</w:t>
-            </w:r>
-          </w:p>
-        </w:tc>
-        <w:tc>
-          <w:tcPr>
-            <w:tcW w:type="dxa" w:w="1994"/>
-          </w:tcPr>
-          <w:p>
-            <w:r>
-              <w:rPr>
-                <w:sz w:val="16"/>
-              </w:rPr>
-              <w:t>相同布置的加固面数</w:t>
-            </w:r>
-          </w:p>
-        </w:tc>
-        <w:tc>
-          <w:tcPr>
-            <w:tcW w:type="dxa" w:w="1994"/>
-          </w:tcPr>
-          <w:p>
-            <w:r>
-              <w:rPr>
-                <w:sz w:val="16"/>
-              </w:rPr>
-              <w:t>整数</w:t>
-            </w:r>
-          </w:p>
-        </w:tc>
-        <w:tc>
-          <w:tcPr>
-            <w:tcW w:type="dxa" w:w="1994"/>
-          </w:tcPr>
-          <w:p>
-            <w:r>
-              <w:rPr>
-                <w:sz w:val="16"/>
-              </w:rPr>
-              <w:t>2</w:t>
-            </w:r>
-          </w:p>
-        </w:tc>
-        <w:tc>
-          <w:tcPr>
-            <w:tcW w:type="dxa" w:w="1994"/>
-          </w:tcPr>
-          <w:p>
-            <w:r>
-              <w:rPr>
-                <w:sz w:val="16"/>
-              </w:rPr>
-              <w:t>同条材</w:t>
-            </w:r>
-          </w:p>
-        </w:tc>
-      </w:tr>
-      <w:tr>
-        <w:trPr>
-          <w:cantSplit/>
-        </w:trPr>
-        <w:tc>
-          <w:tcPr>
-            <w:tcW w:type="dxa" w:w="1994"/>
-          </w:tcPr>
-          <w:p>
-            <w:r>
-              <w:rPr>
-                <w:sz w:val="16"/>
-              </w:rPr>
-              <w:t>nsm_segments</w:t>
-            </w:r>
-          </w:p>
-        </w:tc>
-        <w:tc>
-          <w:tcPr>
-            <w:tcW w:type="dxa" w:w="1994"/>
-          </w:tcPr>
-          <w:p>
-            <w:r>
-              <w:rPr>
-                <w:sz w:val="16"/>
-              </w:rPr>
-              <w:t>自定义单面线段[x底,y底,x顶,y顶]</w:t>
-            </w:r>
-          </w:p>
-        </w:tc>
-        <w:tc>
-          <w:tcPr>
-            <w:tcW w:type="dxa" w:w="1994"/>
-          </w:tcPr>
-          <w:p>
-            <w:r>
-              <w:rPr>
-                <w:sz w:val="16"/>
-              </w:rPr>
-              <w:t>mm</w:t>
-            </w:r>
-          </w:p>
-        </w:tc>
-        <w:tc>
-          <w:tcPr>
-            <w:tcW w:type="dxa" w:w="1994"/>
-          </w:tcPr>
-          <w:p>
-            <w:r>
-              <w:rPr>
-                <w:sz w:val="16"/>
-              </w:rPr>
-              <w:t>[]</w:t>
-            </w:r>
-          </w:p>
-        </w:tc>
-        <w:tc>
-          <w:tcPr>
-            <w:tcW w:type="dxa" w:w="1994"/>
-          </w:tcPr>
-          <w:p>
-            <w:r>
-              <w:rPr>
-                <w:sz w:val="16"/>
-              </w:rPr>
-              <w:t>同条材</w:t>
-            </w:r>
-          </w:p>
-        </w:tc>
-      </w:tr>
-      <w:tr>
-        <w:trPr>
-          <w:cantSplit/>
-        </w:trPr>
-        <w:tc>
-          <w:tcPr>
-            <w:tcW w:type="dxa" w:w="1994"/>
-          </w:tcPr>
-          <w:p>
-            <w:r>
-              <w:rPr>
-                <w:sz w:val="16"/>
-              </w:rPr>
-              <w:t>nsm_on</w:t>
-            </w:r>
-          </w:p>
-        </w:tc>
-        <w:tc>
-          <w:tcPr>
-            <w:tcW w:type="dxa" w:w="1994"/>
-          </w:tcPr>
-          <w:p>
-            <w:r>
-              <w:rPr>
-                <w:sz w:val="16"/>
-              </w:rPr>
-              <w:t>启用NSM</w:t>
-            </w:r>
-          </w:p>
-        </w:tc>
-        <w:tc>
-          <w:tcPr>
-            <w:tcW w:type="dxa" w:w="1994"/>
-          </w:tcPr>
-          <w:p>
-            <w:r>
-              <w:rPr>
-                <w:sz w:val="16"/>
-              </w:rPr>
-              <w:t>布尔</w:t>
-            </w:r>
-          </w:p>
-        </w:tc>
-        <w:tc>
-          <w:tcPr>
-            <w:tcW w:type="dxa" w:w="1994"/>
-          </w:tcPr>
-          <w:p>
-            <w:r>
-              <w:rPr>
-                <w:sz w:val="16"/>
-              </w:rPr>
-              <w:t>1</w:t>
-            </w:r>
-          </w:p>
-        </w:tc>
-        <w:tc>
-          <w:tcPr>
-            <w:tcW w:type="dxa" w:w="1994"/>
-          </w:tcPr>
-          <w:p>
-            <w:r>
-              <w:rPr>
-                <w:sz w:val="16"/>
-              </w:rPr>
-              <w:t>同条材</w:t>
-            </w:r>
-          </w:p>
-        </w:tc>
-      </w:tr>
-      <w:tr>
-        <w:trPr>
-          <w:cantSplit/>
-        </w:trPr>
-        <w:tc>
-          <w:tcPr>
-            <w:tcW w:type="dxa" w:w="1994"/>
-          </w:tcPr>
-          <w:p>
-            <w:r>
-              <w:rPr>
-                <w:sz w:val="16"/>
-              </w:rPr>
-              <w:t>frp_fu</w:t>
-            </w:r>
-          </w:p>
-        </w:tc>
-        <w:tc>
-          <w:tcPr>
-            <w:tcW w:type="dxa" w:w="1994"/>
-          </w:tcPr>
-          <w:p>
-            <w:r>
-              <w:rPr>
-                <w:sz w:val="16"/>
-              </w:rPr>
-              <w:t>FRP拉伸强度</w:t>
-            </w:r>
-          </w:p>
-        </w:tc>
-        <w:tc>
-          <w:tcPr>
-            <w:tcW w:type="dxa" w:w="1994"/>
-          </w:tcPr>
-          <w:p>
-            <w:r>
-              <w:rPr>
-                <w:sz w:val="16"/>
-              </w:rPr>
-              <w:t>MPa</w:t>
-            </w:r>
-          </w:p>
-        </w:tc>
-        <w:tc>
-          <w:tcPr>
-            <w:tcW w:type="dxa" w:w="1994"/>
-          </w:tcPr>
-          <w:p>
-            <w:r>
-              <w:rPr>
-                <w:sz w:val="16"/>
-              </w:rPr>
-              <w:t>2500</w:t>
-            </w:r>
-          </w:p>
-        </w:tc>
-        <w:tc>
-          <w:tcPr>
-            <w:tcW w:type="dxa" w:w="1994"/>
-          </w:tcPr>
-          <w:p>
-            <w:r>
-              <w:rPr>
-                <w:sz w:val="16"/>
-              </w:rPr>
-              <w:t>同条材</w:t>
-            </w:r>
-          </w:p>
-        </w:tc>
-      </w:tr>
-      <w:tr>
-        <w:trPr>
-          <w:cantSplit/>
-        </w:trPr>
-        <w:tc>
-          <w:tcPr>
-            <w:tcW w:type="dxa" w:w="1994"/>
-          </w:tcPr>
-          <w:p>
-            <w:r>
-              <w:rPr>
-                <w:sz w:val="16"/>
-              </w:rPr>
-              <w:t>cover_cap</w:t>
-            </w:r>
-          </w:p>
-        </w:tc>
-        <w:tc>
-          <w:tcPr>
-            <w:tcW w:type="dxa" w:w="1994"/>
-          </w:tcPr>
-          <w:p>
-            <w:r>
-              <w:rPr>
-                <w:sz w:val="16"/>
-              </w:rPr>
-              <w:t>单根保护层承载上限，Inf为不约束</w:t>
-            </w:r>
-          </w:p>
-        </w:tc>
-        <w:tc>
-          <w:tcPr>
-            <w:tcW w:type="dxa" w:w="1994"/>
-          </w:tcPr>
-          <w:p>
-            <w:r>
-              <w:rPr>
-                <w:sz w:val="16"/>
-              </w:rPr>
-              <w:t>N</w:t>
-            </w:r>
-          </w:p>
-        </w:tc>
-        <w:tc>
-          <w:tcPr>
-            <w:tcW w:type="dxa" w:w="1994"/>
-          </w:tcPr>
-          <w:p>
-            <w:r>
-              <w:rPr>
-                <w:sz w:val="16"/>
-              </w:rPr>
-              <w:t>Inf</w:t>
-            </w:r>
-          </w:p>
-        </w:tc>
-        <w:tc>
-          <w:tcPr>
-            <w:tcW w:type="dxa" w:w="1994"/>
-          </w:tcPr>
-          <w:p>
-            <w:r>
-              <w:rPr>
-                <w:sz w:val="16"/>
-              </w:rPr>
-              <w:t>同条材</w:t>
-            </w:r>
-          </w:p>
-        </w:tc>
-      </w:tr>
-      <w:tr>
-        <w:trPr>
-          <w:cantSplit/>
-        </w:trPr>
-        <w:tc>
-          <w:tcPr>
-            <w:tcW w:type="dxa" w:w="1994"/>
-          </w:tcPr>
-          <w:p>
-            <w:r>
-              <w:rPr>
-                <w:sz w:val="16"/>
-              </w:rPr>
-              <w:t>bond_tau_max</w:t>
-            </w:r>
-          </w:p>
-        </w:tc>
-        <w:tc>
-          <w:tcPr>
-            <w:tcW w:type="dxa" w:w="1994"/>
-          </w:tcPr>
-          <w:p>
-            <w:r>
-              <w:rPr>
-                <w:sz w:val="16"/>
-              </w:rPr>
-              <w:t>初始峰值黏结强度</w:t>
-            </w:r>
-          </w:p>
-        </w:tc>
-        <w:tc>
-          <w:tcPr>
-            <w:tcW w:type="dxa" w:w="1994"/>
-          </w:tcPr>
-          <w:p>
-            <w:r>
-              <w:rPr>
-                <w:sz w:val="16"/>
-              </w:rPr>
-              <w:t>MPa</w:t>
-            </w:r>
-          </w:p>
-        </w:tc>
-        <w:tc>
-          <w:tcPr>
-            <w:tcW w:type="dxa" w:w="1994"/>
-          </w:tcPr>
-          <w:p>
-            <w:r>
-              <w:rPr>
-                <w:sz w:val="16"/>
-              </w:rPr>
-              <w:t>15.72</w:t>
-            </w:r>
-          </w:p>
-        </w:tc>
-        <w:tc>
-          <w:tcPr>
-            <w:tcW w:type="dxa" w:w="1994"/>
-          </w:tcPr>
-          <w:p>
-            <w:r>
-              <w:rPr>
-                <w:sz w:val="16"/>
-              </w:rPr>
-              <w:t>11.35</w:t>
-            </w:r>
-          </w:p>
-        </w:tc>
-      </w:tr>
-      <w:tr>
-        <w:trPr>
-          <w:cantSplit/>
-        </w:trPr>
-        <w:tc>
-          <w:tcPr>
-            <w:tcW w:type="dxa" w:w="1994"/>
-          </w:tcPr>
-          <w:p>
-            <w:r>
-              <w:rPr>
-                <w:sz w:val="16"/>
-              </w:rPr>
-              <w:t>bond_tau_res</w:t>
-            </w:r>
-          </w:p>
-        </w:tc>
-        <w:tc>
-          <w:tcPr>
-            <w:tcW w:type="dxa" w:w="1994"/>
-          </w:tcPr>
-          <w:p>
-            <w:r>
-              <w:rPr>
-                <w:sz w:val="16"/>
-              </w:rPr>
-              <w:t>残余黏结强度</w:t>
-            </w:r>
-          </w:p>
-        </w:tc>
-        <w:tc>
-          <w:tcPr>
-            <w:tcW w:type="dxa" w:w="1994"/>
-          </w:tcPr>
-          <w:p>
-            <w:r>
-              <w:rPr>
-                <w:sz w:val="16"/>
-              </w:rPr>
-              <w:t>MPa</w:t>
-            </w:r>
-          </w:p>
-        </w:tc>
-        <w:tc>
-          <w:tcPr>
-            <w:tcW w:type="dxa" w:w="1994"/>
-          </w:tcPr>
-          <w:p>
-            <w:r>
-              <w:rPr>
-                <w:sz w:val="16"/>
-              </w:rPr>
-              <w:t>1.53</w:t>
-            </w:r>
-          </w:p>
-        </w:tc>
-        <w:tc>
-          <w:tcPr>
-            <w:tcW w:type="dxa" w:w="1994"/>
-          </w:tcPr>
-          <w:p>
-            <w:r>
-              <w:rPr>
-                <w:sz w:val="16"/>
-              </w:rPr>
-              <w:t>1</w:t>
-            </w:r>
-          </w:p>
-        </w:tc>
-      </w:tr>
-      <w:tr>
-        <w:trPr>
-          <w:cantSplit/>
-        </w:trPr>
-        <w:tc>
-          <w:tcPr>
-            <w:tcW w:type="dxa" w:w="1994"/>
-          </w:tcPr>
-          <w:p>
-            <w:r>
-              <w:rPr>
-                <w:sz w:val="16"/>
-              </w:rPr>
-              <w:t>bond_slip_max</w:t>
-            </w:r>
-          </w:p>
-        </w:tc>
-        <w:tc>
-          <w:tcPr>
-            <w:tcW w:type="dxa" w:w="1994"/>
-          </w:tcPr>
-          <w:p>
-            <w:r>
-              <w:rPr>
-                <w:sz w:val="16"/>
-              </w:rPr>
-              <w:t>达到峰值黏结应力的滑移</w:t>
-            </w:r>
-          </w:p>
-        </w:tc>
-        <w:tc>
-          <w:tcPr>
-            <w:tcW w:type="dxa" w:w="1994"/>
-          </w:tcPr>
-          <w:p>
-            <w:r>
-              <w:rPr>
-                <w:sz w:val="16"/>
-              </w:rPr>
-              <w:t>mm</w:t>
-            </w:r>
-          </w:p>
-        </w:tc>
-        <w:tc>
-          <w:tcPr>
-            <w:tcW w:type="dxa" w:w="1994"/>
-          </w:tcPr>
-          <w:p>
-            <w:r>
-              <w:rPr>
-                <w:sz w:val="16"/>
-              </w:rPr>
-              <w:t>0.2</w:t>
-            </w:r>
-          </w:p>
-        </w:tc>
-        <w:tc>
-          <w:tcPr>
-            <w:tcW w:type="dxa" w:w="1994"/>
-          </w:tcPr>
-          <w:p>
-            <w:r>
-              <w:rPr>
-                <w:sz w:val="16"/>
-              </w:rPr>
-              <w:t>0.5</w:t>
-            </w:r>
-          </w:p>
-        </w:tc>
-      </w:tr>
-      <w:tr>
-        <w:trPr>
-          <w:cantSplit/>
-        </w:trPr>
-        <w:tc>
-          <w:tcPr>
-            <w:tcW w:type="dxa" w:w="1994"/>
-          </w:tcPr>
-          <w:p>
-            <w:r>
-              <w:rPr>
-                <w:sz w:val="16"/>
-              </w:rPr>
-              <w:t>bond_slip_ult</w:t>
-            </w:r>
-          </w:p>
-        </w:tc>
-        <w:tc>
-          <w:tcPr>
-            <w:tcW w:type="dxa" w:w="1994"/>
-          </w:tcPr>
-          <w:p>
-            <w:r>
-              <w:rPr>
-                <w:sz w:val="16"/>
-              </w:rPr>
-              <w:t>达到残余段的滑移</w:t>
-            </w:r>
-          </w:p>
-        </w:tc>
-        <w:tc>
-          <w:tcPr>
-            <w:tcW w:type="dxa" w:w="1994"/>
-          </w:tcPr>
-          <w:p>
-            <w:r>
-              <w:rPr>
-                <w:sz w:val="16"/>
-              </w:rPr>
-              <w:t>mm</w:t>
-            </w:r>
-          </w:p>
-        </w:tc>
-        <w:tc>
-          <w:tcPr>
-            <w:tcW w:type="dxa" w:w="1994"/>
-          </w:tcPr>
-          <w:p>
-            <w:r>
-              <w:rPr>
-                <w:sz w:val="16"/>
-              </w:rPr>
-              <w:t>0.7</w:t>
-            </w:r>
-          </w:p>
-        </w:tc>
-        <w:tc>
-          <w:tcPr>
-            <w:tcW w:type="dxa" w:w="1994"/>
-          </w:tcPr>
-          <w:p>
-            <w:r>
-              <w:rPr>
-                <w:sz w:val="16"/>
-              </w:rPr>
-              <w:t>1.4</w:t>
-            </w:r>
-          </w:p>
-        </w:tc>
-      </w:tr>
-      <w:tr>
-        <w:trPr>
-          <w:cantSplit/>
-        </w:trPr>
-        <w:tc>
-          <w:tcPr>
-            <w:tcW w:type="dxa" w:w="1994"/>
-          </w:tcPr>
-          <w:p>
-            <w:r>
-              <w:rPr>
-                <w:sz w:val="16"/>
-              </w:rPr>
-              <w:t>bond_fatigue_k</w:t>
-            </w:r>
-          </w:p>
-        </w:tc>
-        <w:tc>
-          <w:tcPr>
-            <w:tcW w:type="dxa" w:w="1994"/>
-          </w:tcPr>
-          <w:p>
-            <w:r>
-              <w:rPr>
-                <w:sz w:val="16"/>
-              </w:rPr>
-              <w:t>对数疲劳退化系数（待抗剪标定）</w:t>
-            </w:r>
-          </w:p>
-        </w:tc>
-        <w:tc>
-          <w:tcPr>
-            <w:tcW w:type="dxa" w:w="1994"/>
-          </w:tcPr>
-          <w:p>
-            <w:r>
-              <w:rPr>
-                <w:sz w:val="16"/>
-              </w:rPr>
-              <w:t>无量纲</w:t>
-            </w:r>
-          </w:p>
-        </w:tc>
-        <w:tc>
-          <w:tcPr>
-            <w:tcW w:type="dxa" w:w="1994"/>
-          </w:tcPr>
-          <w:p>
-            <w:r>
-              <w:rPr>
-                <w:sz w:val="16"/>
-              </w:rPr>
-              <w:t>0.1965</w:t>
-            </w:r>
-          </w:p>
-        </w:tc>
-        <w:tc>
-          <w:tcPr>
-            <w:tcW w:type="dxa" w:w="1994"/>
-          </w:tcPr>
-          <w:p>
-            <w:r>
-              <w:rPr>
-                <w:sz w:val="16"/>
-              </w:rPr>
-              <w:t>同条材</w:t>
-            </w:r>
-          </w:p>
-        </w:tc>
-      </w:tr>
-      <w:tr>
-        <w:trPr>
-          <w:cantSplit/>
-        </w:trPr>
-        <w:tc>
-          <w:tcPr>
-            <w:tcW w:type="dxa" w:w="1994"/>
-          </w:tcPr>
-          <w:p>
-            <w:r>
-              <w:rPr>
-                <w:sz w:val="16"/>
-              </w:rPr>
-              <w:t>act_ratio</w:t>
-            </w:r>
-          </w:p>
-        </w:tc>
-        <w:tc>
-          <w:tcPr>
-            <w:tcW w:type="dxa" w:w="1994"/>
-          </w:tcPr>
-          <w:p>
-            <w:r>
-              <w:rPr>
-                <w:sz w:val="16"/>
-              </w:rPr>
-              <w:t>局部激活阈值相对峰值滑移</w:t>
-            </w:r>
-          </w:p>
-        </w:tc>
-        <w:tc>
-          <w:tcPr>
-            <w:tcW w:type="dxa" w:w="1994"/>
-          </w:tcPr>
-          <w:p>
-            <w:r>
-              <w:rPr>
-                <w:sz w:val="16"/>
-              </w:rPr>
-              <w:t>无量纲</w:t>
-            </w:r>
-          </w:p>
-        </w:tc>
-        <w:tc>
-          <w:tcPr>
-            <w:tcW w:type="dxa" w:w="1994"/>
-          </w:tcPr>
-          <w:p>
-            <w:r>
-              <w:rPr>
-                <w:sz w:val="16"/>
-              </w:rPr>
-              <w:t>0.75</w:t>
-            </w:r>
-          </w:p>
-        </w:tc>
-        <w:tc>
-          <w:tcPr>
-            <w:tcW w:type="dxa" w:w="1994"/>
-          </w:tcPr>
-          <w:p>
-            <w:r>
-              <w:rPr>
-                <w:sz w:val="16"/>
-              </w:rPr>
-              <w:t>0.7</w:t>
-            </w:r>
-          </w:p>
-        </w:tc>
-      </w:tr>
-      <w:tr>
-        <w:trPr>
-          <w:cantSplit/>
-        </w:trPr>
-        <w:tc>
-          <w:tcPr>
-            <w:tcW w:type="dxa" w:w="1994"/>
-          </w:tcPr>
-          <w:p>
-            <w:r>
-              <w:rPr>
-                <w:sz w:val="16"/>
-              </w:rPr>
-              <w:t>steel_E</w:t>
-            </w:r>
-          </w:p>
-        </w:tc>
-        <w:tc>
-          <w:tcPr>
-            <w:tcW w:type="dxa" w:w="1994"/>
-          </w:tcPr>
-          <w:p>
-            <w:r>
-              <w:rPr>
-                <w:sz w:val="16"/>
-              </w:rPr>
-              <w:t>箍筋弹模</w:t>
-            </w:r>
-          </w:p>
-        </w:tc>
-        <w:tc>
-          <w:tcPr>
-            <w:tcW w:type="dxa" w:w="1994"/>
-          </w:tcPr>
-          <w:p>
-            <w:r>
-              <w:rPr>
-                <w:sz w:val="16"/>
-              </w:rPr>
-              <w:t>MPa</w:t>
-            </w:r>
-          </w:p>
-        </w:tc>
-        <w:tc>
-          <w:tcPr>
-            <w:tcW w:type="dxa" w:w="1994"/>
-          </w:tcPr>
-          <w:p>
-            <w:r>
-              <w:rPr>
-                <w:sz w:val="16"/>
-              </w:rPr>
-              <w:t>200000</w:t>
-            </w:r>
-          </w:p>
-        </w:tc>
-        <w:tc>
-          <w:tcPr>
-            <w:tcW w:type="dxa" w:w="1994"/>
-          </w:tcPr>
-          <w:p>
-            <w:r>
-              <w:rPr>
-                <w:sz w:val="16"/>
-              </w:rPr>
-              <w:t>同条材</w:t>
-            </w:r>
-          </w:p>
-        </w:tc>
-      </w:tr>
-      <w:tr>
-        <w:trPr>
-          <w:cantSplit/>
-        </w:trPr>
-        <w:tc>
-          <w:tcPr>
-            <w:tcW w:type="dxa" w:w="1994"/>
-          </w:tcPr>
-          <w:p>
-            <w:r>
-              <w:rPr>
-                <w:sz w:val="16"/>
-              </w:rPr>
-              <w:t>stir_area</w:t>
-            </w:r>
-          </w:p>
-        </w:tc>
-        <w:tc>
-          <w:tcPr>
-            <w:tcW w:type="dxa" w:w="1994"/>
-          </w:tcPr>
-          <w:p>
-            <w:r>
-              <w:rPr>
-                <w:sz w:val="16"/>
-              </w:rPr>
-              <w:t>单道相交箍筋有效腿面积总和</w:t>
-            </w:r>
-          </w:p>
-        </w:tc>
-        <w:tc>
-          <w:tcPr>
-            <w:tcW w:type="dxa" w:w="1994"/>
-          </w:tcPr>
-          <w:p>
-            <w:r>
-              <w:rPr>
-                <w:sz w:val="16"/>
-              </w:rPr>
-              <w:t>mm²</w:t>
-            </w:r>
-          </w:p>
-        </w:tc>
-        <w:tc>
-          <w:tcPr>
-            <w:tcW w:type="dxa" w:w="1994"/>
-          </w:tcPr>
-          <w:p>
-            <w:r>
-              <w:rPr>
-                <w:sz w:val="16"/>
-              </w:rPr>
-              <w:t>56.548668</w:t>
-            </w:r>
-          </w:p>
-        </w:tc>
-        <w:tc>
-          <w:tcPr>
-            <w:tcW w:type="dxa" w:w="1994"/>
-          </w:tcPr>
-          <w:p>
-            <w:r>
-              <w:rPr>
-                <w:sz w:val="16"/>
-              </w:rPr>
-              <w:t>同条材</w:t>
-            </w:r>
-          </w:p>
-        </w:tc>
-      </w:tr>
-      <w:tr>
-        <w:trPr>
-          <w:cantSplit/>
-        </w:trPr>
-        <w:tc>
-          <w:tcPr>
-            <w:tcW w:type="dxa" w:w="1994"/>
-          </w:tcPr>
-          <w:p>
-            <w:r>
-              <w:rPr>
-                <w:sz w:val="16"/>
-              </w:rPr>
-              <w:t>steel_fy</w:t>
-            </w:r>
-          </w:p>
-        </w:tc>
-        <w:tc>
-          <w:tcPr>
-            <w:tcW w:type="dxa" w:w="1994"/>
-          </w:tcPr>
-          <w:p>
-            <w:r>
-              <w:rPr>
-                <w:sz w:val="16"/>
-              </w:rPr>
-              <w:t>箍筋屈服强度</w:t>
-            </w:r>
-          </w:p>
-        </w:tc>
-        <w:tc>
-          <w:tcPr>
-            <w:tcW w:type="dxa" w:w="1994"/>
-          </w:tcPr>
-          <w:p>
-            <w:r>
-              <w:rPr>
-                <w:sz w:val="16"/>
-              </w:rPr>
-              <w:t>MPa</w:t>
-            </w:r>
-          </w:p>
-        </w:tc>
-        <w:tc>
-          <w:tcPr>
-            <w:tcW w:type="dxa" w:w="1994"/>
-          </w:tcPr>
-          <w:p>
-            <w:r>
-              <w:rPr>
-                <w:sz w:val="16"/>
-              </w:rPr>
-              <w:t>542</w:t>
-            </w:r>
-          </w:p>
-        </w:tc>
-        <w:tc>
-          <w:tcPr>
-            <w:tcW w:type="dxa" w:w="1994"/>
-          </w:tcPr>
-          <w:p>
-            <w:r>
-              <w:rPr>
-                <w:sz w:val="16"/>
-              </w:rPr>
-              <w:t>同条材</w:t>
-            </w:r>
-          </w:p>
-        </w:tc>
-      </w:tr>
-      <w:tr>
-        <w:trPr>
-          <w:cantSplit/>
-        </w:trPr>
-        <w:tc>
-          <w:tcPr>
-            <w:tcW w:type="dxa" w:w="1994"/>
-          </w:tcPr>
-          <w:p>
-            <w:r>
-              <w:rPr>
-                <w:sz w:val="16"/>
-              </w:rPr>
-              <w:t>stir_spacing</w:t>
-            </w:r>
-          </w:p>
-        </w:tc>
-        <w:tc>
-          <w:tcPr>
-            <w:tcW w:type="dxa" w:w="1994"/>
-          </w:tcPr>
-          <w:p>
-            <w:r>
-              <w:rPr>
-                <w:sz w:val="16"/>
-              </w:rPr>
-              <w:t>箍筋间距</w:t>
-            </w:r>
-          </w:p>
-        </w:tc>
-        <w:tc>
-          <w:tcPr>
-            <w:tcW w:type="dxa" w:w="1994"/>
-          </w:tcPr>
-          <w:p>
-            <w:r>
-              <w:rPr>
-                <w:sz w:val="16"/>
-              </w:rPr>
-              <w:t>mm</w:t>
-            </w:r>
-          </w:p>
-        </w:tc>
-        <w:tc>
-          <w:tcPr>
-            <w:tcW w:type="dxa" w:w="1994"/>
-          </w:tcPr>
-          <w:p>
-            <w:r>
-              <w:rPr>
-                <w:sz w:val="16"/>
-              </w:rPr>
-              <w:t>300</w:t>
-            </w:r>
-          </w:p>
-        </w:tc>
-        <w:tc>
-          <w:tcPr>
-            <w:tcW w:type="dxa" w:w="1994"/>
-          </w:tcPr>
-          <w:p>
-            <w:r>
-              <w:rPr>
-                <w:sz w:val="16"/>
-              </w:rPr>
-              <w:t>同条材</w:t>
-            </w:r>
-          </w:p>
-        </w:tc>
-      </w:tr>
-      <w:tr>
-        <w:trPr>
-          <w:cantSplit/>
-        </w:trPr>
-        <w:tc>
-          <w:tcPr>
-            <w:tcW w:type="dxa" w:w="1994"/>
-          </w:tcPr>
-          <w:p>
-            <w:r>
-              <w:rPr>
-                <w:sz w:val="16"/>
-              </w:rPr>
-              <w:t>stir_first_x</w:t>
-            </w:r>
-          </w:p>
-        </w:tc>
-        <w:tc>
-          <w:tcPr>
-            <w:tcW w:type="dxa" w:w="1994"/>
-          </w:tcPr>
-          <w:p>
-            <w:r>
-              <w:rPr>
-                <w:sz w:val="16"/>
-              </w:rPr>
-              <w:t>第一道箍筋x</w:t>
-            </w:r>
-          </w:p>
-        </w:tc>
-        <w:tc>
-          <w:tcPr>
-            <w:tcW w:type="dxa" w:w="1994"/>
-          </w:tcPr>
-          <w:p>
-            <w:r>
-              <w:rPr>
-                <w:sz w:val="16"/>
-              </w:rPr>
-              <w:t>mm</w:t>
-            </w:r>
-          </w:p>
-        </w:tc>
-        <w:tc>
-          <w:tcPr>
-            <w:tcW w:type="dxa" w:w="1994"/>
-          </w:tcPr>
-          <w:p>
-            <w:r>
-              <w:rPr>
-                <w:sz w:val="16"/>
-              </w:rPr>
-              <w:t>150</w:t>
-            </w:r>
-          </w:p>
-        </w:tc>
-        <w:tc>
-          <w:tcPr>
-            <w:tcW w:type="dxa" w:w="1994"/>
-          </w:tcPr>
-          <w:p>
-            <w:r>
-              <w:rPr>
-                <w:sz w:val="16"/>
-              </w:rPr>
-              <w:t>同条材</w:t>
-            </w:r>
-          </w:p>
-        </w:tc>
-      </w:tr>
-      <w:tr>
-        <w:trPr>
-          <w:cantSplit/>
-        </w:trPr>
-        <w:tc>
-          <w:tcPr>
-            <w:tcW w:type="dxa" w:w="1994"/>
-          </w:tcPr>
-          <w:p>
-            <w:r>
-              <w:rPr>
-                <w:sz w:val="16"/>
-              </w:rPr>
-              <w:t>stir_x</w:t>
-            </w:r>
-          </w:p>
-        </w:tc>
-        <w:tc>
-          <w:tcPr>
-            <w:tcW w:type="dxa" w:w="1994"/>
-          </w:tcPr>
-          <w:p>
-            <w:r>
-              <w:rPr>
-                <w:sz w:val="16"/>
-              </w:rPr>
-              <w:t>自定义箍筋x坐标</w:t>
-            </w:r>
-          </w:p>
-        </w:tc>
-        <w:tc>
-          <w:tcPr>
-            <w:tcW w:type="dxa" w:w="1994"/>
-          </w:tcPr>
-          <w:p>
-            <w:r>
-              <w:rPr>
-                <w:sz w:val="16"/>
-              </w:rPr>
-              <w:t>mm</w:t>
-            </w:r>
-          </w:p>
-        </w:tc>
-        <w:tc>
-          <w:tcPr>
-            <w:tcW w:type="dxa" w:w="1994"/>
-          </w:tcPr>
-          <w:p>
-            <w:r>
-              <w:rPr>
-                <w:sz w:val="16"/>
-              </w:rPr>
-              <w:t>[]</w:t>
-            </w:r>
-          </w:p>
-        </w:tc>
-        <w:tc>
-          <w:tcPr>
-            <w:tcW w:type="dxa" w:w="1994"/>
-          </w:tcPr>
-          <w:p>
-            <w:r>
-              <w:rPr>
-                <w:sz w:val="16"/>
-              </w:rPr>
-              <w:t>同条材</w:t>
-            </w:r>
-          </w:p>
-        </w:tc>
-      </w:tr>
-      <w:tr>
-        <w:trPr>
-          <w:cantSplit/>
-        </w:trPr>
-        <w:tc>
-          <w:tcPr>
-            <w:tcW w:type="dxa" w:w="1994"/>
-          </w:tcPr>
-          <w:p>
-            <w:r>
-              <w:rPr>
-                <w:sz w:val="16"/>
-              </w:rPr>
-              <w:t>steel_trans_len</w:t>
-            </w:r>
-          </w:p>
-        </w:tc>
-        <w:tc>
-          <w:tcPr>
-            <w:tcW w:type="dxa" w:w="1994"/>
-          </w:tcPr>
-          <w:p>
-            <w:r>
-              <w:rPr>
-                <w:sz w:val="16"/>
-              </w:rPr>
-              <w:t>箍筋应变传递长度（待标定）</w:t>
-            </w:r>
-          </w:p>
-        </w:tc>
-        <w:tc>
-          <w:tcPr>
-            <w:tcW w:type="dxa" w:w="1994"/>
-          </w:tcPr>
-          <w:p>
-            <w:r>
-              <w:rPr>
-                <w:sz w:val="16"/>
-              </w:rPr>
-              <w:t>mm</w:t>
-            </w:r>
-          </w:p>
-        </w:tc>
-        <w:tc>
-          <w:tcPr>
-            <w:tcW w:type="dxa" w:w="1994"/>
-          </w:tcPr>
-          <w:p>
-            <w:r>
-              <w:rPr>
-                <w:sz w:val="16"/>
-              </w:rPr>
-              <w:t>220</w:t>
-            </w:r>
-          </w:p>
-        </w:tc>
-        <w:tc>
-          <w:tcPr>
-            <w:tcW w:type="dxa" w:w="1994"/>
-          </w:tcPr>
-          <w:p>
-            <w:r>
-              <w:rPr>
-                <w:sz w:val="16"/>
-              </w:rPr>
-              <w:t>同条材</w:t>
-            </w:r>
-          </w:p>
-        </w:tc>
-      </w:tr>
-      <w:tr>
-        <w:trPr>
-          <w:cantSplit/>
-        </w:trPr>
-        <w:tc>
-          <w:tcPr>
-            <w:tcW w:type="dxa" w:w="1994"/>
-          </w:tcPr>
-          <w:p>
-            <w:r>
-              <w:rPr>
-                <w:sz w:val="16"/>
-              </w:rPr>
-              <w:t>con_V_peak</w:t>
-            </w:r>
-          </w:p>
-        </w:tc>
-        <w:tc>
-          <w:tcPr>
-            <w:tcW w:type="dxa" w:w="1994"/>
-          </w:tcPr>
-          <w:p>
-            <w:r>
-              <w:rPr>
-                <w:sz w:val="16"/>
-              </w:rPr>
-              <w:t>Vc经验幅值参数，并非实际峰值</w:t>
-            </w:r>
-          </w:p>
-        </w:tc>
-        <w:tc>
-          <w:tcPr>
-            <w:tcW w:type="dxa" w:w="1994"/>
-          </w:tcPr>
-          <w:p>
-            <w:r>
-              <w:rPr>
-                <w:sz w:val="16"/>
-              </w:rPr>
-              <w:t>N</w:t>
-            </w:r>
-          </w:p>
-        </w:tc>
-        <w:tc>
-          <w:tcPr>
-            <w:tcW w:type="dxa" w:w="1994"/>
-          </w:tcPr>
-          <w:p>
-            <w:r>
-              <w:rPr>
-                <w:sz w:val="16"/>
-              </w:rPr>
-              <w:t>60000</w:t>
-            </w:r>
-          </w:p>
-        </w:tc>
-        <w:tc>
-          <w:tcPr>
-            <w:tcW w:type="dxa" w:w="1994"/>
-          </w:tcPr>
-          <w:p>
-            <w:r>
-              <w:rPr>
-                <w:sz w:val="16"/>
-              </w:rPr>
-              <w:t>同条材</w:t>
-            </w:r>
-          </w:p>
-        </w:tc>
-      </w:tr>
-      <w:tr>
-        <w:trPr>
-          <w:cantSplit/>
-        </w:trPr>
-        <w:tc>
-          <w:tcPr>
-            <w:tcW w:type="dxa" w:w="1994"/>
-          </w:tcPr>
-          <w:p>
-            <w:r>
-              <w:rPr>
-                <w:sz w:val="16"/>
-              </w:rPr>
-              <w:t>con_rise_q</w:t>
-            </w:r>
-          </w:p>
-        </w:tc>
-        <w:tc>
-          <w:tcPr>
-            <w:tcW w:type="dxa" w:w="1994"/>
-          </w:tcPr>
-          <w:p>
-            <w:r>
-              <w:rPr>
-                <w:sz w:val="16"/>
-              </w:rPr>
-              <w:t>Vc位移增长尺度</w:t>
-            </w:r>
-          </w:p>
-        </w:tc>
-        <w:tc>
-          <w:tcPr>
-            <w:tcW w:type="dxa" w:w="1994"/>
-          </w:tcPr>
-          <w:p>
-            <w:r>
-              <w:rPr>
-                <w:sz w:val="16"/>
-              </w:rPr>
-              <w:t>mm</w:t>
-            </w:r>
-          </w:p>
-        </w:tc>
-        <w:tc>
-          <w:tcPr>
-            <w:tcW w:type="dxa" w:w="1994"/>
-          </w:tcPr>
-          <w:p>
-            <w:r>
-              <w:rPr>
-                <w:sz w:val="16"/>
-              </w:rPr>
-              <w:t>0.025</w:t>
-            </w:r>
-          </w:p>
-        </w:tc>
-        <w:tc>
-          <w:tcPr>
-            <w:tcW w:type="dxa" w:w="1994"/>
-          </w:tcPr>
-          <w:p>
-            <w:r>
-              <w:rPr>
-                <w:sz w:val="16"/>
-              </w:rPr>
-              <w:t>同条材</w:t>
-            </w:r>
-          </w:p>
-        </w:tc>
-      </w:tr>
-      <w:tr>
-        <w:trPr>
-          <w:cantSplit/>
-        </w:trPr>
-        <w:tc>
-          <w:tcPr>
-            <w:tcW w:type="dxa" w:w="1994"/>
-          </w:tcPr>
-          <w:p>
-            <w:r>
-              <w:rPr>
-                <w:sz w:val="16"/>
-              </w:rPr>
-              <w:t>con_soft_w</w:t>
-            </w:r>
-          </w:p>
-        </w:tc>
-        <w:tc>
-          <w:tcPr>
-            <w:tcW w:type="dxa" w:w="1994"/>
-          </w:tcPr>
-          <w:p>
-            <w:r>
-              <w:rPr>
-                <w:sz w:val="16"/>
-              </w:rPr>
-              <w:t>Vc开口软化尺度</w:t>
-            </w:r>
-          </w:p>
-        </w:tc>
-        <w:tc>
-          <w:tcPr>
-            <w:tcW w:type="dxa" w:w="1994"/>
-          </w:tcPr>
-          <w:p>
-            <w:r>
-              <w:rPr>
-                <w:sz w:val="16"/>
-              </w:rPr>
-              <w:t>mm</w:t>
-            </w:r>
-          </w:p>
-        </w:tc>
-        <w:tc>
-          <w:tcPr>
-            <w:tcW w:type="dxa" w:w="1994"/>
-          </w:tcPr>
-          <w:p>
-            <w:r>
-              <w:rPr>
-                <w:sz w:val="16"/>
-              </w:rPr>
-              <w:t>0.6</w:t>
-            </w:r>
-          </w:p>
-        </w:tc>
-        <w:tc>
-          <w:tcPr>
-            <w:tcW w:type="dxa" w:w="1994"/>
-          </w:tcPr>
-          <w:p>
-            <w:r>
-              <w:rPr>
-                <w:sz w:val="16"/>
-              </w:rPr>
-              <w:t>同条材</w:t>
-            </w:r>
-          </w:p>
-        </w:tc>
-      </w:tr>
-      <w:tr>
-        <w:trPr>
-          <w:cantSplit/>
-        </w:trPr>
-        <w:tc>
-          <w:tcPr>
-            <w:tcW w:type="dxa" w:w="1994"/>
-          </w:tcPr>
-          <w:p>
-            <w:r>
-              <w:rPr>
-                <w:sz w:val="16"/>
-              </w:rPr>
-              <w:t>con_res_ratio</w:t>
-            </w:r>
-          </w:p>
-        </w:tc>
-        <w:tc>
-          <w:tcPr>
-            <w:tcW w:type="dxa" w:w="1994"/>
-          </w:tcPr>
-          <w:p>
-            <w:r>
-              <w:rPr>
-                <w:sz w:val="16"/>
-              </w:rPr>
-              <w:t>Vc残余比例</w:t>
-            </w:r>
-          </w:p>
-        </w:tc>
-        <w:tc>
-          <w:tcPr>
-            <w:tcW w:type="dxa" w:w="1994"/>
-          </w:tcPr>
-          <w:p>
-            <w:r>
-              <w:rPr>
-                <w:sz w:val="16"/>
-              </w:rPr>
-              <w:t>无量纲</w:t>
-            </w:r>
-          </w:p>
-        </w:tc>
-        <w:tc>
-          <w:tcPr>
-            <w:tcW w:type="dxa" w:w="1994"/>
-          </w:tcPr>
-          <w:p>
-            <w:r>
-              <w:rPr>
-                <w:sz w:val="16"/>
-              </w:rPr>
-              <w:t>0.2</w:t>
-            </w:r>
-          </w:p>
-        </w:tc>
-        <w:tc>
-          <w:tcPr>
-            <w:tcW w:type="dxa" w:w="1994"/>
-          </w:tcPr>
-          <w:p>
-            <w:r>
-              <w:rPr>
-                <w:sz w:val="16"/>
-              </w:rPr>
-              <w:t>同条材</w:t>
-            </w:r>
-          </w:p>
-        </w:tc>
-      </w:tr>
-      <w:tr>
-        <w:trPr>
-          <w:cantSplit/>
-        </w:trPr>
-        <w:tc>
-          <w:tcPr>
-            <w:tcW w:type="dxa" w:w="1994"/>
-          </w:tcPr>
-          <w:p>
-            <w:r>
-              <w:rPr>
-                <w:sz w:val="16"/>
-              </w:rPr>
-              <w:t>steel_sn_n</w:t>
-            </w:r>
-          </w:p>
-        </w:tc>
-        <w:tc>
-          <w:tcPr>
-            <w:tcW w:type="dxa" w:w="1994"/>
-          </w:tcPr>
-          <w:p>
-            <w:r>
-              <w:rPr>
-                <w:sz w:val="16"/>
-              </w:rPr>
-              <w:t>箍筋S-N参考寿命，Inf关闭</w:t>
-            </w:r>
-          </w:p>
-        </w:tc>
-        <w:tc>
-          <w:tcPr>
-            <w:tcW w:type="dxa" w:w="1994"/>
-          </w:tcPr>
-          <w:p>
-            <w:r>
-              <w:rPr>
-                <w:sz w:val="16"/>
-              </w:rPr>
-              <w:t>次</w:t>
-            </w:r>
-          </w:p>
-        </w:tc>
-        <w:tc>
-          <w:tcPr>
-            <w:tcW w:type="dxa" w:w="1994"/>
-          </w:tcPr>
-          <w:p>
-            <w:r>
-              <w:rPr>
-                <w:sz w:val="16"/>
-              </w:rPr>
-              <w:t>Inf</w:t>
-            </w:r>
-          </w:p>
-        </w:tc>
-        <w:tc>
-          <w:tcPr>
-            <w:tcW w:type="dxa" w:w="1994"/>
-          </w:tcPr>
-          <w:p>
-            <w:r>
-              <w:rPr>
-                <w:sz w:val="16"/>
-              </w:rPr>
-              <w:t>同条材</w:t>
-            </w:r>
-          </w:p>
-        </w:tc>
-      </w:tr>
-      <w:tr>
-        <w:trPr>
-          <w:cantSplit/>
-        </w:trPr>
-        <w:tc>
-          <w:tcPr>
-            <w:tcW w:type="dxa" w:w="1994"/>
-          </w:tcPr>
-          <w:p>
-            <w:r>
-              <w:rPr>
-                <w:sz w:val="16"/>
-              </w:rPr>
-              <w:t>steel_sn_stress</w:t>
-            </w:r>
-          </w:p>
-        </w:tc>
-        <w:tc>
-          <w:tcPr>
-            <w:tcW w:type="dxa" w:w="1994"/>
-          </w:tcPr>
-          <w:p>
-            <w:r>
-              <w:rPr>
-                <w:sz w:val="16"/>
-              </w:rPr>
-              <w:t>箍筋S-N参考应力范围</w:t>
-            </w:r>
-          </w:p>
-        </w:tc>
-        <w:tc>
-          <w:tcPr>
-            <w:tcW w:type="dxa" w:w="1994"/>
-          </w:tcPr>
-          <w:p>
-            <w:r>
-              <w:rPr>
-                <w:sz w:val="16"/>
-              </w:rPr>
-              <w:t>MPa</w:t>
-            </w:r>
-          </w:p>
-        </w:tc>
-        <w:tc>
-          <w:tcPr>
-            <w:tcW w:type="dxa" w:w="1994"/>
-          </w:tcPr>
-          <w:p>
-            <w:r>
-              <w:rPr>
-                <w:sz w:val="16"/>
-              </w:rPr>
-              <w:t>200</w:t>
-            </w:r>
-          </w:p>
-        </w:tc>
-        <w:tc>
-          <w:tcPr>
-            <w:tcW w:type="dxa" w:w="1994"/>
-          </w:tcPr>
-          <w:p>
-            <w:r>
-              <w:rPr>
-                <w:sz w:val="16"/>
-              </w:rPr>
-              <w:t>同条材</w:t>
-            </w:r>
-          </w:p>
-        </w:tc>
-      </w:tr>
-      <w:tr>
-        <w:trPr>
-          <w:cantSplit/>
-        </w:trPr>
-        <w:tc>
-          <w:tcPr>
-            <w:tcW w:type="dxa" w:w="1994"/>
-          </w:tcPr>
-          <w:p>
-            <w:r>
-              <w:rPr>
-                <w:sz w:val="16"/>
-              </w:rPr>
-              <w:t>steel_sn_exp</w:t>
-            </w:r>
-          </w:p>
-        </w:tc>
-        <w:tc>
-          <w:tcPr>
-            <w:tcW w:type="dxa" w:w="1994"/>
-          </w:tcPr>
-          <w:p>
-            <w:r>
-              <w:rPr>
-                <w:sz w:val="16"/>
-              </w:rPr>
-              <w:t>箍筋S-N指数</w:t>
-            </w:r>
-          </w:p>
-        </w:tc>
-        <w:tc>
-          <w:tcPr>
-            <w:tcW w:type="dxa" w:w="1994"/>
-          </w:tcPr>
-          <w:p>
-            <w:r>
-              <w:rPr>
-                <w:sz w:val="16"/>
-              </w:rPr>
-              <w:t>无量纲</w:t>
-            </w:r>
-          </w:p>
-        </w:tc>
-        <w:tc>
-          <w:tcPr>
-            <w:tcW w:type="dxa" w:w="1994"/>
-          </w:tcPr>
-          <w:p>
-            <w:r>
-              <w:rPr>
-                <w:sz w:val="16"/>
-              </w:rPr>
-              <w:t>5</w:t>
-            </w:r>
-          </w:p>
-        </w:tc>
-        <w:tc>
-          <w:tcPr>
-            <w:tcW w:type="dxa" w:w="1994"/>
-          </w:tcPr>
-          <w:p>
-            <w:r>
-              <w:rPr>
-                <w:sz w:val="16"/>
-              </w:rPr>
-              <w:t>同条材</w:t>
-            </w:r>
-          </w:p>
-        </w:tc>
-      </w:tr>
-      <w:tr>
-        <w:trPr>
-          <w:cantSplit/>
-        </w:trPr>
-        <w:tc>
-          <w:tcPr>
-            <w:tcW w:type="dxa" w:w="1994"/>
-          </w:tcPr>
-          <w:p>
-            <w:r>
-              <w:rPr>
-                <w:sz w:val="16"/>
-              </w:rPr>
-              <w:t>con_sn_n</w:t>
-            </w:r>
-          </w:p>
-        </w:tc>
-        <w:tc>
-          <w:tcPr>
-            <w:tcW w:type="dxa" w:w="1994"/>
-          </w:tcPr>
-          <w:p>
-            <w:r>
-              <w:rPr>
-                <w:sz w:val="16"/>
-              </w:rPr>
-              <w:t>混凝土S-N参考寿命，Inf关闭</w:t>
-            </w:r>
-          </w:p>
-        </w:tc>
-        <w:tc>
-          <w:tcPr>
-            <w:tcW w:type="dxa" w:w="1994"/>
-          </w:tcPr>
-          <w:p>
-            <w:r>
-              <w:rPr>
-                <w:sz w:val="16"/>
-              </w:rPr>
-              <w:t>次</w:t>
-            </w:r>
-          </w:p>
-        </w:tc>
-        <w:tc>
-          <w:tcPr>
-            <w:tcW w:type="dxa" w:w="1994"/>
-          </w:tcPr>
-          <w:p>
-            <w:r>
-              <w:rPr>
-                <w:sz w:val="16"/>
-              </w:rPr>
-              <w:t>Inf</w:t>
-            </w:r>
-          </w:p>
-        </w:tc>
-        <w:tc>
-          <w:tcPr>
-            <w:tcW w:type="dxa" w:w="1994"/>
-          </w:tcPr>
-          <w:p>
-            <w:r>
-              <w:rPr>
-                <w:sz w:val="16"/>
-              </w:rPr>
-              <w:t>同条材</w:t>
-            </w:r>
-          </w:p>
-        </w:tc>
-      </w:tr>
-      <w:tr>
-        <w:trPr>
-          <w:cantSplit/>
-        </w:trPr>
-        <w:tc>
-          <w:tcPr>
-            <w:tcW w:type="dxa" w:w="1994"/>
-          </w:tcPr>
-          <w:p>
-            <w:r>
-              <w:rPr>
-                <w:sz w:val="16"/>
-              </w:rPr>
-              <w:t>con_sn_stress</w:t>
-            </w:r>
-          </w:p>
-        </w:tc>
-        <w:tc>
-          <w:tcPr>
-            <w:tcW w:type="dxa" w:w="1994"/>
-          </w:tcPr>
-          <w:p>
-            <w:r>
-              <w:rPr>
-                <w:sz w:val="16"/>
-              </w:rPr>
-              <w:t>混凝土S-N参考等效应力范围</w:t>
-            </w:r>
-          </w:p>
-        </w:tc>
-        <w:tc>
-          <w:tcPr>
-            <w:tcW w:type="dxa" w:w="1994"/>
-          </w:tcPr>
-          <w:p>
-            <w:r>
-              <w:rPr>
-                <w:sz w:val="16"/>
-              </w:rPr>
-              <w:t>MPa</w:t>
-            </w:r>
-          </w:p>
-        </w:tc>
-        <w:tc>
-          <w:tcPr>
-            <w:tcW w:type="dxa" w:w="1994"/>
-          </w:tcPr>
-          <w:p>
-            <w:r>
-              <w:rPr>
-                <w:sz w:val="16"/>
-              </w:rPr>
-              <w:t>1</w:t>
-            </w:r>
-          </w:p>
-        </w:tc>
-        <w:tc>
-          <w:tcPr>
-            <w:tcW w:type="dxa" w:w="1994"/>
-          </w:tcPr>
-          <w:p>
-            <w:r>
-              <w:rPr>
-                <w:sz w:val="16"/>
-              </w:rPr>
-              <w:t>同条材</w:t>
-            </w:r>
-          </w:p>
-        </w:tc>
-      </w:tr>
-      <w:tr>
-        <w:trPr>
-          <w:cantSplit/>
-        </w:trPr>
-        <w:tc>
-          <w:tcPr>
-            <w:tcW w:type="dxa" w:w="1994"/>
-          </w:tcPr>
-          <w:p>
-            <w:r>
-              <w:rPr>
-                <w:sz w:val="16"/>
-              </w:rPr>
-              <w:t>con_sn_exp</w:t>
-            </w:r>
-          </w:p>
-        </w:tc>
-        <w:tc>
-          <w:tcPr>
-            <w:tcW w:type="dxa" w:w="1994"/>
-          </w:tcPr>
-          <w:p>
-            <w:r>
-              <w:rPr>
-                <w:sz w:val="16"/>
-              </w:rPr>
-              <w:t>混凝土S-N指数</w:t>
-            </w:r>
-          </w:p>
-        </w:tc>
-        <w:tc>
-          <w:tcPr>
-            <w:tcW w:type="dxa" w:w="1994"/>
-          </w:tcPr>
-          <w:p>
-            <w:r>
-              <w:rPr>
-                <w:sz w:val="16"/>
-              </w:rPr>
-              <w:t>无量纲</w:t>
-            </w:r>
-          </w:p>
-        </w:tc>
-        <w:tc>
-          <w:tcPr>
-            <w:tcW w:type="dxa" w:w="1994"/>
-          </w:tcPr>
-          <w:p>
-            <w:r>
-              <w:rPr>
-                <w:sz w:val="16"/>
-              </w:rPr>
-              <w:t>8</w:t>
-            </w:r>
-          </w:p>
-        </w:tc>
-        <w:tc>
-          <w:tcPr>
-            <w:tcW w:type="dxa" w:w="1994"/>
-          </w:tcPr>
-          <w:p>
-            <w:r>
-              <w:rPr>
-                <w:sz w:val="16"/>
-              </w:rPr>
-              <w:t>同条材</w:t>
-            </w:r>
-          </w:p>
-        </w:tc>
-      </w:tr>
-      <w:tr>
-        <w:trPr>
-          <w:cantSplit/>
-        </w:trPr>
-        <w:tc>
-          <w:tcPr>
-            <w:tcW w:type="dxa" w:w="1994"/>
-          </w:tcPr>
-          <w:p>
-            <w:r>
-              <w:rPr>
-                <w:sz w:val="16"/>
-              </w:rPr>
-              <w:t>strut_limit</w:t>
-            </w:r>
-          </w:p>
-        </w:tc>
-        <w:tc>
-          <w:tcPr>
-            <w:tcW w:type="dxa" w:w="1994"/>
-          </w:tcPr>
-          <w:p>
-            <w:r>
-              <w:rPr>
-                <w:sz w:val="16"/>
-              </w:rPr>
-              <w:t>用户给定剪切压杆上限</w:t>
-            </w:r>
-          </w:p>
-        </w:tc>
-        <w:tc>
-          <w:tcPr>
-            <w:tcW w:type="dxa" w:w="1994"/>
-          </w:tcPr>
-          <w:p>
-            <w:r>
-              <w:rPr>
-                <w:sz w:val="16"/>
-              </w:rPr>
-              <w:t>N</w:t>
-            </w:r>
-          </w:p>
-        </w:tc>
-        <w:tc>
-          <w:tcPr>
-            <w:tcW w:type="dxa" w:w="1994"/>
-          </w:tcPr>
-          <w:p>
-            <w:r>
-              <w:rPr>
-                <w:sz w:val="16"/>
-              </w:rPr>
-              <w:t>Inf</w:t>
-            </w:r>
-          </w:p>
-        </w:tc>
-        <w:tc>
-          <w:tcPr>
-            <w:tcW w:type="dxa" w:w="1994"/>
-          </w:tcPr>
-          <w:p>
-            <w:r>
-              <w:rPr>
-                <w:sz w:val="16"/>
-              </w:rPr>
-              <w:t>同条材</w:t>
-            </w:r>
-          </w:p>
-        </w:tc>
-      </w:tr>
-      <w:tr>
-        <w:trPr>
-          <w:cantSplit/>
-        </w:trPr>
-        <w:tc>
-          <w:tcPr>
-            <w:tcW w:type="dxa" w:w="1994"/>
-          </w:tcPr>
-          <w:p>
-            <w:r>
-              <w:rPr>
-                <w:sz w:val="16"/>
-              </w:rPr>
-              <w:t>moment_limit</w:t>
-            </w:r>
-          </w:p>
-        </w:tc>
-        <w:tc>
-          <w:tcPr>
-            <w:tcW w:type="dxa" w:w="1994"/>
-          </w:tcPr>
-          <w:p>
-            <w:r>
-              <w:rPr>
-                <w:sz w:val="16"/>
-              </w:rPr>
-              <w:t>用户给定抗弯上限</w:t>
-            </w:r>
-          </w:p>
-        </w:tc>
-        <w:tc>
-          <w:tcPr>
-            <w:tcW w:type="dxa" w:w="1994"/>
-          </w:tcPr>
-          <w:p>
-            <w:r>
-              <w:rPr>
-                <w:sz w:val="16"/>
-              </w:rPr>
-              <w:t>N·mm</w:t>
-            </w:r>
-          </w:p>
-        </w:tc>
-        <w:tc>
-          <w:tcPr>
-            <w:tcW w:type="dxa" w:w="1994"/>
-          </w:tcPr>
-          <w:p>
-            <w:r>
-              <w:rPr>
-                <w:sz w:val="16"/>
-              </w:rPr>
-              <w:t>Inf</w:t>
-            </w:r>
-          </w:p>
-        </w:tc>
-        <w:tc>
-          <w:tcPr>
-            <w:tcW w:type="dxa" w:w="1994"/>
-          </w:tcPr>
-          <w:p>
-            <w:r>
-              <w:rPr>
-                <w:sz w:val="16"/>
-              </w:rPr>
-              <w:t>同条材</w:t>
-            </w:r>
-          </w:p>
-        </w:tc>
-      </w:tr>
-      <w:tr>
-        <w:trPr>
-          <w:cantSplit/>
-        </w:trPr>
-        <w:tc>
-          <w:tcPr>
-            <w:tcW w:type="dxa" w:w="1994"/>
-          </w:tcPr>
-          <w:p>
-            <w:r>
-              <w:rPr>
-                <w:sz w:val="16"/>
-              </w:rPr>
-              <w:t>Q_max</w:t>
-            </w:r>
-          </w:p>
-        </w:tc>
-        <w:tc>
-          <w:tcPr>
-            <w:tcW w:type="dxa" w:w="1994"/>
-          </w:tcPr>
-          <w:p>
-            <w:r>
-              <w:rPr>
-                <w:sz w:val="16"/>
-              </w:rPr>
-              <w:t>对称四点加载总最大荷载</w:t>
-            </w:r>
-          </w:p>
-        </w:tc>
-        <w:tc>
-          <w:tcPr>
-            <w:tcW w:type="dxa" w:w="1994"/>
-          </w:tcPr>
-          <w:p>
-            <w:r>
-              <w:rPr>
-                <w:sz w:val="16"/>
-              </w:rPr>
-              <w:t>N</w:t>
-            </w:r>
-          </w:p>
-        </w:tc>
-        <w:tc>
-          <w:tcPr>
-            <w:tcW w:type="dxa" w:w="1994"/>
-          </w:tcPr>
-          <w:p>
-            <w:r>
-              <w:rPr>
-                <w:sz w:val="16"/>
-              </w:rPr>
-              <w:t>180000</w:t>
-            </w:r>
-          </w:p>
-        </w:tc>
-        <w:tc>
-          <w:tcPr>
-            <w:tcW w:type="dxa" w:w="1994"/>
-          </w:tcPr>
-          <w:p>
-            <w:r>
-              <w:rPr>
-                <w:sz w:val="16"/>
-              </w:rPr>
-              <w:t>同条材</w:t>
-            </w:r>
-          </w:p>
-        </w:tc>
-      </w:tr>
-      <w:tr>
-        <w:trPr>
-          <w:cantSplit/>
-        </w:trPr>
-        <w:tc>
-          <w:tcPr>
-            <w:tcW w:type="dxa" w:w="1994"/>
-          </w:tcPr>
-          <w:p>
-            <w:r>
-              <w:rPr>
-                <w:sz w:val="16"/>
-              </w:rPr>
-              <w:t>Q_min</w:t>
-            </w:r>
-          </w:p>
-        </w:tc>
-        <w:tc>
-          <w:tcPr>
-            <w:tcW w:type="dxa" w:w="1994"/>
-          </w:tcPr>
-          <w:p>
-            <w:r>
-              <w:rPr>
-                <w:sz w:val="16"/>
-              </w:rPr>
-              <w:t>总最小荷载</w:t>
-            </w:r>
-          </w:p>
-        </w:tc>
-        <w:tc>
-          <w:tcPr>
-            <w:tcW w:type="dxa" w:w="1994"/>
-          </w:tcPr>
-          <w:p>
-            <w:r>
-              <w:rPr>
-                <w:sz w:val="16"/>
-              </w:rPr>
-              <w:t>N</w:t>
-            </w:r>
-          </w:p>
-        </w:tc>
-        <w:tc>
-          <w:tcPr>
-            <w:tcW w:type="dxa" w:w="1994"/>
-          </w:tcPr>
-          <w:p>
-            <w:r>
-              <w:rPr>
-                <w:sz w:val="16"/>
-              </w:rPr>
-              <w:t>30000</w:t>
-            </w:r>
-          </w:p>
-        </w:tc>
-        <w:tc>
-          <w:tcPr>
-            <w:tcW w:type="dxa" w:w="1994"/>
-          </w:tcPr>
-          <w:p>
-            <w:r>
-              <w:rPr>
-                <w:sz w:val="16"/>
-              </w:rPr>
-              <w:t>同条材</w:t>
-            </w:r>
-          </w:p>
-        </w:tc>
-      </w:tr>
-      <w:tr>
-        <w:trPr>
-          <w:cantSplit/>
-        </w:trPr>
-        <w:tc>
-          <w:tcPr>
-            <w:tcW w:type="dxa" w:w="1994"/>
-          </w:tcPr>
-          <w:p>
-            <w:r>
-              <w:rPr>
-                <w:sz w:val="16"/>
-              </w:rPr>
-              <w:t>N_max</w:t>
-            </w:r>
-          </w:p>
-        </w:tc>
-        <w:tc>
-          <w:tcPr>
-            <w:tcW w:type="dxa" w:w="1994"/>
-          </w:tcPr>
-          <w:p>
-            <w:r>
-              <w:rPr>
-                <w:sz w:val="16"/>
-              </w:rPr>
-              <w:t>循环数上限</w:t>
-            </w:r>
-          </w:p>
-        </w:tc>
-        <w:tc>
-          <w:tcPr>
-            <w:tcW w:type="dxa" w:w="1994"/>
-          </w:tcPr>
-          <w:p>
-            <w:r>
-              <w:rPr>
-                <w:sz w:val="16"/>
-              </w:rPr>
-              <w:t>次</w:t>
-            </w:r>
-          </w:p>
-        </w:tc>
-        <w:tc>
-          <w:tcPr>
-            <w:tcW w:type="dxa" w:w="1994"/>
-          </w:tcPr>
-          <w:p>
-            <w:r>
-              <w:rPr>
-                <w:sz w:val="16"/>
-              </w:rPr>
-              <w:t>10000</w:t>
-            </w:r>
-          </w:p>
-        </w:tc>
-        <w:tc>
-          <w:tcPr>
-            <w:tcW w:type="dxa" w:w="1994"/>
-          </w:tcPr>
-          <w:p>
-            <w:r>
-              <w:rPr>
-                <w:sz w:val="16"/>
-              </w:rPr>
-              <w:t>同条材</w:t>
-            </w:r>
-          </w:p>
-        </w:tc>
-      </w:tr>
-      <w:tr>
-        <w:trPr>
-          <w:cantSplit/>
-        </w:trPr>
-        <w:tc>
-          <w:tcPr>
-            <w:tcW w:type="dxa" w:w="1994"/>
-          </w:tcPr>
-          <w:p>
-            <w:r>
-              <w:rPr>
-                <w:sz w:val="16"/>
-              </w:rPr>
-              <w:t>cycle_step</w:t>
-            </w:r>
-          </w:p>
-        </w:tc>
-        <w:tc>
-          <w:tcPr>
-            <w:tcW w:type="dxa" w:w="1994"/>
-          </w:tcPr>
-          <w:p>
-            <w:r>
-              <w:rPr>
-                <w:sz w:val="16"/>
-              </w:rPr>
-              <w:t>循环块上限，不是加载频率</w:t>
-            </w:r>
-          </w:p>
-        </w:tc>
-        <w:tc>
-          <w:tcPr>
-            <w:tcW w:type="dxa" w:w="1994"/>
-          </w:tcPr>
-          <w:p>
-            <w:r>
-              <w:rPr>
-                <w:sz w:val="16"/>
-              </w:rPr>
-              <w:t>次</w:t>
-            </w:r>
-          </w:p>
-        </w:tc>
-        <w:tc>
-          <w:tcPr>
-            <w:tcW w:type="dxa" w:w="1994"/>
-          </w:tcPr>
-          <w:p>
-            <w:r>
-              <w:rPr>
-                <w:sz w:val="16"/>
-              </w:rPr>
-              <w:t>20</w:t>
-            </w:r>
-          </w:p>
-        </w:tc>
-        <w:tc>
-          <w:tcPr>
-            <w:tcW w:type="dxa" w:w="1994"/>
-          </w:tcPr>
-          <w:p>
-            <w:r>
-              <w:rPr>
-                <w:sz w:val="16"/>
-              </w:rPr>
-              <w:t>同条材</w:t>
-            </w:r>
-          </w:p>
-        </w:tc>
-      </w:tr>
-      <w:tr>
-        <w:trPr>
-          <w:cantSplit/>
-        </w:trPr>
-        <w:tc>
-          <w:tcPr>
-            <w:tcW w:type="dxa" w:w="1994"/>
-          </w:tcPr>
-          <w:p>
-            <w:r>
-              <w:rPr>
-                <w:sz w:val="16"/>
-              </w:rPr>
-              <w:t>n_cells</w:t>
-            </w:r>
-          </w:p>
-        </w:tc>
-        <w:tc>
-          <w:tcPr>
-            <w:tcW w:type="dxa" w:w="1994"/>
-          </w:tcPr>
-          <w:p>
-            <w:r>
-              <w:rPr>
-                <w:sz w:val="16"/>
-              </w:rPr>
-              <w:t>每侧锚固单元数</w:t>
-            </w:r>
-          </w:p>
-        </w:tc>
-        <w:tc>
-          <w:tcPr>
-            <w:tcW w:type="dxa" w:w="1994"/>
-          </w:tcPr>
-          <w:p>
-            <w:r>
-              <w:rPr>
-                <w:sz w:val="16"/>
-              </w:rPr>
-              <w:t>整数</w:t>
-            </w:r>
-          </w:p>
-        </w:tc>
-        <w:tc>
-          <w:tcPr>
-            <w:tcW w:type="dxa" w:w="1994"/>
-          </w:tcPr>
-          <w:p>
-            <w:r>
-              <w:rPr>
-                <w:sz w:val="16"/>
-              </w:rPr>
-              <w:t>24</w:t>
-            </w:r>
-          </w:p>
-        </w:tc>
-        <w:tc>
-          <w:tcPr>
-            <w:tcW w:type="dxa" w:w="1994"/>
-          </w:tcPr>
-          <w:p>
-            <w:r>
-              <w:rPr>
-                <w:sz w:val="16"/>
-              </w:rPr>
-              <w:t>同条材</w:t>
-            </w:r>
-          </w:p>
-        </w:tc>
-      </w:tr>
-      <w:tr>
-        <w:trPr>
-          <w:cantSplit/>
-        </w:trPr>
-        <w:tc>
-          <w:tcPr>
-            <w:tcW w:type="dxa" w:w="1994"/>
-          </w:tcPr>
-          <w:p>
-            <w:r>
-              <w:rPr>
-                <w:sz w:val="16"/>
-              </w:rPr>
-              <w:t>opening_limit</w:t>
-            </w:r>
-          </w:p>
-        </w:tc>
-        <w:tc>
-          <w:tcPr>
-            <w:tcW w:type="dxa" w:w="1994"/>
-          </w:tcPr>
-          <w:p>
-            <w:r>
-              <w:rPr>
-                <w:sz w:val="16"/>
-              </w:rPr>
-              <w:t>全局q搜索域上限</w:t>
-            </w:r>
-          </w:p>
-        </w:tc>
-        <w:tc>
-          <w:tcPr>
-            <w:tcW w:type="dxa" w:w="1994"/>
-          </w:tcPr>
-          <w:p>
-            <w:r>
-              <w:rPr>
-                <w:sz w:val="16"/>
-              </w:rPr>
-              <w:t>mm</w:t>
-            </w:r>
-          </w:p>
-        </w:tc>
-        <w:tc>
-          <w:tcPr>
-            <w:tcW w:type="dxa" w:w="1994"/>
-          </w:tcPr>
-          <w:p>
-            <w:r>
-              <w:rPr>
-                <w:sz w:val="16"/>
-              </w:rPr>
-              <w:t>5</w:t>
-            </w:r>
-          </w:p>
-        </w:tc>
-        <w:tc>
-          <w:tcPr>
-            <w:tcW w:type="dxa" w:w="1994"/>
-          </w:tcPr>
-          <w:p>
-            <w:r>
-              <w:rPr>
-                <w:sz w:val="16"/>
-              </w:rPr>
-              <w:t>同条材</w:t>
-            </w:r>
-          </w:p>
-        </w:tc>
-      </w:tr>
-      <w:tr>
-        <w:trPr>
-          <w:cantSplit/>
-        </w:trPr>
-        <w:tc>
-          <w:tcPr>
-            <w:tcW w:type="dxa" w:w="1994"/>
-          </w:tcPr>
-          <w:p>
-            <w:r>
-              <w:rPr>
-                <w:sz w:val="16"/>
-              </w:rPr>
-              <w:t>scan_points</w:t>
-            </w:r>
-          </w:p>
-        </w:tc>
-        <w:tc>
-          <w:tcPr>
-            <w:tcW w:type="dxa" w:w="1994"/>
-          </w:tcPr>
-          <w:p>
-            <w:r>
-              <w:rPr>
-                <w:sz w:val="16"/>
-              </w:rPr>
-              <w:t>全局扫描点数</w:t>
-            </w:r>
-          </w:p>
-        </w:tc>
-        <w:tc>
-          <w:tcPr>
-            <w:tcW w:type="dxa" w:w="1994"/>
-          </w:tcPr>
-          <w:p>
-            <w:r>
-              <w:rPr>
-                <w:sz w:val="16"/>
-              </w:rPr>
-              <w:t>整数</w:t>
-            </w:r>
-          </w:p>
-        </w:tc>
-        <w:tc>
-          <w:tcPr>
-            <w:tcW w:type="dxa" w:w="1994"/>
-          </w:tcPr>
-          <w:p>
-            <w:r>
-              <w:rPr>
-                <w:sz w:val="16"/>
-              </w:rPr>
-              <w:t>61</w:t>
-            </w:r>
-          </w:p>
-        </w:tc>
-        <w:tc>
-          <w:tcPr>
-            <w:tcW w:type="dxa" w:w="1994"/>
-          </w:tcPr>
-          <w:p>
-            <w:r>
-              <w:rPr>
-                <w:sz w:val="16"/>
-              </w:rPr>
-              <w:t>同条材</w:t>
-            </w:r>
-          </w:p>
-        </w:tc>
-      </w:tr>
-      <w:tr>
-        <w:trPr>
-          <w:cantSplit/>
-        </w:trPr>
-        <w:tc>
-          <w:tcPr>
-            <w:tcW w:type="dxa" w:w="1994"/>
-          </w:tcPr>
-          <w:p>
-            <w:r>
-              <w:rPr>
-                <w:sz w:val="16"/>
-              </w:rPr>
-              <w:t>force_tol</w:t>
-            </w:r>
-          </w:p>
-        </w:tc>
-        <w:tc>
-          <w:tcPr>
-            <w:tcW w:type="dxa" w:w="1994"/>
-          </w:tcPr>
-          <w:p>
-            <w:r>
-              <w:rPr>
-                <w:sz w:val="16"/>
-              </w:rPr>
-              <w:t>全局/局部力残差阈值</w:t>
-            </w:r>
-          </w:p>
-        </w:tc>
-        <w:tc>
-          <w:tcPr>
-            <w:tcW w:type="dxa" w:w="1994"/>
-          </w:tcPr>
-          <w:p>
-            <w:r>
-              <w:rPr>
-                <w:sz w:val="16"/>
-              </w:rPr>
-              <w:t>N</w:t>
-            </w:r>
-          </w:p>
-        </w:tc>
-        <w:tc>
-          <w:tcPr>
-            <w:tcW w:type="dxa" w:w="1994"/>
-          </w:tcPr>
-          <w:p>
-            <w:r>
-              <w:rPr>
-                <w:sz w:val="16"/>
-              </w:rPr>
-              <w:t>0.05</w:t>
-            </w:r>
-          </w:p>
-        </w:tc>
-        <w:tc>
-          <w:tcPr>
-            <w:tcW w:type="dxa" w:w="1994"/>
-          </w:tcPr>
-          <w:p>
-            <w:r>
-              <w:rPr>
-                <w:sz w:val="16"/>
-              </w:rPr>
-              <w:t>同条材</w:t>
-            </w:r>
-          </w:p>
-        </w:tc>
-      </w:tr>
-      <w:tr>
-        <w:trPr>
-          <w:cantSplit/>
-        </w:trPr>
-        <w:tc>
-          <w:tcPr>
-            <w:tcW w:type="dxa" w:w="1994"/>
-          </w:tcPr>
-          <w:p>
-            <w:r>
-              <w:rPr>
-                <w:sz w:val="16"/>
-              </w:rPr>
-              <w:t>slip_tol</w:t>
-            </w:r>
-          </w:p>
-        </w:tc>
-        <w:tc>
-          <w:tcPr>
-            <w:tcW w:type="dxa" w:w="1994"/>
-          </w:tcPr>
-          <w:p>
-            <w:r>
-              <w:rPr>
-                <w:sz w:val="16"/>
-              </w:rPr>
-              <w:t>全局根位移停止尺度</w:t>
-            </w:r>
-          </w:p>
-        </w:tc>
-        <w:tc>
-          <w:tcPr>
-            <w:tcW w:type="dxa" w:w="1994"/>
-          </w:tcPr>
-          <w:p>
-            <w:r>
-              <w:rPr>
-                <w:sz w:val="16"/>
-              </w:rPr>
-              <w:t>mm</w:t>
-            </w:r>
-          </w:p>
-        </w:tc>
-        <w:tc>
-          <w:tcPr>
-            <w:tcW w:type="dxa" w:w="1994"/>
-          </w:tcPr>
-          <w:p>
-            <w:r>
-              <w:rPr>
-                <w:sz w:val="16"/>
-              </w:rPr>
-              <w:t>1e-08</w:t>
-            </w:r>
-          </w:p>
-        </w:tc>
-        <w:tc>
-          <w:tcPr>
-            <w:tcW w:type="dxa" w:w="1994"/>
-          </w:tcPr>
-          <w:p>
-            <w:r>
-              <w:rPr>
-                <w:sz w:val="16"/>
-              </w:rPr>
-              <w:t>同条材</w:t>
-            </w:r>
-          </w:p>
-        </w:tc>
-      </w:tr>
-      <w:tr>
-        <w:trPr>
-          <w:cantSplit/>
-        </w:trPr>
-        <w:tc>
-          <w:tcPr>
-            <w:tcW w:type="dxa" w:w="1994"/>
-          </w:tcPr>
-          <w:p>
-            <w:r>
-              <w:rPr>
-                <w:sz w:val="16"/>
-              </w:rPr>
-              <w:t>local_tol</w:t>
-            </w:r>
-          </w:p>
-        </w:tc>
-        <w:tc>
-          <w:tcPr>
-            <w:tcW w:type="dxa" w:w="1994"/>
-          </w:tcPr>
-          <w:p>
-            <w:r>
-              <w:rPr>
-                <w:sz w:val="16"/>
-              </w:rPr>
-              <w:t>局部位移迭代收敛尺度</w:t>
-            </w:r>
-          </w:p>
-        </w:tc>
-        <w:tc>
-          <w:tcPr>
-            <w:tcW w:type="dxa" w:w="1994"/>
-          </w:tcPr>
-          <w:p>
-            <w:r>
-              <w:rPr>
-                <w:sz w:val="16"/>
-              </w:rPr>
-              <w:t>mm</w:t>
-            </w:r>
-          </w:p>
-        </w:tc>
-        <w:tc>
-          <w:tcPr>
-            <w:tcW w:type="dxa" w:w="1994"/>
-          </w:tcPr>
-          <w:p>
-            <w:r>
-              <w:rPr>
-                <w:sz w:val="16"/>
-              </w:rPr>
-              <w:t>1e-08</w:t>
-            </w:r>
-          </w:p>
-        </w:tc>
-        <w:tc>
-          <w:tcPr>
-            <w:tcW w:type="dxa" w:w="1994"/>
-          </w:tcPr>
-          <w:p>
-            <w:r>
-              <w:rPr>
-                <w:sz w:val="16"/>
-              </w:rPr>
-              <w:t>同条材</w:t>
-            </w:r>
-          </w:p>
-        </w:tc>
-      </w:tr>
-      <w:tr>
-        <w:trPr>
-          <w:cantSplit/>
-        </w:trPr>
-        <w:tc>
-          <w:tcPr>
-            <w:tcW w:type="dxa" w:w="1994"/>
-          </w:tcPr>
-          <w:p>
-            <w:r>
-              <w:rPr>
-                <w:sz w:val="16"/>
-              </w:rPr>
-              <w:t>local_max_iter</w:t>
-            </w:r>
-          </w:p>
-        </w:tc>
-        <w:tc>
-          <w:tcPr>
-            <w:tcW w:type="dxa" w:w="1994"/>
-          </w:tcPr>
-          <w:p>
-            <w:r>
-              <w:rPr>
-                <w:sz w:val="16"/>
-              </w:rPr>
-              <w:t>固定点局部迭代上限，之后有Newton回退</w:t>
-            </w:r>
-          </w:p>
-        </w:tc>
-        <w:tc>
-          <w:tcPr>
-            <w:tcW w:type="dxa" w:w="1994"/>
-          </w:tcPr>
-          <w:p>
-            <w:r>
-              <w:rPr>
-                <w:sz w:val="16"/>
-              </w:rPr>
-              <w:t>整数</w:t>
-            </w:r>
-          </w:p>
-        </w:tc>
-        <w:tc>
-          <w:tcPr>
-            <w:tcW w:type="dxa" w:w="1994"/>
-          </w:tcPr>
-          <w:p>
-            <w:r>
-              <w:rPr>
-                <w:sz w:val="16"/>
-              </w:rPr>
-              <w:t>350</w:t>
-            </w:r>
-          </w:p>
-        </w:tc>
-        <w:tc>
-          <w:tcPr>
-            <w:tcW w:type="dxa" w:w="1994"/>
-          </w:tcPr>
-          <w:p>
-            <w:r>
-              <w:rPr>
-                <w:sz w:val="16"/>
-              </w:rPr>
-              <w:t>同条材</w:t>
-            </w:r>
-          </w:p>
-        </w:tc>
-      </w:tr>
-      <w:tr>
-        <w:trPr>
-          <w:cantSplit/>
-        </w:trPr>
-        <w:tc>
-          <w:tcPr>
-            <w:tcW w:type="dxa" w:w="1994"/>
-          </w:tcPr>
-          <w:p>
-            <w:r>
-              <w:rPr>
-                <w:sz w:val="16"/>
-              </w:rPr>
-              <w:t>opening_step_max</w:t>
-            </w:r>
-          </w:p>
-        </w:tc>
-        <w:tc>
-          <w:tcPr>
-            <w:tcW w:type="dxa" w:w="1994"/>
-          </w:tcPr>
-          <w:p>
-            <w:r>
-              <w:rPr>
-                <w:sz w:val="16"/>
-              </w:rPr>
-              <w:t>循环块允许的q增量</w:t>
-            </w:r>
-          </w:p>
-        </w:tc>
-        <w:tc>
-          <w:tcPr>
-            <w:tcW w:type="dxa" w:w="1994"/>
-          </w:tcPr>
-          <w:p>
-            <w:r>
-              <w:rPr>
-                <w:sz w:val="16"/>
-              </w:rPr>
-              <w:t>mm</w:t>
-            </w:r>
-          </w:p>
-        </w:tc>
-        <w:tc>
-          <w:tcPr>
-            <w:tcW w:type="dxa" w:w="1994"/>
-          </w:tcPr>
-          <w:p>
-            <w:r>
-              <w:rPr>
-                <w:sz w:val="16"/>
-              </w:rPr>
-              <w:t>0.08</w:t>
-            </w:r>
-          </w:p>
-        </w:tc>
-        <w:tc>
-          <w:tcPr>
-            <w:tcW w:type="dxa" w:w="1994"/>
-          </w:tcPr>
-          <w:p>
-            <w:r>
-              <w:rPr>
-                <w:sz w:val="16"/>
-              </w:rPr>
-              <w:t>同条材</w:t>
-            </w:r>
-          </w:p>
-        </w:tc>
-      </w:tr>
-      <w:tr>
-        <w:trPr>
-          <w:cantSplit/>
-        </w:trPr>
-        <w:tc>
-          <w:tcPr>
-            <w:tcW w:type="dxa" w:w="1994"/>
-          </w:tcPr>
-          <w:p>
-            <w:r>
-              <w:rPr>
-                <w:sz w:val="16"/>
-              </w:rPr>
-              <w:t>cyclic_slip_tol</w:t>
-            </w:r>
-          </w:p>
-        </w:tc>
-        <w:tc>
-          <w:tcPr>
-            <w:tcW w:type="dxa" w:w="1994"/>
-          </w:tcPr>
-          <w:p>
-            <w:r>
-              <w:rPr>
-                <w:sz w:val="16"/>
-              </w:rPr>
-              <w:t>用于识别实际循环的滑移幅阈值</w:t>
-            </w:r>
-          </w:p>
-        </w:tc>
-        <w:tc>
-          <w:tcPr>
-            <w:tcW w:type="dxa" w:w="1994"/>
-          </w:tcPr>
-          <w:p>
-            <w:r>
-              <w:rPr>
-                <w:sz w:val="16"/>
-              </w:rPr>
-              <w:t>mm</w:t>
-            </w:r>
-          </w:p>
-        </w:tc>
-        <w:tc>
-          <w:tcPr>
-            <w:tcW w:type="dxa" w:w="1994"/>
-          </w:tcPr>
-          <w:p>
-            <w:r>
-              <w:rPr>
-                <w:sz w:val="16"/>
-              </w:rPr>
-              <w:t>1e-10</w:t>
-            </w:r>
-          </w:p>
-        </w:tc>
-        <w:tc>
-          <w:tcPr>
-            <w:tcW w:type="dxa" w:w="1994"/>
-          </w:tcPr>
-          <w:p>
-            <w:r>
-              <w:rPr>
-                <w:sz w:val="16"/>
-              </w:rPr>
-              <w:t>同条材</w:t>
-            </w:r>
-          </w:p>
-        </w:tc>
-      </w:tr>
-      <w:tr>
-        <w:trPr>
-          <w:cantSplit/>
-        </w:trPr>
-        <w:tc>
-          <w:tcPr>
-            <w:tcW w:type="dxa" w:w="1994"/>
-          </w:tcPr>
-          <w:p>
-            <w:r>
-              <w:rPr>
-                <w:sz w:val="16"/>
-              </w:rPr>
-              <w:t>save_cycles</w:t>
-            </w:r>
-          </w:p>
-        </w:tc>
-        <w:tc>
-          <w:tcPr>
-            <w:tcW w:type="dxa" w:w="1994"/>
-          </w:tcPr>
-          <w:p>
-            <w:r>
-              <w:rPr>
-                <w:sz w:val="16"/>
-              </w:rPr>
-              <w:t>需保留完整场的循环数</w:t>
-            </w:r>
-          </w:p>
-        </w:tc>
-        <w:tc>
-          <w:tcPr>
-            <w:tcW w:type="dxa" w:w="1994"/>
-          </w:tcPr>
-          <w:p>
-            <w:r>
-              <w:rPr>
-                <w:sz w:val="16"/>
-              </w:rPr>
-              <w:t>次</w:t>
-            </w:r>
-          </w:p>
-        </w:tc>
-        <w:tc>
-          <w:tcPr>
-            <w:tcW w:type="dxa" w:w="1994"/>
-          </w:tcPr>
-          <w:p>
-            <w:r>
-              <w:rPr>
-                <w:sz w:val="16"/>
-              </w:rPr>
-              <w:t>[0 1 10 100 1000 10000]</w:t>
-            </w:r>
-          </w:p>
-        </w:tc>
-        <w:tc>
-          <w:tcPr>
-            <w:tcW w:type="dxa" w:w="1994"/>
-          </w:tcPr>
-          <w:p>
-            <w:r>
-              <w:rPr>
-                <w:sz w:val="16"/>
-              </w:rPr>
-              <w:t>同条材</w:t>
-            </w:r>
-          </w:p>
-        </w:tc>
-      </w:tr>
-      <w:tr>
-        <w:trPr>
-          <w:cantSplit/>
-        </w:trPr>
-        <w:tc>
-          <w:tcPr>
-            <w:tcW w:type="dxa" w:w="1994"/>
-          </w:tcPr>
-          <w:p>
-            <w:r>
-              <w:rPr>
-                <w:sz w:val="16"/>
-              </w:rPr>
-              <w:t>plot_on</w:t>
-            </w:r>
-          </w:p>
-        </w:tc>
-        <w:tc>
-          <w:tcPr>
-            <w:tcW w:type="dxa" w:w="1994"/>
-          </w:tcPr>
-          <w:p>
-            <w:r>
-              <w:rPr>
-                <w:sz w:val="16"/>
-              </w:rPr>
-              <w:t>绘图开关</w:t>
-            </w:r>
-          </w:p>
-        </w:tc>
-        <w:tc>
-          <w:tcPr>
-            <w:tcW w:type="dxa" w:w="1994"/>
-          </w:tcPr>
-          <w:p>
-            <w:r>
-              <w:rPr>
-                <w:sz w:val="16"/>
-              </w:rPr>
-              <w:t>布尔</w:t>
-            </w:r>
-          </w:p>
-        </w:tc>
-        <w:tc>
-          <w:tcPr>
-            <w:tcW w:type="dxa" w:w="1994"/>
-          </w:tcPr>
-          <w:p>
-            <w:r>
-              <w:rPr>
-                <w:sz w:val="16"/>
-              </w:rPr>
-              <w:t>1</w:t>
-            </w:r>
-          </w:p>
-        </w:tc>
-        <w:tc>
-          <w:tcPr>
-            <w:tcW w:type="dxa" w:w="1994"/>
-          </w:tcPr>
-          <w:p>
-            <w:r>
-              <w:rPr>
-                <w:sz w:val="16"/>
-              </w:rPr>
-              <w:t>同条材</w:t>
-            </w:r>
-          </w:p>
-        </w:tc>
-      </w:tr>
-      <w:tr>
-        <w:trPr>
-          <w:cantSplit/>
-        </w:trPr>
-        <w:tc>
-          <w:tcPr>
-            <w:tcW w:type="dxa" w:w="1994"/>
-          </w:tcPr>
-          <w:p>
-            <w:r>
-              <w:rPr>
-                <w:sz w:val="16"/>
-              </w:rPr>
-              <w:t>export_on</w:t>
-            </w:r>
-          </w:p>
-        </w:tc>
-        <w:tc>
-          <w:tcPr>
-            <w:tcW w:type="dxa" w:w="1994"/>
-          </w:tcPr>
-          <w:p>
-            <w:r>
-              <w:rPr>
-                <w:sz w:val="16"/>
-              </w:rPr>
-              <w:t>导出开关</w:t>
-            </w:r>
-          </w:p>
-        </w:tc>
-        <w:tc>
-          <w:tcPr>
-            <w:tcW w:type="dxa" w:w="1994"/>
-          </w:tcPr>
-          <w:p>
-            <w:r>
-              <w:rPr>
-                <w:sz w:val="16"/>
-              </w:rPr>
-              <w:t>布尔</w:t>
-            </w:r>
-          </w:p>
-        </w:tc>
-        <w:tc>
-          <w:tcPr>
-            <w:tcW w:type="dxa" w:w="1994"/>
-          </w:tcPr>
-          <w:p>
-            <w:r>
-              <w:rPr>
-                <w:sz w:val="16"/>
-              </w:rPr>
-              <w:t>1</w:t>
-            </w:r>
-          </w:p>
-        </w:tc>
-        <w:tc>
-          <w:tcPr>
-            <w:tcW w:type="dxa" w:w="1994"/>
-          </w:tcPr>
-          <w:p>
-            <w:r>
-              <w:rPr>
-                <w:sz w:val="16"/>
-              </w:rPr>
-              <w:t>同条材</w:t>
-            </w:r>
-          </w:p>
-        </w:tc>
-      </w:tr>
-      <w:tr>
-        <w:trPr>
-          <w:cantSplit/>
-        </w:trPr>
-        <w:tc>
-          <w:tcPr>
-            <w:tcW w:type="dxa" w:w="1994"/>
-          </w:tcPr>
-          <w:p>
-            <w:r>
-              <w:rPr>
-                <w:sz w:val="16"/>
-              </w:rPr>
-              <w:t>verbose</w:t>
-            </w:r>
-          </w:p>
-        </w:tc>
-        <w:tc>
-          <w:tcPr>
-            <w:tcW w:type="dxa" w:w="1994"/>
-          </w:tcPr>
-          <w:p>
-            <w:r>
-              <w:rPr>
-                <w:sz w:val="16"/>
-              </w:rPr>
-              <w:t>控制台输出</w:t>
-            </w:r>
-          </w:p>
-        </w:tc>
-        <w:tc>
-          <w:tcPr>
-            <w:tcW w:type="dxa" w:w="1994"/>
-          </w:tcPr>
-          <w:p>
-            <w:r>
-              <w:rPr>
-                <w:sz w:val="16"/>
-              </w:rPr>
-              <w:t>布尔</w:t>
-            </w:r>
-          </w:p>
-        </w:tc>
-        <w:tc>
-          <w:tcPr>
-            <w:tcW w:type="dxa" w:w="1994"/>
-          </w:tcPr>
-          <w:p>
-            <w:r>
-              <w:rPr>
-                <w:sz w:val="16"/>
-              </w:rPr>
-              <w:t>1</w:t>
-            </w:r>
-          </w:p>
-        </w:tc>
-        <w:tc>
-          <w:tcPr>
-            <w:tcW w:type="dxa" w:w="1994"/>
-          </w:tcPr>
-          <w:p>
-            <w:r>
-              <w:rPr>
-                <w:sz w:val="16"/>
-              </w:rPr>
-              <w:t>同条材</w:t>
-            </w:r>
-          </w:p>
-        </w:tc>
-      </w:tr>
-      <w:tr>
-        <w:trPr>
-          <w:cantSplit/>
-        </w:trPr>
-        <w:tc>
-          <w:tcPr>
-            <w:tcW w:type="dxa" w:w="1994"/>
-          </w:tcPr>
-          <w:p>
-            <w:r>
-              <w:rPr>
-                <w:sz w:val="16"/>
-              </w:rPr>
-              <w:t>calc_capacity</w:t>
-            </w:r>
-          </w:p>
-        </w:tc>
-        <w:tc>
-          <w:tcPr>
-            <w:tcW w:type="dxa" w:w="1994"/>
-          </w:tcPr>
-          <w:p>
-            <w:r>
-              <w:rPr>
-                <w:sz w:val="16"/>
-              </w:rPr>
-              <w:t>计算初始采样承载曲线</w:t>
-            </w:r>
-          </w:p>
-        </w:tc>
-        <w:tc>
-          <w:tcPr>
-            <w:tcW w:type="dxa" w:w="1994"/>
-          </w:tcPr>
-          <w:p>
-            <w:r>
-              <w:rPr>
-                <w:sz w:val="16"/>
-              </w:rPr>
-              <w:t>布尔</w:t>
-            </w:r>
-          </w:p>
-        </w:tc>
-        <w:tc>
-          <w:tcPr>
-            <w:tcW w:type="dxa" w:w="1994"/>
-          </w:tcPr>
-          <w:p>
-            <w:r>
-              <w:rPr>
-                <w:sz w:val="16"/>
-              </w:rPr>
-              <w:t>1</w:t>
-            </w:r>
-          </w:p>
-        </w:tc>
-        <w:tc>
-          <w:tcPr>
-            <w:tcW w:type="dxa" w:w="1994"/>
-          </w:tcPr>
-          <w:p>
-            <w:r>
-              <w:rPr>
-                <w:sz w:val="16"/>
-              </w:rPr>
-              <w:t>同条材</w:t>
-            </w:r>
-          </w:p>
-        </w:tc>
-      </w:tr>
-      <w:tr>
-        <w:trPr>
-          <w:cantSplit/>
-        </w:trPr>
-        <w:tc>
-          <w:tcPr>
-            <w:tcW w:type="dxa" w:w="1994"/>
-          </w:tcPr>
-          <w:p>
-            <w:r>
-              <w:rPr>
-                <w:sz w:val="16"/>
-              </w:rPr>
-              <w:t>output_dir</w:t>
-            </w:r>
-          </w:p>
-        </w:tc>
-        <w:tc>
-          <w:tcPr>
-            <w:tcW w:type="dxa" w:w="1994"/>
-          </w:tcPr>
-          <w:p>
-            <w:r>
-              <w:rPr>
-                <w:sz w:val="16"/>
-              </w:rPr>
-              <w:t>结果目录，不同算例应分开</w:t>
-            </w:r>
-          </w:p>
-        </w:tc>
-        <w:tc>
-          <w:tcPr>
-            <w:tcW w:type="dxa" w:w="1994"/>
-          </w:tcPr>
-          <w:p>
-            <w:r>
-              <w:rPr>
-                <w:sz w:val="16"/>
-              </w:rPr>
-              <w:t>路径</w:t>
-            </w:r>
-          </w:p>
-        </w:tc>
-        <w:tc>
-          <w:tcPr>
-            <w:tcW w:type="dxa" w:w="1994"/>
-          </w:tcPr>
-          <w:p>
-            <w:r>
-              <w:rPr>
-                <w:sz w:val="16"/>
-              </w:rPr>
-              <w:t>results_NSM_shear_strip</w:t>
-            </w:r>
-          </w:p>
-        </w:tc>
-        <w:tc>
-          <w:tcPr>
-            <w:tcW w:type="dxa" w:w="1994"/>
-          </w:tcPr>
-          <w:p>
-            <w:r>
-              <w:rPr>
-                <w:sz w:val="16"/>
-              </w:rPr>
-              <w:t>results_NSM_shear_rod</w:t>
-            </w:r>
-          </w:p>
-        </w:tc>
-      </w:tr>
-      <w:tr>
-        <w:trPr>
-          <w:cantSplit/>
-        </w:trPr>
-        <w:tc>
-          <w:tcPr>
-            <w:tcW w:type="dxa" w:w="1994"/>
-          </w:tcPr>
-          <w:p>
-            <w:r>
-              <w:rPr>
-                <w:sz w:val="16"/>
-              </w:rPr>
-              <w:t>calib_status</w:t>
-            </w:r>
-          </w:p>
-        </w:tc>
-        <w:tc>
-          <w:tcPr>
-            <w:tcW w:type="dxa" w:w="1994"/>
-          </w:tcPr>
-          <w:p>
-            <w:r>
-              <w:rPr>
-                <w:sz w:val="16"/>
-              </w:rPr>
-              <w:t>标定状态说明</w:t>
-            </w:r>
-          </w:p>
-        </w:tc>
-        <w:tc>
-          <w:tcPr>
-            <w:tcW w:type="dxa" w:w="1994"/>
-          </w:tcPr>
-          <w:p>
-            <w:r>
-              <w:rPr>
-                <w:sz w:val="16"/>
-              </w:rPr>
-              <w:t>文本</w:t>
-            </w:r>
-          </w:p>
-        </w:tc>
-        <w:tc>
-          <w:tcPr>
-            <w:tcW w:type="dxa" w:w="1994"/>
-          </w:tcPr>
-          <w:p>
-            <w:r>
-              <w:rPr>
-                <w:sz w:val="16"/>
-              </w:rPr>
-              <w:t>not_calibrated_for_NSM_shear_fatigue</w:t>
-            </w:r>
-          </w:p>
-        </w:tc>
-        <w:tc>
-          <w:tcPr>
-            <w:tcW w:type="dxa" w:w="1994"/>
-          </w:tcPr>
-          <w:p>
-            <w:r>
-              <w:rPr>
-                <w:sz w:val="16"/>
-              </w:rPr>
-              <w:t>同条材</w:t>
-            </w:r>
-          </w:p>
-        </w:tc>
-      </w:tr>
-    </w:tbl>
-    <w:p>
-      <w:r>
-        <w:t>注意：con_fc、con_E、翼缘尺寸当前为原模型保留信息或合法性检查，不会自动改变经验Vc。若要依据混凝土强度与截面推导抗剪贡献，应修改section_response中的闭合关系，而不是只改这些信息字段。</w:t>
-      </w:r>
-    </w:p>
-    <w:p>
-      <w:pPr>
-        <w:pStyle w:val="Heading1"/>
-      </w:pPr>
-      <w:r>
-        <w:t>6 原20文件对应关系</w:t>
-      </w:r>
-    </w:p>
-    <w:tbl>
-      <w:tblPr>
-        <w:tblStyle w:val="LightShading-Accent1"/>
-        <w:tblW w:type="auto" w:w="0"/>
-        <w:tblLook w:firstColumn="1" w:firstRow="1" w:lastColumn="0" w:lastRow="0" w:noHBand="0" w:noVBand="1" w:val="04A0"/>
-      </w:tblPr>
-      <w:tblGrid>
-        <w:gridCol w:w="4986"/>
-        <w:gridCol w:w="4986"/>
-      </w:tblGrid>
-      <w:tr>
-        <w:tc>
-          <w:tcPr>
-            <w:tcW w:type="dxa" w:w="4986"/>
-          </w:tcPr>
-          <w:p>
-            <w:r>
-              <w:t>原文件（省略.m）</w:t>
-            </w:r>
-          </w:p>
-        </w:tc>
-        <w:tc>
-          <w:tcPr>
-            <w:tcW w:type="dxa" w:w="4986"/>
-          </w:tcPr>
-          <w:p>
-            <w:r>
-              <w:t>新位置</w:t>
-            </w:r>
-          </w:p>
-        </w:tc>
-      </w:tr>
-      <w:tr>
-        <w:tc>
-          <w:tcPr>
-            <w:tcW w:type="dxa" w:w="4986"/>
-          </w:tcPr>
-          <w:p>
-            <w:r>
-              <w:t>main_2019</w:t>
-            </w:r>
-          </w:p>
-        </w:tc>
-        <w:tc>
-          <w:tcPr>
-            <w:tcW w:type="dxa" w:w="4986"/>
-          </w:tcPr>
-          <w:p>
-            <w:r>
-              <w:t>main</w:t>
-            </w:r>
-          </w:p>
-        </w:tc>
-      </w:tr>
-      <w:tr>
-        <w:tc>
-          <w:tcPr>
-            <w:tcW w:type="dxa" w:w="4986"/>
-          </w:tcPr>
-          <w:p>
-            <w:r>
-              <w:t>ff19</w:t>
-            </w:r>
-          </w:p>
-        </w:tc>
-        <w:tc>
-          <w:tcPr>
-            <w:tcW w:type="dxa" w:w="4986"/>
-          </w:tcPr>
-          <w:p>
-            <w:r>
-              <w:t>run_model</w:t>
-            </w:r>
-          </w:p>
-        </w:tc>
-      </w:tr>
-      <w:tr>
-        <w:tc>
-          <w:tcPr>
-            <w:tcW w:type="dxa" w:w="4986"/>
-          </w:tcPr>
-          <w:p>
-            <w:r>
-              <w:t>cc19_parameters</w:t>
-            </w:r>
-          </w:p>
-        </w:tc>
-        <w:tc>
-          <w:tcPr>
-            <w:tcW w:type="dxa" w:w="4986"/>
-          </w:tcPr>
-          <w:p>
-            <w:r>
-              <w:t>parameters</w:t>
-            </w:r>
-          </w:p>
-        </w:tc>
-      </w:tr>
-      <w:tr>
-        <w:tc>
-          <w:tcPr>
-            <w:tcW w:type="dxa" w:w="4986"/>
-          </w:tcPr>
-          <w:p>
-            <w:r>
-              <w:t>cc19_validate</w:t>
-            </w:r>
-          </w:p>
-        </w:tc>
-        <w:tc>
-          <w:tcPr>
-            <w:tcW w:type="dxa" w:w="4986"/>
-          </w:tcPr>
-          <w:p>
-            <w:r>
-              <w:t>setup_model</w:t>
-            </w:r>
-          </w:p>
-        </w:tc>
-      </w:tr>
-      <w:tr>
-        <w:tc>
-          <w:tcPr>
-            <w:tcW w:type="dxa" w:w="4986"/>
-          </w:tcPr>
-          <w:p>
-            <w:r>
-              <w:t>cc19_curvature_integrals</w:t>
-            </w:r>
-          </w:p>
-        </w:tc>
-        <w:tc>
-          <w:tcPr>
-            <w:tcW w:type="dxa" w:w="4986"/>
-          </w:tcPr>
-          <w:p>
-            <w:r>
-              <w:t>crack_kinematics</w:t>
-            </w:r>
-          </w:p>
-        </w:tc>
-      </w:tr>
-      <w:tr>
-        <w:tc>
-          <w:tcPr>
-            <w:tcW w:type="dxa" w:w="4986"/>
-          </w:tcPr>
-          <w:p>
-            <w:r>
-              <w:t>cc19_propagate</w:t>
-            </w:r>
-          </w:p>
-        </w:tc>
-        <w:tc>
-          <w:tcPr>
-            <w:tcW w:type="dxa" w:w="4986"/>
-          </w:tcPr>
-          <w:p>
-            <w:r>
-              <w:t>bond_law</w:t>
-            </w:r>
-          </w:p>
-        </w:tc>
-      </w:tr>
-      <w:tr>
-        <w:tc>
-          <w:tcPr>
-            <w:tcW w:type="dxa" w:w="4986"/>
-          </w:tcPr>
-          <w:p>
-            <w:r>
-              <w:t>cc19_strength</w:t>
-            </w:r>
-          </w:p>
-        </w:tc>
-        <w:tc>
-          <w:tcPr>
-            <w:tcW w:type="dxa" w:w="4986"/>
-          </w:tcPr>
-          <w:p>
-            <w:r>
-              <w:t>bond_strength</w:t>
-            </w:r>
-          </w:p>
-        </w:tc>
-      </w:tr>
-      <w:tr>
-        <w:tc>
-          <w:tcPr>
-            <w:tcW w:type="dxa" w:w="4986"/>
-          </w:tcPr>
-          <w:p>
-            <w:r>
-              <w:t>cc19_hard / cc19_mesh</w:t>
-            </w:r>
-          </w:p>
-        </w:tc>
-        <w:tc>
-          <w:tcPr>
-            <w:tcW w:type="dxa" w:w="4986"/>
-          </w:tcPr>
-          <w:p>
-            <w:r>
-              <w:t>solve_anchor</w:t>
-            </w:r>
-          </w:p>
-        </w:tc>
-      </w:tr>
-      <w:tr>
-        <w:tc>
-          <w:tcPr>
-            <w:tcW w:type="dxa" w:w="4986"/>
-          </w:tcPr>
-          <w:p>
-            <w:r>
-              <w:t>cc19_trial</w:t>
-            </w:r>
-          </w:p>
-        </w:tc>
-        <w:tc>
-          <w:tcPr>
-            <w:tcW w:type="dxa" w:w="4986"/>
-          </w:tcPr>
-          <w:p>
-            <w:r>
-              <w:t>section_response</w:t>
-            </w:r>
-          </w:p>
-        </w:tc>
-      </w:tr>
-      <w:tr>
-        <w:tc>
-          <w:tcPr>
-            <w:tcW w:type="dxa" w:w="4986"/>
-          </w:tcPr>
-          <w:p>
-            <w:r>
-              <w:t>cc19_state</w:t>
-            </w:r>
-          </w:p>
-        </w:tc>
-        <w:tc>
-          <w:tcPr>
-            <w:tcW w:type="dxa" w:w="4986"/>
-          </w:tcPr>
-          <w:p>
-            <w:r>
-              <w:t>solve_equilibrium</w:t>
-            </w:r>
-          </w:p>
-        </w:tc>
-      </w:tr>
-      <w:tr>
-        <w:tc>
-          <w:tcPr>
-            <w:tcW w:type="dxa" w:w="4986"/>
-          </w:tcPr>
-          <w:p>
-            <w:r>
-              <w:t>cc19_run / cc19_active / cc19_sample / cc19_critical</w:t>
-            </w:r>
-          </w:p>
-        </w:tc>
-        <w:tc>
-          <w:tcPr>
-            <w:tcW w:type="dxa" w:w="4986"/>
-          </w:tcPr>
-          <w:p>
-            <w:r>
-              <w:t>fatigue_run</w:t>
-            </w:r>
-          </w:p>
-        </w:tc>
-      </w:tr>
-      <w:tr>
-        <w:tc>
-          <w:tcPr>
-            <w:tcW w:type="dxa" w:w="4986"/>
-          </w:tcPr>
-          <w:p>
-            <w:r>
-              <w:t>cc19_paper_interpolation / cc19_shearforce</w:t>
-            </w:r>
-          </w:p>
-        </w:tc>
-        <w:tc>
-          <w:tcPr>
-            <w:tcW w:type="dxa" w:w="4986"/>
-          </w:tcPr>
-          <w:p>
-            <w:r>
-              <w:t>fatigue_run内truss_reference（去重）</w:t>
-            </w:r>
-          </w:p>
-        </w:tc>
-      </w:tr>
-      <w:tr>
-        <w:tc>
-          <w:tcPr>
-            <w:tcW w:type="dxa" w:w="4986"/>
-          </w:tcPr>
-          <w:p>
-            <w:r>
-              <w:t>cc19_load</w:t>
-            </w:r>
-          </w:p>
-        </w:tc>
-        <w:tc>
-          <w:tcPr>
-            <w:tcW w:type="dxa" w:w="4986"/>
-          </w:tcPr>
-          <w:p>
-            <w:r>
-              <w:t>移除未使用外部模块；Q/2保留</w:t>
-            </w:r>
-          </w:p>
-        </w:tc>
-      </w:tr>
-      <w:tr>
-        <w:tc>
-          <w:tcPr>
-            <w:tcW w:type="dxa" w:w="4986"/>
-          </w:tcPr>
-          <w:p>
-            <w:r>
-              <w:t>cc19_export</w:t>
-            </w:r>
-          </w:p>
-        </w:tc>
-        <w:tc>
-          <w:tcPr>
-            <w:tcW w:type="dxa" w:w="4986"/>
-          </w:tcPr>
-          <w:p>
-            <w:r>
-              <w:t>save_results</w:t>
-            </w:r>
-          </w:p>
-        </w:tc>
-      </w:tr>
-      <w:tr>
-        <w:tc>
-          <w:tcPr>
-            <w:tcW w:type="dxa" w:w="4986"/>
-          </w:tcPr>
-          <w:p>
-            <w:r>
-              <w:t>verify_2019</w:t>
-            </w:r>
-          </w:p>
-        </w:tc>
-        <w:tc>
-          <w:tcPr>
-            <w:tcW w:type="dxa" w:w="4986"/>
-          </w:tcPr>
-          <w:p>
-            <w:r>
-              <w:t>verify_model</w:t>
-            </w:r>
-          </w:p>
-        </w:tc>
-      </w:tr>
-    </w:tbl>
-    <w:p>
-      <w:pPr>
-        <w:pStyle w:val="Heading1"/>
-      </w:pPr>
-      <w:r>
-        <w:t>7 对23个抗弯参考文件的取舍</w:t>
-      </w:r>
-    </w:p>
-    <w:p>
-      <w:pPr>
-        <w:pStyle w:val="Heading2"/>
-      </w:pPr>
-      <w:r>
-        <w:t>S_SW_Para / S_SW / S_SB / NS_SW / NS_SB / Rod / Strip / FSE</w:t>
-      </w:r>
-    </w:p>
-    <w:p>
-      <w:r>
-        <w:t>借鉴按算例集中定义参数和显式循环的写法；不复制材料数值、foc倍数与挠度修正系数。</w:t>
-      </w:r>
-    </w:p>
-    <w:p>
-      <w:pPr>
-        <w:pStyle w:val="Heading2"/>
-      </w:pPr>
-      <w:r>
-        <w:t>Bond</w:t>
-      </w:r>
-    </w:p>
-    <w:p>
-      <w:r>
-        <w:t>只参考黏结问题的概念。该文件独立运行时存在未定义Y1、A3和调用参数不一致，不能作为已验证基准直接搬入。</w:t>
-      </w:r>
-    </w:p>
-    <w:p>
-      <w:pPr>
-        <w:pStyle w:val="Heading2"/>
-      </w:pPr>
-      <w:r>
-        <w:t>delt / delt2 / delt3 / dtN / dts</w:t>
-      </w:r>
-    </w:p>
-    <w:p>
-      <w:r>
-        <w:t>参考滑移分段、轴力传递的物理含义；改为裂缝两侧有限锚固联合求解，不保留抗弯曲率项。</w:t>
-      </w:r>
-    </w:p>
-    <w:p>
-      <w:pPr>
-        <w:pStyle w:val="Heading2"/>
-      </w:pPr>
-      <w:r>
-        <w:t>tao_ / F2_</w:t>
-      </w:r>
-    </w:p>
-    <w:p>
-      <w:r>
-        <w:t>保留黏结分段与沿程轴力平衡思想，以bond_law及solve_anchor实现。</w:t>
-      </w:r>
-    </w:p>
-    <w:p>
-      <w:pPr>
-        <w:pStyle w:val="Heading2"/>
-      </w:pPr>
-      <w:r>
-        <w:t>Pe_ / Ps_ / stg1 / stg2 / stg3</w:t>
-      </w:r>
-    </w:p>
-    <w:p>
-      <w:r>
-        <w:t>不移植抗弯弹性/软化/脱黏阶段荷载插值；抗剪需每步求Vc+Vs+Vnsm平衡。</w:t>
-      </w:r>
-    </w:p>
-    <w:p>
-      <w:pPr>
-        <w:pStyle w:val="Heading2"/>
-      </w:pPr>
-      <w:r>
-        <w:t>mnt / def</w:t>
-      </w:r>
-    </w:p>
-    <w:p>
-      <w:r>
-        <w:t>不直接使用弯矩和挠度积分；本版不输出跨中挠度，裂缝位移必须单独命名。</w:t>
-      </w:r>
-    </w:p>
-    <w:p>
-      <w:pPr>
-        <w:pStyle w:val="Heading1"/>
-      </w:pPr>
-      <w:r>
-        <w:t>8 实际运行、验证与重复性</w:t>
-      </w:r>
-    </w:p>
-    <w:p>
-      <w:r>
-        <w:t>运行环境：GNU Octave 10.3.0，Linux x86_64，单线程BLAS。代码采用常见MATLAB语法及稀疏线性求解，未使用额外MATLAB工具箱；商业MATLAB尚未实际执行。默认main与verify_model均以退出码0完成，MAT、CSV、PNG均已生成并检查。Octave退出时打印的execution_exception提示未改变退出码或已完成结果；图形后端的8-bit提示只涉及PNG位深。</w:t>
-      </w:r>
-      <w:r>
-        <w:t xml:space="preserve"> 最终完整10000次算例再次运行后，503行历史逐项完全一致，最大差值为0。</w:t>
-      </w:r>
-    </w:p>
-    <w:tbl>
-      <w:tblPr>
-        <w:tblStyle w:val="LightShading-Accent1"/>
-        <w:tblW w:type="auto" w:w="0"/>
-        <w:tblLook w:firstColumn="1" w:firstRow="1" w:lastColumn="0" w:lastRow="0" w:noHBand="0" w:noVBand="1" w:val="04A0"/>
-      </w:tblPr>
-      <w:tblGrid>
-        <w:gridCol w:w="4986"/>
-        <w:gridCol w:w="4986"/>
-      </w:tblGrid>
-      <w:tr>
-        <w:tc>
-          <w:tcPr>
-            <w:tcW w:type="dxa" w:w="4986"/>
-          </w:tcPr>
-          <w:p>
-            <w:r>
-              <w:t>检查</w:t>
-            </w:r>
-          </w:p>
-        </w:tc>
-        <w:tc>
-          <w:tcPr>
-            <w:tcW w:type="dxa" w:w="4986"/>
-          </w:tcPr>
-          <w:p>
-            <w:r>
-              <w:t>本次结果</w:t>
-            </w:r>
-          </w:p>
-        </w:tc>
-      </w:tr>
-      <w:tr>
-        <w:tc>
-          <w:tcPr>
-            <w:tcW w:type="dxa" w:w="4986"/>
-          </w:tcPr>
-          <w:p>
-            <w:r>
-              <w:t>线弹性锚固解析误差</w:t>
-            </w:r>
-          </w:p>
-        </w:tc>
-        <w:tc>
-          <w:tcPr>
-            <w:tcW w:type="dxa" w:w="4986"/>
-          </w:tcPr>
-          <w:p>
-            <w:r>
-              <w:t>0.00038542298（约0.0385%）</w:t>
-            </w:r>
-          </w:p>
-        </w:tc>
-      </w:tr>
-      <w:tr>
-        <w:tc>
-          <w:tcPr>
-            <w:tcW w:type="dxa" w:w="4986"/>
-          </w:tcPr>
-          <w:p>
-            <w:r>
-              <w:t>双侧轴力差</w:t>
-            </w:r>
-          </w:p>
-        </w:tc>
-        <w:tc>
-          <w:tcPr>
-            <w:tcW w:type="dxa" w:w="4986"/>
-          </w:tcPr>
-          <w:p>
-            <w:r>
-              <w:t>1.1994e-10 N</w:t>
-            </w:r>
-          </w:p>
-        </w:tc>
-      </w:tr>
-      <w:tr>
-        <w:tc>
-          <w:tcPr>
-            <w:tcW w:type="dxa" w:w="4986"/>
-          </w:tcPr>
-          <w:p>
-            <w:r>
-              <w:t>锚固网格25 / 50 / 100</w:t>
-            </w:r>
-          </w:p>
-        </w:tc>
-        <w:tc>
-          <w:tcPr>
-            <w:tcW w:type="dxa" w:w="4986"/>
-          </w:tcPr>
-          <w:p>
-            <w:r>
-              <w:t>相对误差0.0061268 / 0.0015397 / 0.00038542，随加密下降</w:t>
-            </w:r>
-          </w:p>
-        </w:tc>
-      </w:tr>
-      <w:tr>
-        <w:tc>
-          <w:tcPr>
-            <w:tcW w:type="dxa" w:w="4986"/>
-          </w:tcPr>
-          <w:p>
-            <w:r>
-              <w:t>循环块1与5，短程机制算例</w:t>
-            </w:r>
-          </w:p>
-        </w:tc>
-        <w:tc>
-          <w:tcPr>
-            <w:tcW w:type="dxa" w:w="4986"/>
-          </w:tcPr>
-          <w:p>
-            <w:r>
-              <w:t>最终q相对差0.00025019164（约0.0250%）</w:t>
-            </w:r>
-          </w:p>
-        </w:tc>
-      </w:tr>
-      <w:tr>
-        <w:tc>
-          <w:tcPr>
-            <w:tcW w:type="dxa" w:w="4986"/>
-          </w:tcPr>
-          <w:p>
-            <w:r>
-              <w:t>与原上传版本相同短程输入</w:t>
-            </w:r>
-          </w:p>
-        </w:tc>
-        <w:tc>
-          <w:tcPr>
-            <w:tcW w:type="dxa" w:w="4986"/>
-          </w:tcPr>
-          <w:p>
-            <w:r>
-              <w:t>所有历史值最大绝对差0；该回归只验证重组保真，不验证物理正确性</w:t>
-            </w:r>
-          </w:p>
-        </w:tc>
-      </w:tr>
-      <w:tr>
-        <w:tc>
-          <w:tcPr>
-            <w:tcW w:type="dxa" w:w="4986"/>
-          </w:tcPr>
-          <w:p>
-            <w:r>
-              <w:t>默认main到10000次</w:t>
-            </w:r>
-          </w:p>
-        </w:tc>
-        <w:tc>
-          <w:tcPr>
-            <w:tcW w:type="dxa" w:w="4986"/>
-          </w:tcPr>
-          <w:p>
-            <w:r>
-              <w:t>503行历史，6组完整快照，runout_at_Nmax</w:t>
-            </w:r>
-          </w:p>
-        </w:tc>
-      </w:tr>
-      <w:tr>
-        <w:tc>
-          <w:tcPr>
-            <w:tcW w:type="dxa" w:w="4986"/>
-          </w:tcPr>
-          <w:p>
-            <w:r>
-              <w:t>默认末次V / Vc / Vs / Vnsm</w:t>
-            </w:r>
-          </w:p>
-        </w:tc>
-        <w:tc>
-          <w:tcPr>
-            <w:tcW w:type="dxa" w:w="4986"/>
-          </w:tcPr>
-          <w:p>
-            <w:r>
-              <w:t>89.999985 / 32.260838 / 33.351549 / 24.387598 kN</w:t>
-            </w:r>
-          </w:p>
-        </w:tc>
-      </w:tr>
-      <w:tr>
-        <w:tc>
-          <w:tcPr>
-            <w:tcW w:type="dxa" w:w="4986"/>
-          </w:tcPr>
-          <w:p>
-            <w:r>
-              <w:t>默认q：初始 → 末次</w:t>
-            </w:r>
-          </w:p>
-        </w:tc>
-        <w:tc>
-          <w:tcPr>
-            <w:tcW w:type="dxa" w:w="4986"/>
-          </w:tcPr>
-          <w:p>
-            <w:r>
-              <w:t>0.489139557 → 0.504963299 mm</w:t>
-            </w:r>
-          </w:p>
-        </w:tc>
-      </w:tr>
-      <w:tr>
-        <w:tc>
-          <w:tcPr>
-            <w:tcW w:type="dxa" w:w="4986"/>
-          </w:tcPr>
-          <w:p>
-            <w:r>
-              <w:t>默认全程最大整梁残差</w:t>
-            </w:r>
-          </w:p>
-        </w:tc>
-        <w:tc>
-          <w:tcPr>
-            <w:tcW w:type="dxa" w:w="4986"/>
-          </w:tcPr>
-          <w:p>
-            <w:r>
-              <w:t>0.0497366935 N &lt; 0.05 N</w:t>
-            </w:r>
-          </w:p>
-        </w:tc>
-      </w:tr>
-      <w:tr>
-        <w:tc>
-          <w:tcPr>
-            <w:tcW w:type="dxa" w:w="4986"/>
-          </w:tcPr>
-          <w:p>
-            <w:r>
-              <w:t>默认全程最大局部力差</w:t>
-            </w:r>
-          </w:p>
-        </w:tc>
-        <w:tc>
-          <w:tcPr>
-            <w:tcW w:type="dxa" w:w="4986"/>
-          </w:tcPr>
-          <w:p>
-            <w:r>
-              <w:t>1.70075509e-10 N</w:t>
-            </w:r>
-          </w:p>
-        </w:tc>
-      </w:tr>
-      <w:tr>
-        <w:tc>
-          <w:tcPr>
-            <w:tcW w:type="dxa" w:w="4986"/>
-          </w:tcPr>
-          <w:p>
-            <w:r>
-              <w:t>其他机制检查</w:t>
-            </w:r>
-          </w:p>
-        </w:tc>
-        <w:tc>
-          <w:tcPr>
-            <w:tcW w:type="dxa" w:w="4986"/>
-          </w:tcPr>
-          <w:p>
-            <w:r>
-              <w:t>无循环幅不退化；局部激活/未激活并存；强化对照；单筋损失后重平衡；可选钢筋与混凝土Miner接口；非法角度拒绝；条/杆入口；MAT回读和超载导出</w:t>
-            </w:r>
-          </w:p>
-        </w:tc>
-      </w:tr>
-    </w:tbl>
-    <w:p>
-      <w:r>
         <w:drawing>
           <wp:inline xmlns:a="http://schemas.openxmlformats.org/drawingml/2006/main" xmlns:pic="http://schemas.openxmlformats.org/drawingml/2006/picture">
-            <wp:extent cx="6120000" cy="2225455"/>
+            <wp:extent cx="6120000" cy="4283706"/>
             <wp:docPr id="3" name="Picture 3"/>
             <wp:cNvGraphicFramePr>
               <a:graphicFrameLocks noChangeAspect="1"/>
@@ -7790,11 +893,11 @@
               <a:graphicData uri="http://schemas.openxmlformats.org/drawingml/2006/picture">
                 <pic:pic>
                   <pic:nvPicPr>
-                    <pic:cNvPr id="0" name="default_history.png"/>
+                    <pic:cNvPr id="0" name="figure_07.png"/>
                     <pic:cNvPicPr/>
                   </pic:nvPicPr>
                   <pic:blipFill>
-                    <a:blip r:embed="rId10"/>
+                    <a:blip r:embed="rId11"/>
                     <a:stretch>
                       <a:fillRect/>
                     </a:stretch>
@@ -7802,7 +905,7 @@
                   <pic:spPr>
                     <a:xfrm>
                       <a:off x="0" y="0"/>
-                      <a:ext cx="6120000" cy="2225455"/>
+                      <a:ext cx="6120000" cy="4283706"/>
                     </a:xfrm>
                     <a:prstGeom prst="rect"/>
                   </pic:spPr>
@@ -7815,235 +918,17 @@
     </w:p>
     <w:p>
       <w:r>
-        <w:t>图2 实际默认算例结果。10000次未触发模型失衡，仅表示达到本次循环上限；不等于无限寿命、结构安全证明或论文试验的复现。</w:t>
-      </w:r>
-    </w:p>
-    <w:p>
-      <w:pPr>
-        <w:pStyle w:val="Heading1"/>
-      </w:pPr>
-      <w:r>
-        <w:t>9 输出数据怎么读</w:t>
-      </w:r>
-    </w:p>
-    <w:p>
-      <w:r>
-        <w:t>out.parameters保存本次全部参数；out.status为求解状态；out.history为16列历史；out.snapshots为指定循环的峰/谷状态、锚固场、裂缝场和记忆；out.failureBracket只给模型失衡所在循环区间。initial_capacity.csv为有限域采样曲线，不应当作严格承载力证明。</w:t>
-      </w:r>
-    </w:p>
-    <w:p>
-      <w:pPr>
-        <w:pStyle w:val="NoSpacing"/>
-      </w:pPr>
-      <w:r>
-        <w:t>01  N</w:t>
-      </w:r>
-    </w:p>
-    <w:p>
-      <w:pPr>
-        <w:pStyle w:val="NoSpacing"/>
-      </w:pPr>
-      <w:r>
-        <w:t>02  qMax_mm</w:t>
-      </w:r>
-    </w:p>
-    <w:p>
-      <w:pPr>
-        <w:pStyle w:val="NoSpacing"/>
-      </w:pPr>
-      <w:r>
-        <w:t>03  qMin_mm</w:t>
-      </w:r>
-    </w:p>
-    <w:p>
-      <w:pPr>
-        <w:pStyle w:val="NoSpacing"/>
-      </w:pPr>
-      <w:r>
-        <w:t>04  wMax_mm</w:t>
-      </w:r>
-    </w:p>
-    <w:p>
-      <w:pPr>
-        <w:pStyle w:val="NoSpacing"/>
-      </w:pPr>
-      <w:r>
-        <w:t>05  slidingMax_mm</w:t>
-      </w:r>
-    </w:p>
-    <w:p>
-      <w:pPr>
-        <w:pStyle w:val="NoSpacing"/>
-      </w:pPr>
-      <w:r>
-        <w:t>06  Vmax_N</w:t>
-      </w:r>
-    </w:p>
-    <w:p>
-      <w:pPr>
-        <w:pStyle w:val="NoSpacing"/>
-      </w:pPr>
-      <w:r>
-        <w:t>07  Vc_N</w:t>
-      </w:r>
-    </w:p>
-    <w:p>
-      <w:pPr>
-        <w:pStyle w:val="NoSpacing"/>
-      </w:pPr>
-      <w:r>
-        <w:t>08  Vs_N</w:t>
-      </w:r>
-    </w:p>
-    <w:p>
-      <w:pPr>
-        <w:pStyle w:val="NoSpacing"/>
-      </w:pPr>
-      <w:r>
-        <w:t>09  Vnsm_N</w:t>
-      </w:r>
-    </w:p>
-    <w:p>
-      <w:pPr>
-        <w:pStyle w:val="NoSpacing"/>
-      </w:pPr>
-      <w:r>
-        <w:t>10  beamResidual_N</w:t>
-      </w:r>
-    </w:p>
-    <w:p>
-      <w:pPr>
-        <w:pStyle w:val="NoSpacing"/>
-      </w:pPr>
-      <w:r>
-        <w:t>11  anchorResidual_N</w:t>
-      </w:r>
-    </w:p>
-    <w:p>
-      <w:pPr>
-        <w:pStyle w:val="NoSpacing"/>
-      </w:pPr>
-      <w:r>
-        <w:t>12  failedNSMlines</w:t>
-      </w:r>
-    </w:p>
-    <w:p>
-      <w:pPr>
-        <w:pStyle w:val="NoSpacing"/>
-      </w:pPr>
-      <w:r>
-        <w:t>13  maxSteelStress_MPa</w:t>
-      </w:r>
-    </w:p>
-    <w:p>
-      <w:pPr>
-        <w:pStyle w:val="NoSpacing"/>
-      </w:pPr>
-      <w:r>
-        <w:t>14  maxSteelMinerDamage</w:t>
-      </w:r>
-    </w:p>
-    <w:p>
-      <w:pPr>
-        <w:pStyle w:val="NoSpacing"/>
-      </w:pPr>
-      <w:r>
-        <w:t>15  concreteMinerDamage</w:t>
-      </w:r>
-    </w:p>
-    <w:p>
-      <w:pPr>
-        <w:pStyle w:val="NoSpacing"/>
-      </w:pPr>
-      <w:r>
-        <w:t>16  cycleBlock</w:t>
-      </w:r>
-    </w:p>
-    <w:p>
-      <w:r>
-        <w:t>MAT文件保留完整out；history.csv便于绘图；NSM_crossings.csv记录交点与两侧锚固；NSM_fields_N*.csv记录各根、各侧、各节点的滑移/黏结应力/轴力/局部循环；stirrups_N*.csv和crack_N*.csv分别记录箍筋和裂缝场。status_and_sources.txt记录荷载定义、标定状态和理论来源。</w:t>
-      </w:r>
-    </w:p>
-    <w:p>
-      <w:pPr>
-        <w:pStyle w:val="Heading1"/>
-      </w:pPr>
-      <w:r>
-        <w:t>10 后续标定与扩展顺序</w:t>
-      </w:r>
-    </w:p>
-    <w:p>
-      <w:pPr>
-        <w:pStyle w:val="ListNumber"/>
-      </w:pPr>
-      <w:r>
-        <w:t>先固定试件几何、加载定义、实测裂缝角度和NSM位置，检查交点与锚固长度。</w:t>
-      </w:r>
-    </w:p>
-    <w:p>
-      <w:pPr>
-        <w:pStyle w:val="ListNumber"/>
-      </w:pPr>
-      <w:r>
-        <w:t>用单调抗剪试验的裂缝位移、箍筋/FRP应变和剪力分担标定Vc与钢筋传递长度；力平衡不能替代这些数据。</w:t>
-      </w:r>
-    </w:p>
-    <w:p>
-      <w:pPr>
-        <w:pStyle w:val="ListNumber"/>
-      </w:pPr>
-      <w:r>
-        <w:t>用黏结/抗剪疲劳数据识别退化系数、激活阈值和荷载幅影响；有独立数据再启用S-N。</w:t>
-      </w:r>
-    </w:p>
-    <w:p>
-      <w:pPr>
-        <w:pStyle w:val="ListNumber"/>
-      </w:pPr>
-      <w:r>
-        <w:t>在多荷载水平、不同应力比和独立试件上检验寿命与失效模式；逐步减小循环步长、增大网格与搜索域检验收敛。</w:t>
-      </w:r>
-    </w:p>
-    <w:p>
-      <w:pPr>
-        <w:pStyle w:val="ListNumber"/>
-      </w:pPr>
-      <w:r>
-        <w:t>若改为ECC-FRP覆盖层，需要新增沿裂缝的拉/剪本构积分及其张开滑移耦合，不能只改参数kind，也不能把现有NSM贡献再叠加一次。</w:t>
-      </w:r>
-    </w:p>
-    <w:p>
-      <w:pPr>
-        <w:pStyle w:val="ListNumber"/>
-      </w:pPr>
-      <w:r>
-        <w:t>多裂缝、压区压杆破坏、保护层剥落、FRP疲劳拉断和完整循环滞回，目前未由这两个静力文献与默认参数共同验证。</w:t>
+        <w:t>退化峰值的局部变化，未激活区保持初始值。</w:t>
       </w:r>
     </w:p>
     <w:sectPr>
-      <w:footerReference w:type="default" r:id="rId11"/>
       <w:pgSz w:w="12240" w:h="15840"/>
-      <w:pgMar w:top="1134" w:right="1134" w:bottom="1134" w:left="1134" w:header="720" w:footer="720" w:gutter="0"/>
+      <w:pgMar w:top="1440" w:right="1134" w:bottom="1440" w:left="1134" w:header="720" w:footer="720" w:gutter="0"/>
       <w:cols w:space="720"/>
       <w:docGrid w:linePitch="360"/>
     </w:sectPr>
   </w:body>
 </w:document>
-</file>
-
-<file path=word/footer1.xml><?xml version="1.0" encoding="utf-8"?>
-<w:ftr xmlns:m="http://schemas.openxmlformats.org/officeDocument/2006/math" xmlns:mc="http://schemas.openxmlformats.org/markup-compatibility/2006" xmlns:mo="http://schemas.microsoft.com/office/mac/office/2008/main" xmlns:mv="urn:schemas-microsoft-com:mac:vml" xmlns:o="urn:schemas-microsoft-com:office:office" xmlns:r="http://schemas.openxmlformats.org/officeDocument/2006/relationships" xmlns:v="urn:schemas-microsoft-com:vml" xmlns:w10="urn:schemas-microsoft-com:office:word" xmlns:w14="http://schemas.microsoft.com/office/word/2010/wordml" xmlns:w="http://schemas.openxmlformats.org/wordprocessingml/2006/main" xmlns:wne="http://schemas.microsoft.com/office/word/2006/wordml" xmlns:wp14="http://schemas.microsoft.com/office/word/2010/wordprocessingDrawing" xmlns:wp="http://schemas.openxmlformats.org/drawingml/2006/wordprocessingDrawing" xmlns:wpc="http://schemas.microsoft.com/office/word/2010/wordprocessingCanvas" xmlns:wpg="http://schemas.microsoft.com/office/word/2010/wordprocessingGroup" xmlns:wpi="http://schemas.microsoft.com/office/word/2010/wordprocessingInk" xmlns:wps="http://schemas.microsoft.com/office/word/2010/wordprocessingShape" mc:Ignorable="w14 wp14">
-  <w:p>
-    <w:pPr>
-      <w:pStyle w:val="Footer"/>
-      <w:jc w:val="right"/>
-    </w:pPr>
-    <w:r>
-      <w:t xml:space="preserve">NSM抗剪疲劳重组版  |  </w:t>
-    </w:r>
-    <w:fldSimple w:instr="PAGE"/>
-  </w:p>
-</w:ftr>
 </file>
 
 <file path=word/numbering.xml><?xml version="1.0" encoding="utf-8"?>
@@ -8409,9 +1294,6 @@
     <w:name w:val="Normal"/>
     <w:qFormat/>
     <w:rsid w:val="00FC693F"/>
-    <w:pPr>
-      <w:spacing w:after="120"/>
-    </w:pPr>
     <w:rPr>
       <w:rFonts w:ascii="Calibri" w:hAnsi="Calibri" w:eastAsia="微软雅黑"/>
       <w:sz w:val="21"/>
@@ -8476,10 +1358,10 @@
       <w:outlineLvl w:val="0"/>
     </w:pPr>
     <w:rPr>
-      <w:rFonts w:asciiTheme="majorHAnsi" w:eastAsiaTheme="majorEastAsia" w:hAnsiTheme="majorHAnsi" w:cstheme="majorBidi" w:ascii="Calibri" w:hAnsi="Calibri" w:eastAsia="微软雅黑"/>
+      <w:rFonts w:asciiTheme="majorHAnsi" w:eastAsiaTheme="majorEastAsia" w:hAnsiTheme="majorHAnsi" w:cstheme="majorBidi" w:eastAsia="微软雅黑"/>
       <w:b/>
       <w:bCs/>
-      <w:color w:val="16324F"/>
+      <w:color w:val="365F91" w:themeColor="accent1" w:themeShade="BF"/>
       <w:sz w:val="28"/>
       <w:szCs w:val="28"/>
     </w:rPr>
@@ -8500,10 +1382,10 @@
       <w:outlineLvl w:val="1"/>
     </w:pPr>
     <w:rPr>
-      <w:rFonts w:asciiTheme="majorHAnsi" w:eastAsiaTheme="majorEastAsia" w:hAnsiTheme="majorHAnsi" w:cstheme="majorBidi" w:ascii="Calibri" w:hAnsi="Calibri" w:eastAsia="微软雅黑"/>
+      <w:rFonts w:asciiTheme="majorHAnsi" w:eastAsiaTheme="majorEastAsia" w:hAnsiTheme="majorHAnsi" w:cstheme="majorBidi" w:eastAsia="微软雅黑"/>
       <w:b/>
       <w:bCs/>
-      <w:color w:val="16324F"/>
+      <w:color w:val="4F81BD" w:themeColor="accent1"/>
       <w:sz w:val="26"/>
       <w:szCs w:val="26"/>
     </w:rPr>
@@ -8524,10 +1406,10 @@
       <w:outlineLvl w:val="2"/>
     </w:pPr>
     <w:rPr>
-      <w:rFonts w:asciiTheme="majorHAnsi" w:eastAsiaTheme="majorEastAsia" w:hAnsiTheme="majorHAnsi" w:cstheme="majorBidi" w:ascii="Calibri" w:hAnsi="Calibri" w:eastAsia="微软雅黑"/>
+      <w:rFonts w:asciiTheme="majorHAnsi" w:eastAsiaTheme="majorEastAsia" w:hAnsiTheme="majorHAnsi" w:cstheme="majorBidi"/>
       <w:b/>
       <w:bCs/>
-      <w:color w:val="16324F"/>
+      <w:color w:val="4F81BD" w:themeColor="accent1"/>
     </w:rPr>
   </w:style>
   <w:style w:type="paragraph" w:styleId="Heading4">
@@ -8765,8 +1647,8 @@
       <w:contextualSpacing/>
     </w:pPr>
     <w:rPr>
-      <w:rFonts w:asciiTheme="majorHAnsi" w:eastAsiaTheme="majorEastAsia" w:hAnsiTheme="majorHAnsi" w:cstheme="majorBidi" w:ascii="Calibri" w:hAnsi="Calibri" w:eastAsia="微软雅黑"/>
-      <w:color w:val="16324F"/>
+      <w:rFonts w:asciiTheme="majorHAnsi" w:eastAsiaTheme="majorEastAsia" w:hAnsiTheme="majorHAnsi" w:cstheme="majorBidi" w:eastAsia="微软雅黑"/>
+      <w:color w:val="17365D" w:themeColor="text2" w:themeShade="BF"/>
       <w:spacing w:val="5"/>
       <w:kern w:val="28"/>
       <w:sz w:val="52"/>
